--- a/实验记录.docx
+++ b/实验记录.docx
@@ -4440,7 +4440,15 @@
         <w:rPr>
           <w:rFonts w:ascii="Calibri" w:hAnsi="Calibri" w:eastAsia="宋体"/>
         </w:rPr>
-        <w:t>首次提交哈希：待首次提交后补充</w:t>
+        <w:t>首次提交哈希：</w:t>
+      </w:r>
+      <w:r>
+        <w:rPr>
+          <w:rFonts w:ascii="Consolas" w:hAnsi="Consolas" w:eastAsia="宋体"/>
+          <w:color w:val="333333"/>
+          <w:sz w:val="18"/>
+        </w:rPr>
+        <w:t>c86f7ff8a6e45a2bd570a2129ee1abf980935313</w:t>
       </w:r>
     </w:p>
     <w:p>

--- a/实验记录.docx
+++ b/实验记录.docx
@@ -2396,7 +2396,158 @@
           <w:color w:val="1F1F1F"/>
           <w:sz w:val="23"/>
         </w:rPr>
-        <w:t>4.6 遇到的问题与处理</w:t>
+        <w:t>4.6 Skill 识别测试（新会话）</w:t>
+      </w:r>
+    </w:p>
+    <w:p>
+      <w:r>
+        <w:rPr>
+          <w:rFonts w:ascii="Calibri" w:hAnsi="Calibri" w:eastAsia="宋体"/>
+        </w:rPr>
+        <w:t>在项目根目录用 Claude Code CLI 启动新会话，要求列出可用 Skill：</w:t>
+      </w:r>
+    </w:p>
+    <w:p>
+      <w:pPr>
+        <w:spacing w:before="40" w:after="120"/>
+        <w:ind w:left="170"/>
+        <w:shd w:fill="F2F2F2"/>
+      </w:pPr>
+      <w:r>
+        <w:rPr>
+          <w:rFonts w:ascii="Consolas" w:hAnsi="Consolas" w:eastAsia="宋体"/>
+          <w:sz w:val="18"/>
+        </w:rPr>
+        <w:t>claude -p "列出当前会话可用的 skill 名称，只列名称，每行一个，不要调用任何工具。"</w:t>
+      </w:r>
+    </w:p>
+    <w:p>
+      <w:r>
+        <w:rPr>
+          <w:rFonts w:ascii="Calibri" w:hAnsi="Calibri" w:eastAsia="宋体"/>
+        </w:rPr>
+        <w:t>输出包含：</w:t>
+      </w:r>
+    </w:p>
+    <w:p>
+      <w:pPr>
+        <w:spacing w:before="40" w:after="120"/>
+        <w:ind w:left="170"/>
+        <w:shd w:fill="F2F2F2"/>
+      </w:pPr>
+      <w:r>
+        <w:rPr>
+          <w:rFonts w:ascii="Consolas" w:hAnsi="Consolas" w:eastAsia="宋体"/>
+          <w:sz w:val="18"/>
+        </w:rPr>
+        <w:t>de-analysis</w:t>
+        <w:br/>
+        <w:t>medical-dialogue</w:t>
+        <w:br/>
+        <w:t>skill-creator</w:t>
+        <w:br/>
+        <w:t>...</w:t>
+      </w:r>
+    </w:p>
+    <w:p>
+      <w:r>
+        <w:rPr>
+          <w:rFonts w:ascii="Calibri" w:hAnsi="Calibri" w:eastAsia="宋体"/>
+        </w:rPr>
+        <w:t xml:space="preserve">说明两个自建 Skill 和改造后的 </w:t>
+      </w:r>
+      <w:r>
+        <w:rPr>
+          <w:rFonts w:ascii="Consolas" w:hAnsi="Consolas" w:eastAsia="宋体"/>
+          <w:color w:val="333333"/>
+          <w:sz w:val="18"/>
+        </w:rPr>
+        <w:t>skill-creator</w:t>
+      </w:r>
+      <w:r>
+        <w:rPr>
+          <w:rFonts w:ascii="Calibri" w:hAnsi="Calibri" w:eastAsia="宋体"/>
+        </w:rPr>
+        <w:t xml:space="preserve"> 都能被新会话识别。完整输出见 </w:t>
+      </w:r>
+      <w:r>
+        <w:rPr>
+          <w:rFonts w:ascii="Consolas" w:hAnsi="Consolas" w:eastAsia="宋体"/>
+          <w:color w:val="333333"/>
+          <w:sz w:val="18"/>
+        </w:rPr>
+        <w:t>outputs/skill_discovery.log</w:t>
+      </w:r>
+      <w:r>
+        <w:rPr>
+          <w:rFonts w:ascii="Calibri" w:hAnsi="Calibri" w:eastAsia="宋体"/>
+        </w:rPr>
+        <w:t xml:space="preserve">。 当前正在运行的会话是在创建 Skill 之前启动的，技能注册表不会热刷新，直接调用 </w:t>
+      </w:r>
+      <w:r>
+        <w:rPr>
+          <w:rFonts w:ascii="Consolas" w:hAnsi="Consolas" w:eastAsia="宋体"/>
+          <w:color w:val="333333"/>
+          <w:sz w:val="18"/>
+        </w:rPr>
+        <w:t>medical-dialogue</w:t>
+      </w:r>
+      <w:r>
+        <w:rPr>
+          <w:rFonts w:ascii="Calibri" w:hAnsi="Calibri" w:eastAsia="宋体"/>
+        </w:rPr>
+        <w:t xml:space="preserve"> 会报 </w:t>
+      </w:r>
+      <w:r>
+        <w:rPr>
+          <w:rFonts w:ascii="Consolas" w:hAnsi="Consolas" w:eastAsia="宋体"/>
+          <w:color w:val="333333"/>
+          <w:sz w:val="18"/>
+        </w:rPr>
+        <w:t>Unknown skill</w:t>
+      </w:r>
+      <w:r>
+        <w:rPr>
+          <w:rFonts w:ascii="Calibri" w:hAnsi="Calibri" w:eastAsia="宋体"/>
+        </w:rPr>
+        <w:t>；新会话没有这个问题。这是会话缓存现象， 不是 Skill 目录或 frontmatter 的问题（结构校验 20/20 通过）。</w:t>
+      </w:r>
+    </w:p>
+    <w:p>
+      <w:r>
+        <w:rPr>
+          <w:rFonts w:ascii="Calibri" w:hAnsi="Calibri" w:eastAsia="宋体"/>
+        </w:rPr>
+        <w:t xml:space="preserve">同一次测试还出现 </w:t>
+      </w:r>
+      <w:r>
+        <w:rPr>
+          <w:rFonts w:ascii="Consolas" w:hAnsi="Consolas" w:eastAsia="宋体"/>
+          <w:color w:val="333333"/>
+          <w:sz w:val="18"/>
+        </w:rPr>
+        <w:t>[claude-code:unrecognized_model]</w:t>
+      </w:r>
+      <w:r>
+        <w:rPr>
+          <w:rFonts w:ascii="Calibri" w:hAnsi="Calibri" w:eastAsia="宋体"/>
+        </w:rPr>
+        <w:t>，仅用于生成会话标题； 主对话、工具调用和 Skill 识别均正常，属于模型别名兼容性提示。</w:t>
+      </w:r>
+    </w:p>
+    <w:p>
+      <w:pPr>
+        <w:pStyle w:val="Heading3"/>
+        <w:spacing w:before="120" w:after="80"/>
+      </w:pPr>
+      <w:r>
+        <w:rPr>
+          <w:rFonts w:ascii="Calibri" w:hAnsi="Calibri" w:eastAsia="黑体"/>
+          <w:b/>
+          <w:color w:val="1F1F1F"/>
+          <w:sz w:val="23"/>
+        </w:rPr>
+        <w:t>4.7 遇到的问题与处理</w:t>
       </w:r>
     </w:p>
     <w:p>
@@ -5705,6 +5856,225 @@
           </w:p>
         </w:tc>
       </w:tr>
+      <w:tr>
+        <w:tc>
+          <w:tcPr>
+            <w:tcW w:type="dxa" w:w="2353"/>
+          </w:tcPr>
+          <w:p>
+            <w:pPr>
+              <w:spacing w:after="0"/>
+            </w:pPr>
+            <w:r>
+              <w:rPr>
+                <w:rFonts w:ascii="Calibri" w:hAnsi="Calibri" w:eastAsia="宋体"/>
+                <w:sz w:val="18"/>
+              </w:rPr>
+            </w:r>
+            <w:r>
+              <w:rPr>
+                <w:rFonts w:ascii="Calibri" w:hAnsi="Calibri" w:eastAsia="宋体"/>
+                <w:sz w:val="18"/>
+              </w:rPr>
+              <w:t>当前会话未热加载新 Skill</w:t>
+            </w:r>
+          </w:p>
+        </w:tc>
+        <w:tc>
+          <w:tcPr>
+            <w:tcW w:type="dxa" w:w="2353"/>
+          </w:tcPr>
+          <w:p>
+            <w:pPr>
+              <w:spacing w:after="0"/>
+            </w:pPr>
+            <w:r>
+              <w:rPr>
+                <w:rFonts w:ascii="Calibri" w:hAnsi="Calibri" w:eastAsia="宋体"/>
+                <w:sz w:val="18"/>
+              </w:rPr>
+            </w:r>
+            <w:r>
+              <w:rPr>
+                <w:rFonts w:ascii="Calibri" w:hAnsi="Calibri" w:eastAsia="宋体"/>
+                <w:sz w:val="18"/>
+              </w:rPr>
+              <w:t xml:space="preserve">调用 </w:t>
+            </w:r>
+            <w:r>
+              <w:rPr>
+                <w:rFonts w:ascii="Calibri" w:hAnsi="Calibri" w:eastAsia="宋体"/>
+                <w:color w:val="333333"/>
+                <w:sz w:val="18"/>
+              </w:rPr>
+              <w:t>medical-dialogue</w:t>
+            </w:r>
+            <w:r>
+              <w:rPr>
+                <w:rFonts w:ascii="Calibri" w:hAnsi="Calibri" w:eastAsia="宋体"/>
+                <w:sz w:val="18"/>
+              </w:rPr>
+              <w:t xml:space="preserve"> 报 </w:t>
+            </w:r>
+            <w:r>
+              <w:rPr>
+                <w:rFonts w:ascii="Calibri" w:hAnsi="Calibri" w:eastAsia="宋体"/>
+                <w:color w:val="333333"/>
+                <w:sz w:val="18"/>
+              </w:rPr>
+              <w:t>Unknown skill</w:t>
+            </w:r>
+          </w:p>
+        </w:tc>
+        <w:tc>
+          <w:tcPr>
+            <w:tcW w:type="dxa" w:w="2353"/>
+          </w:tcPr>
+          <w:p>
+            <w:pPr>
+              <w:spacing w:after="0"/>
+            </w:pPr>
+            <w:r>
+              <w:rPr>
+                <w:rFonts w:ascii="Calibri" w:hAnsi="Calibri" w:eastAsia="宋体"/>
+                <w:sz w:val="18"/>
+              </w:rPr>
+            </w:r>
+            <w:r>
+              <w:rPr>
+                <w:rFonts w:ascii="Calibri" w:hAnsi="Calibri" w:eastAsia="宋体"/>
+                <w:sz w:val="18"/>
+              </w:rPr>
+              <w:t>用新会话测试</w:t>
+            </w:r>
+          </w:p>
+        </w:tc>
+        <w:tc>
+          <w:tcPr>
+            <w:tcW w:type="dxa" w:w="2353"/>
+          </w:tcPr>
+          <w:p>
+            <w:pPr>
+              <w:spacing w:after="0"/>
+            </w:pPr>
+            <w:r>
+              <w:rPr>
+                <w:rFonts w:ascii="Calibri" w:hAnsi="Calibri" w:eastAsia="宋体"/>
+                <w:sz w:val="18"/>
+              </w:rPr>
+            </w:r>
+            <w:r>
+              <w:rPr>
+                <w:rFonts w:ascii="Calibri" w:hAnsi="Calibri" w:eastAsia="宋体"/>
+                <w:sz w:val="18"/>
+              </w:rPr>
+              <w:t>新会话列出 de-analysis、medical-dialogue、skill-creator</w:t>
+            </w:r>
+          </w:p>
+        </w:tc>
+      </w:tr>
+      <w:tr>
+        <w:tc>
+          <w:tcPr>
+            <w:tcW w:type="dxa" w:w="2353"/>
+          </w:tcPr>
+          <w:p>
+            <w:pPr>
+              <w:spacing w:after="0"/>
+            </w:pPr>
+            <w:r>
+              <w:rPr>
+                <w:rFonts w:ascii="Calibri" w:hAnsi="Calibri" w:eastAsia="宋体"/>
+                <w:sz w:val="18"/>
+              </w:rPr>
+            </w:r>
+            <w:r>
+              <w:rPr>
+                <w:rFonts w:ascii="Calibri" w:hAnsi="Calibri" w:eastAsia="宋体"/>
+                <w:sz w:val="18"/>
+              </w:rPr>
+              <w:t>CLI 标题生成提示 unrecognized_model</w:t>
+            </w:r>
+          </w:p>
+        </w:tc>
+        <w:tc>
+          <w:tcPr>
+            <w:tcW w:type="dxa" w:w="2353"/>
+          </w:tcPr>
+          <w:p>
+            <w:pPr>
+              <w:spacing w:after="0"/>
+            </w:pPr>
+            <w:r>
+              <w:rPr>
+                <w:rFonts w:ascii="Calibri" w:hAnsi="Calibri" w:eastAsia="宋体"/>
+                <w:sz w:val="18"/>
+              </w:rPr>
+            </w:r>
+            <w:r>
+              <w:rPr>
+                <w:rFonts w:ascii="Calibri" w:hAnsi="Calibri" w:eastAsia="宋体"/>
+                <w:color w:val="333333"/>
+                <w:sz w:val="18"/>
+              </w:rPr>
+              <w:t>deepseek-flash[1M]</w:t>
+            </w:r>
+            <w:r>
+              <w:rPr>
+                <w:rFonts w:ascii="Calibri" w:hAnsi="Calibri" w:eastAsia="宋体"/>
+                <w:sz w:val="18"/>
+              </w:rPr>
+              <w:t xml:space="preserve"> 不被识别为标题模型</w:t>
+            </w:r>
+          </w:p>
+        </w:tc>
+        <w:tc>
+          <w:tcPr>
+            <w:tcW w:type="dxa" w:w="2353"/>
+          </w:tcPr>
+          <w:p>
+            <w:pPr>
+              <w:spacing w:after="0"/>
+            </w:pPr>
+            <w:r>
+              <w:rPr>
+                <w:rFonts w:ascii="Calibri" w:hAnsi="Calibri" w:eastAsia="宋体"/>
+                <w:sz w:val="18"/>
+              </w:rPr>
+            </w:r>
+            <w:r>
+              <w:rPr>
+                <w:rFonts w:ascii="Calibri" w:hAnsi="Calibri" w:eastAsia="宋体"/>
+                <w:sz w:val="18"/>
+              </w:rPr>
+              <w:t>仅影响会话标题，不影响主流程</w:t>
+            </w:r>
+          </w:p>
+        </w:tc>
+        <w:tc>
+          <w:tcPr>
+            <w:tcW w:type="dxa" w:w="2353"/>
+          </w:tcPr>
+          <w:p>
+            <w:pPr>
+              <w:spacing w:after="0"/>
+            </w:pPr>
+            <w:r>
+              <w:rPr>
+                <w:rFonts w:ascii="Calibri" w:hAnsi="Calibri" w:eastAsia="宋体"/>
+                <w:sz w:val="18"/>
+              </w:rPr>
+            </w:r>
+            <w:r>
+              <w:rPr>
+                <w:rFonts w:ascii="Calibri" w:hAnsi="Calibri" w:eastAsia="宋体"/>
+                <w:sz w:val="18"/>
+              </w:rPr>
+              <w:t>Skill 列表与任务执行正常</w:t>
+            </w:r>
+          </w:p>
+        </w:tc>
+      </w:tr>
     </w:tbl>
     <w:p/>
     <w:p>

--- a/实验记录.docx
+++ b/实验记录.docx
@@ -1601,6 +1601,114 @@
     </w:p>
     <w:p>
       <w:pPr>
+        <w:spacing w:before="120" w:after="40"/>
+        <w:jc w:val="center"/>
+      </w:pPr>
+      <w:r>
+        <w:drawing>
+          <wp:inline xmlns:a="http://schemas.openxmlformats.org/drawingml/2006/main" xmlns:pic="http://schemas.openxmlformats.org/drawingml/2006/picture">
+            <wp:extent cx="5580000" cy="3287758"/>
+            <wp:docPr id="1" name="Picture 1"/>
+            <wp:cNvGraphicFramePr>
+              <a:graphicFrameLocks noChangeAspect="1"/>
+            </wp:cNvGraphicFramePr>
+            <a:graphic>
+              <a:graphicData uri="http://schemas.openxmlformats.org/drawingml/2006/picture">
+                <pic:pic>
+                  <pic:nvPicPr>
+                    <pic:cNvPr id="0" name="01_ccswitch_deepseek.png"/>
+                    <pic:cNvPicPr/>
+                  </pic:nvPicPr>
+                  <pic:blipFill>
+                    <a:blip r:embed="rId9"/>
+                    <a:stretch>
+                      <a:fillRect/>
+                    </a:stretch>
+                  </pic:blipFill>
+                  <pic:spPr>
+                    <a:xfrm>
+                      <a:off x="0" y="0"/>
+                      <a:ext cx="5580000" cy="3287758"/>
+                    </a:xfrm>
+                    <a:prstGeom prst="rect"/>
+                  </pic:spPr>
+                </pic:pic>
+              </a:graphicData>
+            </a:graphic>
+          </wp:inline>
+        </w:drawing>
+      </w:r>
+    </w:p>
+    <w:p>
+      <w:pPr>
+        <w:spacing w:after="160"/>
+        <w:jc w:val="center"/>
+      </w:pPr>
+      <w:r>
+        <w:rPr>
+          <w:rFonts w:ascii="Calibri" w:hAnsi="Calibri" w:eastAsia="宋体"/>
+          <w:color w:val="555555"/>
+          <w:sz w:val="18"/>
+        </w:rPr>
+        <w:t>图 1  CC Switch：Claude Code 当前使用 DeepSeek 直连（页面未显示密钥）</w:t>
+      </w:r>
+    </w:p>
+    <w:p>
+      <w:pPr>
+        <w:spacing w:before="120" w:after="40"/>
+        <w:jc w:val="center"/>
+      </w:pPr>
+      <w:r>
+        <w:drawing>
+          <wp:inline xmlns:a="http://schemas.openxmlformats.org/drawingml/2006/main" xmlns:pic="http://schemas.openxmlformats.org/drawingml/2006/picture">
+            <wp:extent cx="5580000" cy="1953972"/>
+            <wp:docPr id="2" name="Picture 2"/>
+            <wp:cNvGraphicFramePr>
+              <a:graphicFrameLocks noChangeAspect="1"/>
+            </wp:cNvGraphicFramePr>
+            <a:graphic>
+              <a:graphicData uri="http://schemas.openxmlformats.org/drawingml/2006/picture">
+                <pic:pic>
+                  <pic:nvPicPr>
+                    <pic:cNvPr id="0" name="01b_connection_ok_file.png"/>
+                    <pic:cNvPicPr/>
+                  </pic:nvPicPr>
+                  <pic:blipFill>
+                    <a:blip r:embed="rId10"/>
+                    <a:stretch>
+                      <a:fillRect/>
+                    </a:stretch>
+                  </pic:blipFill>
+                  <pic:spPr>
+                    <a:xfrm>
+                      <a:off x="0" y="0"/>
+                      <a:ext cx="5580000" cy="1953972"/>
+                    </a:xfrm>
+                    <a:prstGeom prst="rect"/>
+                  </pic:spPr>
+                </pic:pic>
+              </a:graphicData>
+            </a:graphic>
+          </wp:inline>
+        </w:drawing>
+      </w:r>
+    </w:p>
+    <w:p>
+      <w:pPr>
+        <w:spacing w:after="160"/>
+        <w:jc w:val="center"/>
+      </w:pPr>
+      <w:r>
+        <w:rPr>
+          <w:rFonts w:ascii="Calibri" w:hAnsi="Calibri" w:eastAsia="宋体"/>
+          <w:color w:val="555555"/>
+          <w:sz w:val="18"/>
+        </w:rPr>
+        <w:t>图 2  连接测试文件 connection_ok.txt 的实际内容</w:t>
+      </w:r>
+    </w:p>
+    <w:p>
+      <w:pPr>
         <w:pStyle w:val="Heading3"/>
         <w:spacing w:before="120" w:after="80"/>
       </w:pPr>
@@ -1680,6 +1788,133 @@
           <w:rFonts w:ascii="Calibri" w:hAnsi="Calibri" w:eastAsia="宋体"/>
         </w:rPr>
         <w:t>结论：请求实际发往 DeepSeek 的兼容端点，HTTP 200，响应模型与配置一致。密钥只存在于 用户级配置中，未写入任何提交文件。</w:t>
+      </w:r>
+    </w:p>
+    <w:p>
+      <w:pPr>
+        <w:pStyle w:val="Heading3"/>
+        <w:spacing w:before="120" w:after="80"/>
+      </w:pPr>
+      <w:r>
+        <w:rPr>
+          <w:rFonts w:ascii="Calibri" w:hAnsi="Calibri" w:eastAsia="黑体"/>
+          <w:b/>
+          <w:color w:val="1F1F1F"/>
+          <w:sz w:val="23"/>
+        </w:rPr>
+        <w:t>2.4 连接测试文件的创建与回读</w:t>
+      </w:r>
+    </w:p>
+    <w:p>
+      <w:r>
+        <w:rPr>
+          <w:rFonts w:ascii="Calibri" w:hAnsi="Calibri" w:eastAsia="宋体"/>
+        </w:rPr>
+        <w:t xml:space="preserve">按实验步骤二.1(4)，用写入工具创建 </w:t>
+      </w:r>
+      <w:r>
+        <w:rPr>
+          <w:rFonts w:ascii="Consolas" w:hAnsi="Consolas" w:eastAsia="宋体"/>
+          <w:color w:val="333333"/>
+          <w:sz w:val="18"/>
+        </w:rPr>
+        <w:t>connection_ok.txt</w:t>
+      </w:r>
+      <w:r>
+        <w:rPr>
+          <w:rFonts w:ascii="Calibri" w:hAnsi="Calibri" w:eastAsia="宋体"/>
+        </w:rPr>
+        <w:t xml:space="preserve"> 并立即用读取工具回读：</w:t>
+      </w:r>
+    </w:p>
+    <w:p>
+      <w:pPr>
+        <w:pStyle w:val="ListBullet"/>
+      </w:pPr>
+      <w:r>
+        <w:rPr>
+          <w:rFonts w:ascii="Calibri" w:hAnsi="Calibri" w:eastAsia="宋体"/>
+        </w:rPr>
+        <w:t>写入内容：</w:t>
+      </w:r>
+      <w:r>
+        <w:rPr>
+          <w:rFonts w:ascii="Consolas" w:hAnsi="Consolas" w:eastAsia="宋体"/>
+          <w:color w:val="333333"/>
+          <w:sz w:val="18"/>
+        </w:rPr>
+        <w:t>连接成功，服务商：DeepSeek，模型：deepseek-flash[1m]</w:t>
+      </w:r>
+    </w:p>
+    <w:p>
+      <w:pPr>
+        <w:pStyle w:val="ListBullet"/>
+      </w:pPr>
+      <w:r>
+        <w:rPr>
+          <w:rFonts w:ascii="Calibri" w:hAnsi="Calibri" w:eastAsia="宋体"/>
+        </w:rPr>
+        <w:t>回读结果与写入完全一致，文件 66 字节，UTF-8 编码。</w:t>
+      </w:r>
+    </w:p>
+    <w:p>
+      <w:pPr>
+        <w:pStyle w:val="ListBullet"/>
+      </w:pPr>
+      <w:r>
+        <w:rPr>
+          <w:rFonts w:ascii="Calibri" w:hAnsi="Calibri" w:eastAsia="宋体"/>
+        </w:rPr>
+        <w:t>项目根目录保留一份，</w:t>
+      </w:r>
+      <w:r>
+        <w:rPr>
+          <w:rFonts w:ascii="Consolas" w:hAnsi="Consolas" w:eastAsia="宋体"/>
+          <w:color w:val="333333"/>
+          <w:sz w:val="18"/>
+        </w:rPr>
+        <w:t>outputs/01_connection/connection_ok.txt</w:t>
+      </w:r>
+      <w:r>
+        <w:rPr>
+          <w:rFonts w:ascii="Calibri" w:hAnsi="Calibri" w:eastAsia="宋体"/>
+        </w:rPr>
+        <w:t xml:space="preserve"> 为运行产物副本。</w:t>
+      </w:r>
+    </w:p>
+    <w:p>
+      <w:r>
+        <w:rPr>
+          <w:rFonts w:ascii="Calibri" w:hAnsi="Calibri" w:eastAsia="宋体"/>
+        </w:rPr>
+        <w:t>说明：该文件内容是按实验要求写入的测试字符串，</w:t>
+      </w:r>
+      <w:r>
+        <w:rPr>
+          <w:rFonts w:ascii="Calibri" w:hAnsi="Calibri" w:eastAsia="宋体"/>
+          <w:b/>
+        </w:rPr>
+        <w:t>不能单独作为“连的是 DeepSeek”的证据</w:t>
+      </w:r>
+      <w:r>
+        <w:rPr>
+          <w:rFonts w:ascii="Calibri" w:hAnsi="Calibri" w:eastAsia="宋体"/>
+        </w:rPr>
+        <w:t>； 真正的证据是 2.3 的实际请求响应（HTTP 200、</w:t>
+      </w:r>
+      <w:r>
+        <w:rPr>
+          <w:rFonts w:ascii="Consolas" w:hAnsi="Consolas" w:eastAsia="宋体"/>
+          <w:color w:val="333333"/>
+          <w:sz w:val="18"/>
+        </w:rPr>
+        <w:t>response_model</w:t>
+      </w:r>
+      <w:r>
+        <w:rPr>
+          <w:rFonts w:ascii="Calibri" w:hAnsi="Calibri" w:eastAsia="宋体"/>
+        </w:rPr>
+        <w:t xml:space="preserve"> 与配置一致），以及 CC Switch 显示的启用状态。</w:t>
       </w:r>
     </w:p>
     <w:p>
@@ -1812,6 +2047,60 @@
           <w:rFonts w:ascii="Calibri" w:hAnsi="Calibri" w:eastAsia="宋体"/>
         </w:rPr>
         <w:t>工具调用观察：写入工具返回成功状态和实际路径；读取工具返回带行号的内容；外部修改后 文件大小变为 237 字节、修改时间更新；再次读取立即反映新内容。</w:t>
+      </w:r>
+    </w:p>
+    <w:p>
+      <w:pPr>
+        <w:spacing w:before="120" w:after="40"/>
+        <w:jc w:val="center"/>
+      </w:pPr>
+      <w:r>
+        <w:drawing>
+          <wp:inline xmlns:a="http://schemas.openxmlformats.org/drawingml/2006/main" xmlns:pic="http://schemas.openxmlformats.org/drawingml/2006/picture">
+            <wp:extent cx="5580000" cy="5303857"/>
+            <wp:docPr id="3" name="Picture 3"/>
+            <wp:cNvGraphicFramePr>
+              <a:graphicFrameLocks noChangeAspect="1"/>
+            </wp:cNvGraphicFramePr>
+            <a:graphic>
+              <a:graphicData uri="http://schemas.openxmlformats.org/drawingml/2006/picture">
+                <pic:pic>
+                  <pic:nvPicPr>
+                    <pic:cNvPr id="0" name="05a_file_modified_content.png"/>
+                    <pic:cNvPicPr/>
+                  </pic:nvPicPr>
+                  <pic:blipFill>
+                    <a:blip r:embed="rId11"/>
+                    <a:stretch>
+                      <a:fillRect/>
+                    </a:stretch>
+                  </pic:blipFill>
+                  <pic:spPr>
+                    <a:xfrm>
+                      <a:off x="0" y="0"/>
+                      <a:ext cx="5580000" cy="5303857"/>
+                    </a:xfrm>
+                    <a:prstGeom prst="rect"/>
+                  </pic:spPr>
+                </pic:pic>
+              </a:graphicData>
+            </a:graphic>
+          </wp:inline>
+        </w:drawing>
+      </w:r>
+    </w:p>
+    <w:p>
+      <w:pPr>
+        <w:spacing w:after="160"/>
+        <w:jc w:val="center"/>
+      </w:pPr>
+      <w:r>
+        <w:rPr>
+          <w:rFonts w:ascii="Calibri" w:hAnsi="Calibri" w:eastAsia="宋体"/>
+          <w:color w:val="555555"/>
+          <w:sz w:val="18"/>
+        </w:rPr>
+        <w:t>图 3  实验记录.txt 在 Agent 之外被修改后的实际内容</w:t>
       </w:r>
     </w:p>
     <w:p>
@@ -4850,7 +5139,7 @@
           <w:color w:val="1F1F1F"/>
           <w:sz w:val="23"/>
         </w:rPr>
-        <w:t>9.2 需要人工补拍/补做的截图</w:t>
+        <w:t>9.2 截图与待补材料</w:t>
       </w:r>
     </w:p>
     <w:p>
@@ -4858,20 +5147,21 @@
         <w:rPr>
           <w:rFonts w:ascii="Calibri" w:hAnsi="Calibri" w:eastAsia="宋体"/>
         </w:rPr>
-        <w:t>Agent 无法替代用户截取真实界面，以下截图需在本机补拍，且</w:t>
+        <w:t xml:space="preserve">已收到的截图放在 </w:t>
       </w:r>
       <w:r>
         <w:rPr>
-          <w:rFonts w:ascii="Calibri" w:hAnsi="Calibri" w:eastAsia="宋体"/>
-          <w:b/>
+          <w:rFonts w:ascii="Consolas" w:hAnsi="Consolas" w:eastAsia="宋体"/>
+          <w:color w:val="333333"/>
+          <w:sz w:val="18"/>
         </w:rPr>
-        <w:t>遮挡密钥</w:t>
+        <w:t>docs/screenshots/</w:t>
       </w:r>
       <w:r>
         <w:rPr>
           <w:rFonts w:ascii="Calibri" w:hAnsi="Calibri" w:eastAsia="宋体"/>
         </w:rPr>
-        <w:t>：</w:t>
+        <w:t>，并已插入本文档第二、三节：</w:t>
       </w:r>
     </w:p>
     <w:p>
@@ -4879,7 +5169,29 @@
         <w:pStyle w:val="ListBullet"/>
       </w:pPr>
       <w:r>
-        <w:t>[ ] CC Switch 的 DeepSeek 服务商配置页（密钥打码）</w:t>
+        <w:t>[x] CC Switch 的 DeepSeek 服务商配置页，画面中未出现密钥</w:t>
+      </w:r>
+    </w:p>
+    <w:p>
+      <w:r>
+        <w:rPr>
+          <w:rFonts w:ascii="Calibri" w:hAnsi="Calibri" w:eastAsia="宋体"/>
+        </w:rPr>
+        <w:t>（</w:t>
+      </w:r>
+      <w:r>
+        <w:rPr>
+          <w:rFonts w:ascii="Consolas" w:hAnsi="Consolas" w:eastAsia="宋体"/>
+          <w:color w:val="333333"/>
+          <w:sz w:val="18"/>
+        </w:rPr>
+        <w:t>01_ccswitch_deepseek.png</w:t>
+      </w:r>
+      <w:r>
+        <w:rPr>
+          <w:rFonts w:ascii="Calibri" w:hAnsi="Calibri" w:eastAsia="宋体"/>
+        </w:rPr>
+        <w:t>；该页是服务商列表，Base URL 与模型名见 2.2 表格， 需要页面级证据可补拍编辑页）</w:t>
       </w:r>
     </w:p>
     <w:p>
@@ -4887,7 +5199,79 @@
         <w:pStyle w:val="ListBullet"/>
       </w:pPr>
       <w:r>
-        <w:t>[ ] VS Code 中 Claude Code 的成功响应</w:t>
+        <w:t xml:space="preserve">[x] 连接测试文件 </w:t>
+      </w:r>
+      <w:r>
+        <w:rPr>
+          <w:rFonts w:ascii="Consolas" w:hAnsi="Consolas" w:eastAsia="宋体"/>
+          <w:color w:val="333333"/>
+          <w:sz w:val="18"/>
+        </w:rPr>
+        <w:t>connection_ok.txt</w:t>
+      </w:r>
+      <w:r>
+        <w:rPr>
+          <w:rFonts w:ascii="Calibri" w:hAnsi="Calibri" w:eastAsia="宋体"/>
+        </w:rPr>
+        <w:t xml:space="preserve"> 的实际内容（</w:t>
+      </w:r>
+      <w:r>
+        <w:rPr>
+          <w:rFonts w:ascii="Consolas" w:hAnsi="Consolas" w:eastAsia="宋体"/>
+          <w:color w:val="333333"/>
+          <w:sz w:val="18"/>
+        </w:rPr>
+        <w:t>01b_connection_ok_file.png</w:t>
+      </w:r>
+      <w:r>
+        <w:rPr>
+          <w:rFonts w:ascii="Calibri" w:hAnsi="Calibri" w:eastAsia="宋体"/>
+        </w:rPr>
+        <w:t>）</w:t>
+      </w:r>
+    </w:p>
+    <w:p>
+      <w:pPr>
+        <w:pStyle w:val="ListBullet"/>
+      </w:pPr>
+      <w:r>
+        <w:t xml:space="preserve">[x] </w:t>
+      </w:r>
+      <w:r>
+        <w:rPr>
+          <w:rFonts w:ascii="Consolas" w:hAnsi="Consolas" w:eastAsia="宋体"/>
+          <w:color w:val="333333"/>
+          <w:sz w:val="18"/>
+        </w:rPr>
+        <w:t>实验记录.txt</w:t>
+      </w:r>
+      <w:r>
+        <w:rPr>
+          <w:rFonts w:ascii="Calibri" w:hAnsi="Calibri" w:eastAsia="宋体"/>
+        </w:rPr>
+        <w:t xml:space="preserve"> 手动修改后的实际内容（</w:t>
+      </w:r>
+      <w:r>
+        <w:rPr>
+          <w:rFonts w:ascii="Consolas" w:hAnsi="Consolas" w:eastAsia="宋体"/>
+          <w:color w:val="333333"/>
+          <w:sz w:val="18"/>
+        </w:rPr>
+        <w:t>05a_file_modified_content.png</w:t>
+      </w:r>
+      <w:r>
+        <w:rPr>
+          <w:rFonts w:ascii="Calibri" w:hAnsi="Calibri" w:eastAsia="宋体"/>
+        </w:rPr>
+        <w:t>）</w:t>
+      </w:r>
+    </w:p>
+    <w:p>
+      <w:pPr>
+        <w:pStyle w:val="ListBullet"/>
+      </w:pPr>
+      <w:r>
+        <w:t>[ ] VS Code 中 Claude Code 的成功响应（同一张图里带上模型状态栏）</w:t>
       </w:r>
     </w:p>
     <w:p>
@@ -4945,15 +5329,7 @@
         <w:rPr>
           <w:rFonts w:ascii="Calibri" w:hAnsi="Calibri" w:eastAsia="宋体"/>
         </w:rPr>
-        <w:t xml:space="preserve"> 第一次读取结果</w:t>
-      </w:r>
-    </w:p>
-    <w:p>
-      <w:pPr>
-        <w:pStyle w:val="ListBullet"/>
-      </w:pPr>
-      <w:r>
-        <w:t>[ ] 手动修改后的内容与第二次读取结果</w:t>
+        <w:t xml:space="preserve"> 第一次读取结果（可与手动修改截图合并为前后对比）</w:t>
       </w:r>
     </w:p>
     <w:p>

--- a/实验记录.docx
+++ b/实验记录.docx
@@ -441,6 +441,93 @@
                 <w:sz w:val="18"/>
               </w:rPr>
               <w:t>.claude/skills/medical-dialogue/</w:t>
+            </w:r>
+          </w:p>
+        </w:tc>
+      </w:tr>
+      <w:tr>
+        <w:tc>
+          <w:tcPr>
+            <w:tcW w:type="dxa" w:w="3137"/>
+          </w:tcPr>
+          <w:p>
+            <w:pPr>
+              <w:spacing w:after="0"/>
+            </w:pPr>
+            <w:r>
+              <w:rPr>
+                <w:rFonts w:ascii="Calibri" w:hAnsi="Calibri" w:eastAsia="宋体"/>
+                <w:sz w:val="18"/>
+              </w:rPr>
+            </w:r>
+            <w:r>
+              <w:rPr>
+                <w:rFonts w:ascii="Calibri" w:hAnsi="Calibri" w:eastAsia="宋体"/>
+                <w:sz w:val="18"/>
+              </w:rPr>
+              <w:t>用提供的真实数据完成差异分析</w:t>
+            </w:r>
+          </w:p>
+        </w:tc>
+        <w:tc>
+          <w:tcPr>
+            <w:tcW w:type="dxa" w:w="3137"/>
+          </w:tcPr>
+          <w:p>
+            <w:pPr>
+              <w:spacing w:after="0"/>
+            </w:pPr>
+            <w:r>
+              <w:rPr>
+                <w:rFonts w:ascii="Calibri" w:hAnsi="Calibri" w:eastAsia="宋体"/>
+                <w:sz w:val="18"/>
+              </w:rPr>
+            </w:r>
+            <w:r>
+              <w:rPr>
+                <w:rFonts w:ascii="Calibri" w:hAnsi="Calibri" w:eastAsia="宋体"/>
+                <w:sz w:val="18"/>
+              </w:rPr>
+              <w:t>TCGA-KIRC 20 样本，3,442 个显著基因</w:t>
+            </w:r>
+          </w:p>
+        </w:tc>
+        <w:tc>
+          <w:tcPr>
+            <w:tcW w:type="dxa" w:w="3137"/>
+          </w:tcPr>
+          <w:p>
+            <w:pPr>
+              <w:spacing w:after="0"/>
+            </w:pPr>
+            <w:r>
+              <w:rPr>
+                <w:rFonts w:ascii="Calibri" w:hAnsi="Calibri" w:eastAsia="宋体"/>
+                <w:sz w:val="18"/>
+              </w:rPr>
+            </w:r>
+            <w:r>
+              <w:rPr>
+                <w:rFonts w:ascii="Calibri" w:hAnsi="Calibri" w:eastAsia="宋体"/>
+                <w:color w:val="333333"/>
+                <w:sz w:val="18"/>
+              </w:rPr>
+              <w:t>outputs/07_tcga_kirc/</w:t>
+            </w:r>
+            <w:r>
+              <w:rPr>
+                <w:rFonts w:ascii="Calibri" w:hAnsi="Calibri" w:eastAsia="宋体"/>
+                <w:sz w:val="18"/>
+              </w:rPr>
+              <w:t>、</w:t>
+            </w:r>
+            <w:r>
+              <w:rPr>
+                <w:rFonts w:ascii="Calibri" w:hAnsi="Calibri" w:eastAsia="宋体"/>
+                <w:color w:val="333333"/>
+                <w:sz w:val="18"/>
+              </w:rPr>
+              <w:t>TCGA-KIRC/README.md</w:t>
             </w:r>
           </w:p>
         </w:tc>
@@ -2256,25 +2343,34 @@
       </w:r>
     </w:p>
     <w:p>
-      <w:r>
-        <w:rPr>
-          <w:rFonts w:ascii="Calibri" w:hAnsi="Calibri" w:eastAsia="宋体"/>
-        </w:rPr>
-        <w:t xml:space="preserve">教师提供的真实表达矩阵未出现在工作区，因此使用 </w:t>
-      </w:r>
+      <w:pPr>
+        <w:pStyle w:val="Heading4"/>
+        <w:spacing w:before="120" w:after="80"/>
+      </w:pPr>
+      <w:r>
+        <w:rPr>
+          <w:rFonts w:ascii="Calibri" w:hAnsi="Calibri" w:eastAsia="黑体"/>
+          <w:b/>
+          <w:color w:val="1F1F1F"/>
+          <w:sz w:val="23"/>
+        </w:rPr>
+        <w:t>4.2.1 真实数据：TCGA-KIRC（主分析）</w:t>
+      </w:r>
+    </w:p>
+    <w:p>
       <w:r>
         <w:rPr>
           <w:rFonts w:ascii="Consolas" w:hAnsi="Consolas" w:eastAsia="宋体"/>
           <w:color w:val="333333"/>
           <w:sz w:val="18"/>
         </w:rPr>
-        <w:t>make_demo_data.py</w:t>
+        <w:t>TCGA-KIRC/</w:t>
       </w:r>
       <w:r>
         <w:rPr>
           <w:rFonts w:ascii="Calibri" w:hAnsi="Calibri" w:eastAsia="宋体"/>
         </w:rPr>
-        <w:t xml:space="preserve"> 生成模拟数据： 300 个基因 × 6 个样本（control 3、treat 3），负二项分布 counts，40 个真差异基因， log2FC 在 1.6–3.0 之间，另有 5 个全 0 基因用于测试零方差处理。随机种子 </w:t>
+        <w:t xml:space="preserve"> 为实验提供的肾透明细胞癌 RNA-seq 数据，详细来源与字段见 </w:t>
       </w:r>
       <w:r>
         <w:rPr>
@@ -2282,13 +2378,380 @@
           <w:color w:val="333333"/>
           <w:sz w:val="18"/>
         </w:rPr>
-        <w:t>20241027</w:t>
+        <w:t>TCGA-KIRC/README.md</w:t>
       </w:r>
       <w:r>
         <w:rPr>
           <w:rFonts w:ascii="Calibri" w:hAnsi="Calibri" w:eastAsia="宋体"/>
         </w:rPr>
-        <w:t>，可重复生成。</w:t>
+        <w:t>：</w:t>
+      </w:r>
+    </w:p>
+    <w:tbl>
+      <w:tblPr>
+        <w:tblStyle w:val="TableGrid"/>
+        <w:tblW w:type="auto" w:w="0"/>
+        <w:jc w:val="center"/>
+        <w:tblLook w:firstColumn="1" w:firstRow="1" w:lastColumn="0" w:lastRow="0" w:noHBand="0" w:noVBand="1" w:val="04A0"/>
+      </w:tblPr>
+      <w:tblGrid>
+        <w:gridCol w:w="4706"/>
+        <w:gridCol w:w="4706"/>
+      </w:tblGrid>
+      <w:tr>
+        <w:tc>
+          <w:tcPr>
+            <w:tcW w:type="dxa" w:w="4706"/>
+          </w:tcPr>
+          <w:p>
+            <w:pPr>
+              <w:spacing w:after="0"/>
+            </w:pPr>
+            <w:r>
+              <w:rPr>
+                <w:rFonts w:ascii="Calibri" w:hAnsi="Calibri" w:eastAsia="宋体"/>
+                <w:b/>
+                <w:sz w:val="18"/>
+              </w:rPr>
+            </w:r>
+            <w:r>
+              <w:rPr>
+                <w:rFonts w:ascii="Calibri" w:hAnsi="Calibri" w:eastAsia="宋体"/>
+                <w:b/>
+                <w:sz w:val="18"/>
+              </w:rPr>
+              <w:t>文件</w:t>
+            </w:r>
+          </w:p>
+        </w:tc>
+        <w:tc>
+          <w:tcPr>
+            <w:tcW w:type="dxa" w:w="4706"/>
+          </w:tcPr>
+          <w:p>
+            <w:pPr>
+              <w:spacing w:after="0"/>
+            </w:pPr>
+            <w:r>
+              <w:rPr>
+                <w:rFonts w:ascii="Calibri" w:hAnsi="Calibri" w:eastAsia="宋体"/>
+                <w:b/>
+                <w:sz w:val="18"/>
+              </w:rPr>
+            </w:r>
+            <w:r>
+              <w:rPr>
+                <w:rFonts w:ascii="Calibri" w:hAnsi="Calibri" w:eastAsia="宋体"/>
+                <w:b/>
+                <w:sz w:val="18"/>
+              </w:rPr>
+              <w:t>内容</w:t>
+            </w:r>
+          </w:p>
+        </w:tc>
+      </w:tr>
+      <w:tr>
+        <w:tc>
+          <w:tcPr>
+            <w:tcW w:type="dxa" w:w="4706"/>
+          </w:tcPr>
+          <w:p>
+            <w:pPr>
+              <w:spacing w:after="0"/>
+            </w:pPr>
+            <w:r>
+              <w:rPr>
+                <w:rFonts w:ascii="Calibri" w:hAnsi="Calibri" w:eastAsia="宋体"/>
+                <w:sz w:val="18"/>
+              </w:rPr>
+            </w:r>
+            <w:r>
+              <w:rPr>
+                <w:rFonts w:ascii="Calibri" w:hAnsi="Calibri" w:eastAsia="宋体"/>
+                <w:color w:val="333333"/>
+                <w:sz w:val="18"/>
+              </w:rPr>
+              <w:t>gene_counts.tsv</w:t>
+            </w:r>
+          </w:p>
+        </w:tc>
+        <w:tc>
+          <w:tcPr>
+            <w:tcW w:type="dxa" w:w="4706"/>
+          </w:tcPr>
+          <w:p>
+            <w:pPr>
+              <w:spacing w:after="0"/>
+            </w:pPr>
+            <w:r>
+              <w:rPr>
+                <w:rFonts w:ascii="Calibri" w:hAnsi="Calibri" w:eastAsia="宋体"/>
+                <w:sz w:val="18"/>
+              </w:rPr>
+            </w:r>
+            <w:r>
+              <w:rPr>
+                <w:rFonts w:ascii="Calibri" w:hAnsi="Calibri" w:eastAsia="宋体"/>
+                <w:sz w:val="18"/>
+              </w:rPr>
+              <w:t>60,660 个基因 × 20 个样本的 STAR 原始 counts</w:t>
+            </w:r>
+          </w:p>
+        </w:tc>
+      </w:tr>
+      <w:tr>
+        <w:tc>
+          <w:tcPr>
+            <w:tcW w:type="dxa" w:w="4706"/>
+          </w:tcPr>
+          <w:p>
+            <w:pPr>
+              <w:spacing w:after="0"/>
+            </w:pPr>
+            <w:r>
+              <w:rPr>
+                <w:rFonts w:ascii="Calibri" w:hAnsi="Calibri" w:eastAsia="宋体"/>
+                <w:sz w:val="18"/>
+              </w:rPr>
+            </w:r>
+            <w:r>
+              <w:rPr>
+                <w:rFonts w:ascii="Calibri" w:hAnsi="Calibri" w:eastAsia="宋体"/>
+                <w:color w:val="333333"/>
+                <w:sz w:val="18"/>
+              </w:rPr>
+              <w:t>sample_info.csv</w:t>
+            </w:r>
+          </w:p>
+        </w:tc>
+        <w:tc>
+          <w:tcPr>
+            <w:tcW w:type="dxa" w:w="4706"/>
+          </w:tcPr>
+          <w:p>
+            <w:pPr>
+              <w:spacing w:after="0"/>
+            </w:pPr>
+            <w:r>
+              <w:rPr>
+                <w:rFonts w:ascii="Calibri" w:hAnsi="Calibri" w:eastAsia="宋体"/>
+                <w:sz w:val="18"/>
+              </w:rPr>
+            </w:r>
+            <w:r>
+              <w:rPr>
+                <w:rFonts w:ascii="Calibri" w:hAnsi="Calibri" w:eastAsia="宋体"/>
+                <w:sz w:val="18"/>
+              </w:rPr>
+              <w:t>样本分组、患者 ID、GDC file UUID 与下载地址</w:t>
+            </w:r>
+          </w:p>
+        </w:tc>
+      </w:tr>
+      <w:tr>
+        <w:tc>
+          <w:tcPr>
+            <w:tcW w:type="dxa" w:w="4706"/>
+          </w:tcPr>
+          <w:p>
+            <w:pPr>
+              <w:spacing w:after="0"/>
+            </w:pPr>
+            <w:r>
+              <w:rPr>
+                <w:rFonts w:ascii="Calibri" w:hAnsi="Calibri" w:eastAsia="宋体"/>
+                <w:sz w:val="18"/>
+              </w:rPr>
+            </w:r>
+            <w:r>
+              <w:rPr>
+                <w:rFonts w:ascii="Calibri" w:hAnsi="Calibri" w:eastAsia="宋体"/>
+                <w:color w:val="333333"/>
+                <w:sz w:val="18"/>
+              </w:rPr>
+              <w:t>gene_annotation.tsv</w:t>
+            </w:r>
+          </w:p>
+        </w:tc>
+        <w:tc>
+          <w:tcPr>
+            <w:tcW w:type="dxa" w:w="4706"/>
+          </w:tcPr>
+          <w:p>
+            <w:pPr>
+              <w:spacing w:after="0"/>
+            </w:pPr>
+            <w:r>
+              <w:rPr>
+                <w:rFonts w:ascii="Calibri" w:hAnsi="Calibri" w:eastAsia="宋体"/>
+                <w:sz w:val="18"/>
+              </w:rPr>
+            </w:r>
+            <w:r>
+              <w:rPr>
+                <w:rFonts w:ascii="Calibri" w:hAnsi="Calibri" w:eastAsia="宋体"/>
+                <w:sz w:val="18"/>
+              </w:rPr>
+              <w:t xml:space="preserve">Ensembl </w:t>
+            </w:r>
+            <w:r>
+              <w:rPr>
+                <w:rFonts w:ascii="Calibri" w:hAnsi="Calibri" w:eastAsia="宋体"/>
+                <w:color w:val="333333"/>
+                <w:sz w:val="18"/>
+              </w:rPr>
+              <w:t>gene_id</w:t>
+            </w:r>
+            <w:r>
+              <w:rPr>
+                <w:rFonts w:ascii="Calibri" w:hAnsi="Calibri" w:eastAsia="宋体"/>
+                <w:sz w:val="18"/>
+              </w:rPr>
+              <w:t xml:space="preserve"> 对应的 </w:t>
+            </w:r>
+            <w:r>
+              <w:rPr>
+                <w:rFonts w:ascii="Calibri" w:hAnsi="Calibri" w:eastAsia="宋体"/>
+                <w:color w:val="333333"/>
+                <w:sz w:val="18"/>
+              </w:rPr>
+              <w:t>gene_name</w:t>
+            </w:r>
+            <w:r>
+              <w:rPr>
+                <w:rFonts w:ascii="Calibri" w:hAnsi="Calibri" w:eastAsia="宋体"/>
+                <w:sz w:val="18"/>
+              </w:rPr>
+              <w:t>、</w:t>
+            </w:r>
+            <w:r>
+              <w:rPr>
+                <w:rFonts w:ascii="Calibri" w:hAnsi="Calibri" w:eastAsia="宋体"/>
+                <w:color w:val="333333"/>
+                <w:sz w:val="18"/>
+              </w:rPr>
+              <w:t>gene_type</w:t>
+            </w:r>
+          </w:p>
+        </w:tc>
+      </w:tr>
+      <w:tr>
+        <w:tc>
+          <w:tcPr>
+            <w:tcW w:type="dxa" w:w="4706"/>
+          </w:tcPr>
+          <w:p>
+            <w:pPr>
+              <w:spacing w:after="0"/>
+            </w:pPr>
+            <w:r>
+              <w:rPr>
+                <w:rFonts w:ascii="Calibri" w:hAnsi="Calibri" w:eastAsia="宋体"/>
+                <w:sz w:val="18"/>
+              </w:rPr>
+            </w:r>
+            <w:r>
+              <w:rPr>
+                <w:rFonts w:ascii="Calibri" w:hAnsi="Calibri" w:eastAsia="宋体"/>
+                <w:color w:val="333333"/>
+                <w:sz w:val="18"/>
+              </w:rPr>
+              <w:t>groups.csv</w:t>
+            </w:r>
+          </w:p>
+        </w:tc>
+        <w:tc>
+          <w:tcPr>
+            <w:tcW w:type="dxa" w:w="4706"/>
+          </w:tcPr>
+          <w:p>
+            <w:pPr>
+              <w:spacing w:after="0"/>
+            </w:pPr>
+            <w:r>
+              <w:rPr>
+                <w:rFonts w:ascii="Calibri" w:hAnsi="Calibri" w:eastAsia="宋体"/>
+                <w:sz w:val="18"/>
+              </w:rPr>
+            </w:r>
+            <w:r>
+              <w:rPr>
+                <w:rFonts w:ascii="Calibri" w:hAnsi="Calibri" w:eastAsia="宋体"/>
+                <w:sz w:val="18"/>
+              </w:rPr>
+              <w:t xml:space="preserve">由 </w:t>
+            </w:r>
+            <w:r>
+              <w:rPr>
+                <w:rFonts w:ascii="Calibri" w:hAnsi="Calibri" w:eastAsia="宋体"/>
+                <w:color w:val="333333"/>
+                <w:sz w:val="18"/>
+              </w:rPr>
+              <w:t>sample_info.csv</w:t>
+            </w:r>
+            <w:r>
+              <w:rPr>
+                <w:rFonts w:ascii="Calibri" w:hAnsi="Calibri" w:eastAsia="宋体"/>
+                <w:sz w:val="18"/>
+              </w:rPr>
+              <w:t xml:space="preserve"> 的 </w:t>
+            </w:r>
+            <w:r>
+              <w:rPr>
+                <w:rFonts w:ascii="Calibri" w:hAnsi="Calibri" w:eastAsia="宋体"/>
+                <w:color w:val="333333"/>
+                <w:sz w:val="18"/>
+              </w:rPr>
+              <w:t>sample_id</w:t>
+            </w:r>
+            <w:r>
+              <w:rPr>
+                <w:rFonts w:ascii="Calibri" w:hAnsi="Calibri" w:eastAsia="宋体"/>
+                <w:sz w:val="18"/>
+              </w:rPr>
+              <w:t>/</w:t>
+            </w:r>
+            <w:r>
+              <w:rPr>
+                <w:rFonts w:ascii="Calibri" w:hAnsi="Calibri" w:eastAsia="宋体"/>
+                <w:color w:val="333333"/>
+                <w:sz w:val="18"/>
+              </w:rPr>
+              <w:t>group</w:t>
+            </w:r>
+            <w:r>
+              <w:rPr>
+                <w:rFonts w:ascii="Calibri" w:hAnsi="Calibri" w:eastAsia="宋体"/>
+                <w:sz w:val="18"/>
+              </w:rPr>
+              <w:t xml:space="preserve"> 派生的 </w:t>
+            </w:r>
+            <w:r>
+              <w:rPr>
+                <w:rFonts w:ascii="Calibri" w:hAnsi="Calibri" w:eastAsia="宋体"/>
+                <w:color w:val="333333"/>
+                <w:sz w:val="18"/>
+              </w:rPr>
+              <w:t>sample,group</w:t>
+            </w:r>
+            <w:r>
+              <w:rPr>
+                <w:rFonts w:ascii="Calibri" w:hAnsi="Calibri" w:eastAsia="宋体"/>
+                <w:sz w:val="18"/>
+              </w:rPr>
+              <w:t xml:space="preserve"> 两列表</w:t>
+            </w:r>
+          </w:p>
+        </w:tc>
+      </w:tr>
+    </w:tbl>
+    <w:p/>
+    <w:p>
+      <w:r>
+        <w:rPr>
+          <w:rFonts w:ascii="Calibri" w:hAnsi="Calibri" w:eastAsia="宋体"/>
+        </w:rPr>
+        <w:t>分组为 Normal（癌旁，</w:t>
       </w:r>
       <w:r>
         <w:rPr>
@@ -2296,21 +2759,13 @@
           <w:color w:val="333333"/>
           <w:sz w:val="18"/>
         </w:rPr>
-        <w:t>truth_demo.csv</w:t>
+        <w:t>-11A</w:t>
       </w:r>
       <w:r>
         <w:rPr>
           <w:rFonts w:ascii="Calibri" w:hAnsi="Calibri" w:eastAsia="宋体"/>
         </w:rPr>
-        <w:t xml:space="preserve"> 只用于自检，不参与分析。</w:t>
-      </w:r>
-    </w:p>
-    <w:p>
-      <w:r>
-        <w:rPr>
-          <w:rFonts w:ascii="Calibri" w:hAnsi="Calibri" w:eastAsia="宋体"/>
-        </w:rPr>
-        <w:t xml:space="preserve">这是模拟数据，不是教师数据；换成真实数据时保持 </w:t>
+        <w:t>）10 例、Tumor（原发灶，</w:t>
       </w:r>
       <w:r>
         <w:rPr>
@@ -2318,13 +2773,13 @@
           <w:color w:val="333333"/>
           <w:sz w:val="18"/>
         </w:rPr>
-        <w:t>gene_id + 样本列</w:t>
+        <w:t>-01A</w:t>
       </w:r>
       <w:r>
         <w:rPr>
           <w:rFonts w:ascii="Calibri" w:hAnsi="Calibri" w:eastAsia="宋体"/>
         </w:rPr>
-        <w:t xml:space="preserve"> 和 </w:t>
+        <w:t xml:space="preserve">）10 例，共 20 例； 样本与分组一一对应，校验报告 </w:t>
       </w:r>
       <w:r>
         <w:rPr>
@@ -2332,13 +2787,114 @@
           <w:color w:val="333333"/>
           <w:sz w:val="18"/>
         </w:rPr>
-        <w:t>sample,group</w:t>
+        <w:t>matrix_only_samples</w:t>
       </w:r>
       <w:r>
         <w:rPr>
           <w:rFonts w:ascii="Calibri" w:hAnsi="Calibri" w:eastAsia="宋体"/>
         </w:rPr>
-        <w:t xml:space="preserve"> 的列结构即可。</w:t>
+        <w:t xml:space="preserve"> 与 </w:t>
+      </w:r>
+      <w:r>
+        <w:rPr>
+          <w:rFonts w:ascii="Consolas" w:hAnsi="Consolas" w:eastAsia="宋体"/>
+          <w:color w:val="333333"/>
+          <w:sz w:val="18"/>
+        </w:rPr>
+        <w:t>groups_only_samples</w:t>
+      </w:r>
+      <w:r>
+        <w:rPr>
+          <w:rFonts w:ascii="Calibri" w:hAnsi="Calibri" w:eastAsia="宋体"/>
+        </w:rPr>
+        <w:t xml:space="preserve"> 均为空。 数据为原始 counts，脚本自动判为 </w:t>
+      </w:r>
+      <w:r>
+        <w:rPr>
+          <w:rFonts w:ascii="Consolas" w:hAnsi="Consolas" w:eastAsia="宋体"/>
+          <w:color w:val="333333"/>
+          <w:sz w:val="18"/>
+        </w:rPr>
+        <w:t>counts</w:t>
+      </w:r>
+      <w:r>
+        <w:rPr>
+          <w:rFonts w:ascii="Calibri" w:hAnsi="Calibri" w:eastAsia="宋体"/>
+        </w:rPr>
+        <w:t xml:space="preserve"> 类型。</w:t>
+      </w:r>
+    </w:p>
+    <w:p>
+      <w:pPr>
+        <w:pStyle w:val="Heading4"/>
+        <w:spacing w:before="120" w:after="80"/>
+      </w:pPr>
+      <w:r>
+        <w:rPr>
+          <w:rFonts w:ascii="Calibri" w:hAnsi="Calibri" w:eastAsia="黑体"/>
+          <w:b/>
+          <w:color w:val="1F1F1F"/>
+          <w:sz w:val="23"/>
+        </w:rPr>
+        <w:t>4.2.2 演示数据（方法自检）</w:t>
+      </w:r>
+    </w:p>
+    <w:p>
+      <w:r>
+        <w:rPr>
+          <w:rFonts w:ascii="Consolas" w:hAnsi="Consolas" w:eastAsia="宋体"/>
+          <w:color w:val="333333"/>
+          <w:sz w:val="18"/>
+        </w:rPr>
+        <w:t>skills/de-analysis/examples/</w:t>
+      </w:r>
+      <w:r>
+        <w:rPr>
+          <w:rFonts w:ascii="Calibri" w:hAnsi="Calibri" w:eastAsia="宋体"/>
+        </w:rPr>
+        <w:t xml:space="preserve"> 另保留 </w:t>
+      </w:r>
+      <w:r>
+        <w:rPr>
+          <w:rFonts w:ascii="Consolas" w:hAnsi="Consolas" w:eastAsia="宋体"/>
+          <w:color w:val="333333"/>
+          <w:sz w:val="18"/>
+        </w:rPr>
+        <w:t>make_demo_data.py</w:t>
+      </w:r>
+      <w:r>
+        <w:rPr>
+          <w:rFonts w:ascii="Calibri" w:hAnsi="Calibri" w:eastAsia="宋体"/>
+        </w:rPr>
+        <w:t xml:space="preserve"> 生成的模拟数据： 300 个基因 × 6 个样本（control 3、treat 3），40 个真差异基因，另有 5 个全 0 基因 用于测试零方差处理。随机种子 </w:t>
+      </w:r>
+      <w:r>
+        <w:rPr>
+          <w:rFonts w:ascii="Consolas" w:hAnsi="Consolas" w:eastAsia="宋体"/>
+          <w:color w:val="333333"/>
+          <w:sz w:val="18"/>
+        </w:rPr>
+        <w:t>20241027</w:t>
+      </w:r>
+      <w:r>
+        <w:rPr>
+          <w:rFonts w:ascii="Calibri" w:hAnsi="Calibri" w:eastAsia="宋体"/>
+        </w:rPr>
+        <w:t>，可重复生成。</w:t>
+      </w:r>
+      <w:r>
+        <w:rPr>
+          <w:rFonts w:ascii="Consolas" w:hAnsi="Consolas" w:eastAsia="宋体"/>
+          <w:color w:val="333333"/>
+          <w:sz w:val="18"/>
+        </w:rPr>
+        <w:t>truth_demo.csv</w:t>
+      </w:r>
+      <w:r>
+        <w:rPr>
+          <w:rFonts w:ascii="Calibri" w:hAnsi="Calibri" w:eastAsia="宋体"/>
+        </w:rPr>
+        <w:t xml:space="preserve"> 只用于自检， 不参与分析，也不作为本实验的主要结果。</w:t>
       </w:r>
     </w:p>
     <w:p>
@@ -2446,6 +3002,21 @@
           <w:sz w:val="23"/>
         </w:rPr>
         <w:t>4.4 运行命令与结果</w:t>
+      </w:r>
+    </w:p>
+    <w:p>
+      <w:pPr>
+        <w:pStyle w:val="Heading4"/>
+        <w:spacing w:before="120" w:after="80"/>
+      </w:pPr>
+      <w:r>
+        <w:rPr>
+          <w:rFonts w:ascii="Calibri" w:hAnsi="Calibri" w:eastAsia="黑体"/>
+          <w:b/>
+          <w:color w:val="1F1F1F"/>
+          <w:sz w:val="23"/>
+        </w:rPr>
+        <w:t>4.4.1 真实数据（TCGA-KIRC，主分析）</w:t>
       </w:r>
     </w:p>
     <w:p>
@@ -2459,13 +3030,15 @@
           <w:rFonts w:ascii="Consolas" w:hAnsi="Consolas" w:eastAsia="宋体"/>
           <w:sz w:val="18"/>
         </w:rPr>
-        <w:t>python .\.claude\skills\de-analysis\scripts\run.py `</w:t>
+        <w:t>python .\skills\de-analysis\scripts\run.py `</w:t>
         <w:br/>
-        <w:t xml:space="preserve">  --expression .\.claude\skills\de-analysis\examples\expression_demo.csv `</w:t>
+        <w:t xml:space="preserve">  --expression .\TCGA-KIRC\gene_counts.tsv `</w:t>
         <w:br/>
-        <w:t xml:space="preserve">  --groups .\.claude\skills\de-analysis\examples\groups_demo.csv `</w:t>
+        <w:t xml:space="preserve">  --groups .\TCGA-KIRC\groups.csv `</w:t>
         <w:br/>
-        <w:t xml:space="preserve">  --group-a control --group-b treat --output-dir .\outputs\03_skill_de</w:t>
+        <w:t xml:space="preserve">  --group-a Normal --group-b Tumor `</w:t>
+        <w:br/>
+        <w:t xml:space="preserve">  --output-dir .\outputs\07_tcga_kirc</w:t>
       </w:r>
     </w:p>
     <w:p>
@@ -2473,15 +3046,20 @@
         <w:rPr>
           <w:rFonts w:ascii="Calibri" w:hAnsi="Calibri" w:eastAsia="宋体"/>
         </w:rPr>
-        <w:t>结果：300 个基因，显著 20 个（上调 5、下调 15）；P 值范围 4.31e-05 ~ 1， padj 范围 0.0129 ~ 1；5 个零方差基因。</w:t>
-      </w:r>
-    </w:p>
-    <w:p>
+        <w:t xml:space="preserve">结果：60,660 个基因，显著 </w:t>
+      </w:r>
       <w:r>
         <w:rPr>
           <w:rFonts w:ascii="Calibri" w:hAnsi="Calibri" w:eastAsia="宋体"/>
-        </w:rPr>
-        <w:t>输出文件：</w:t>
+          <w:b/>
+        </w:rPr>
+        <w:t>3,442</w:t>
+      </w:r>
+      <w:r>
+        <w:rPr>
+          <w:rFonts w:ascii="Calibri" w:hAnsi="Calibri" w:eastAsia="宋体"/>
+        </w:rPr>
+        <w:t xml:space="preserve"> 个（Tumor 中上调 1,851、下调 1,591）； 10,900 个基因在全部样本中为 0，保留并标记 </w:t>
       </w:r>
       <w:r>
         <w:rPr>
@@ -2489,13 +3067,21 @@
           <w:color w:val="333333"/>
           <w:sz w:val="18"/>
         </w:rPr>
-        <w:t>de_results.csv</w:t>
+        <w:t>zero_variance</w:t>
       </w:r>
       <w:r>
         <w:rPr>
           <w:rFonts w:ascii="Calibri" w:hAnsi="Calibri" w:eastAsia="宋体"/>
         </w:rPr>
-        <w:t>、</w:t>
+        <w:t>；P 值为 NaN 后按 1 处理的基因同为零方差的 10,900 个。</w:t>
+      </w:r>
+    </w:p>
+    <w:p>
+      <w:r>
+        <w:rPr>
+          <w:rFonts w:ascii="Calibri" w:hAnsi="Calibri" w:eastAsia="宋体"/>
+        </w:rPr>
+        <w:t xml:space="preserve">按 padj 升序的前 10 个显著基因（名称由 </w:t>
       </w:r>
       <w:r>
         <w:rPr>
@@ -2503,13 +3089,1106 @@
           <w:color w:val="333333"/>
           <w:sz w:val="18"/>
         </w:rPr>
-        <w:t>de_significant.csv</w:t>
+        <w:t>annotate_results.py</w:t>
       </w:r>
       <w:r>
         <w:rPr>
           <w:rFonts w:ascii="Calibri" w:hAnsi="Calibri" w:eastAsia="宋体"/>
         </w:rPr>
-        <w:t>、</w:t>
+        <w:t xml:space="preserve"> 补齐）：</w:t>
+      </w:r>
+    </w:p>
+    <w:tbl>
+      <w:tblPr>
+        <w:tblStyle w:val="TableGrid"/>
+        <w:tblW w:type="auto" w:w="0"/>
+        <w:jc w:val="center"/>
+        <w:tblLook w:firstColumn="1" w:firstRow="1" w:lastColumn="0" w:lastRow="0" w:noHBand="0" w:noVBand="1" w:val="04A0"/>
+      </w:tblPr>
+      <w:tblGrid>
+        <w:gridCol w:w="2353"/>
+        <w:gridCol w:w="2353"/>
+        <w:gridCol w:w="2353"/>
+        <w:gridCol w:w="2353"/>
+      </w:tblGrid>
+      <w:tr>
+        <w:tc>
+          <w:tcPr>
+            <w:tcW w:type="dxa" w:w="2353"/>
+          </w:tcPr>
+          <w:p>
+            <w:pPr>
+              <w:spacing w:after="0"/>
+            </w:pPr>
+            <w:r>
+              <w:rPr>
+                <w:rFonts w:ascii="Calibri" w:hAnsi="Calibri" w:eastAsia="宋体"/>
+                <w:b/>
+                <w:sz w:val="18"/>
+              </w:rPr>
+            </w:r>
+            <w:r>
+              <w:rPr>
+                <w:rFonts w:ascii="Calibri" w:hAnsi="Calibri" w:eastAsia="宋体"/>
+                <w:b/>
+                <w:sz w:val="18"/>
+              </w:rPr>
+              <w:t>gene_name</w:t>
+            </w:r>
+          </w:p>
+        </w:tc>
+        <w:tc>
+          <w:tcPr>
+            <w:tcW w:type="dxa" w:w="2353"/>
+          </w:tcPr>
+          <w:p>
+            <w:pPr>
+              <w:spacing w:after="0"/>
+            </w:pPr>
+            <w:r>
+              <w:rPr>
+                <w:rFonts w:ascii="Calibri" w:hAnsi="Calibri" w:eastAsia="宋体"/>
+                <w:b/>
+                <w:sz w:val="18"/>
+              </w:rPr>
+            </w:r>
+            <w:r>
+              <w:rPr>
+                <w:rFonts w:ascii="Calibri" w:hAnsi="Calibri" w:eastAsia="宋体"/>
+                <w:b/>
+                <w:sz w:val="18"/>
+              </w:rPr>
+              <w:t>log2FoldChange</w:t>
+            </w:r>
+          </w:p>
+        </w:tc>
+        <w:tc>
+          <w:tcPr>
+            <w:tcW w:type="dxa" w:w="2353"/>
+          </w:tcPr>
+          <w:p>
+            <w:pPr>
+              <w:spacing w:after="0"/>
+            </w:pPr>
+            <w:r>
+              <w:rPr>
+                <w:rFonts w:ascii="Calibri" w:hAnsi="Calibri" w:eastAsia="宋体"/>
+                <w:b/>
+                <w:sz w:val="18"/>
+              </w:rPr>
+            </w:r>
+            <w:r>
+              <w:rPr>
+                <w:rFonts w:ascii="Calibri" w:hAnsi="Calibri" w:eastAsia="宋体"/>
+                <w:b/>
+                <w:sz w:val="18"/>
+              </w:rPr>
+              <w:t>pvalue</w:t>
+            </w:r>
+          </w:p>
+        </w:tc>
+        <w:tc>
+          <w:tcPr>
+            <w:tcW w:type="dxa" w:w="2353"/>
+          </w:tcPr>
+          <w:p>
+            <w:pPr>
+              <w:spacing w:after="0"/>
+            </w:pPr>
+            <w:r>
+              <w:rPr>
+                <w:rFonts w:ascii="Calibri" w:hAnsi="Calibri" w:eastAsia="宋体"/>
+                <w:b/>
+                <w:sz w:val="18"/>
+              </w:rPr>
+            </w:r>
+            <w:r>
+              <w:rPr>
+                <w:rFonts w:ascii="Calibri" w:hAnsi="Calibri" w:eastAsia="宋体"/>
+                <w:b/>
+                <w:sz w:val="18"/>
+              </w:rPr>
+              <w:t>padj</w:t>
+            </w:r>
+          </w:p>
+        </w:tc>
+      </w:tr>
+      <w:tr>
+        <w:tc>
+          <w:tcPr>
+            <w:tcW w:type="dxa" w:w="2353"/>
+          </w:tcPr>
+          <w:p>
+            <w:pPr>
+              <w:spacing w:after="0"/>
+            </w:pPr>
+            <w:r>
+              <w:rPr>
+                <w:rFonts w:ascii="Calibri" w:hAnsi="Calibri" w:eastAsia="宋体"/>
+                <w:sz w:val="18"/>
+              </w:rPr>
+            </w:r>
+            <w:r>
+              <w:rPr>
+                <w:rFonts w:ascii="Calibri" w:hAnsi="Calibri" w:eastAsia="宋体"/>
+                <w:sz w:val="18"/>
+              </w:rPr>
+              <w:t>CA9</w:t>
+            </w:r>
+          </w:p>
+        </w:tc>
+        <w:tc>
+          <w:tcPr>
+            <w:tcW w:type="dxa" w:w="2353"/>
+          </w:tcPr>
+          <w:p>
+            <w:pPr>
+              <w:spacing w:after="0"/>
+            </w:pPr>
+            <w:r>
+              <w:rPr>
+                <w:rFonts w:ascii="Calibri" w:hAnsi="Calibri" w:eastAsia="宋体"/>
+                <w:sz w:val="18"/>
+              </w:rPr>
+            </w:r>
+            <w:r>
+              <w:rPr>
+                <w:rFonts w:ascii="Calibri" w:hAnsi="Calibri" w:eastAsia="宋体"/>
+                <w:sz w:val="18"/>
+              </w:rPr>
+              <w:t>7.066</w:t>
+            </w:r>
+          </w:p>
+        </w:tc>
+        <w:tc>
+          <w:tcPr>
+            <w:tcW w:type="dxa" w:w="2353"/>
+          </w:tcPr>
+          <w:p>
+            <w:pPr>
+              <w:spacing w:after="0"/>
+            </w:pPr>
+            <w:r>
+              <w:rPr>
+                <w:rFonts w:ascii="Calibri" w:hAnsi="Calibri" w:eastAsia="宋体"/>
+                <w:sz w:val="18"/>
+              </w:rPr>
+            </w:r>
+            <w:r>
+              <w:rPr>
+                <w:rFonts w:ascii="Calibri" w:hAnsi="Calibri" w:eastAsia="宋体"/>
+                <w:sz w:val="18"/>
+              </w:rPr>
+              <w:t>1.91e-16</w:t>
+            </w:r>
+          </w:p>
+        </w:tc>
+        <w:tc>
+          <w:tcPr>
+            <w:tcW w:type="dxa" w:w="2353"/>
+          </w:tcPr>
+          <w:p>
+            <w:pPr>
+              <w:spacing w:after="0"/>
+            </w:pPr>
+            <w:r>
+              <w:rPr>
+                <w:rFonts w:ascii="Calibri" w:hAnsi="Calibri" w:eastAsia="宋体"/>
+                <w:sz w:val="18"/>
+              </w:rPr>
+            </w:r>
+            <w:r>
+              <w:rPr>
+                <w:rFonts w:ascii="Calibri" w:hAnsi="Calibri" w:eastAsia="宋体"/>
+                <w:sz w:val="18"/>
+              </w:rPr>
+              <w:t>1.16e-11</w:t>
+            </w:r>
+          </w:p>
+        </w:tc>
+      </w:tr>
+      <w:tr>
+        <w:tc>
+          <w:tcPr>
+            <w:tcW w:type="dxa" w:w="2353"/>
+          </w:tcPr>
+          <w:p>
+            <w:pPr>
+              <w:spacing w:after="0"/>
+            </w:pPr>
+            <w:r>
+              <w:rPr>
+                <w:rFonts w:ascii="Calibri" w:hAnsi="Calibri" w:eastAsia="宋体"/>
+                <w:sz w:val="18"/>
+              </w:rPr>
+            </w:r>
+            <w:r>
+              <w:rPr>
+                <w:rFonts w:ascii="Calibri" w:hAnsi="Calibri" w:eastAsia="宋体"/>
+                <w:sz w:val="18"/>
+              </w:rPr>
+              <w:t>MIR210HG</w:t>
+            </w:r>
+          </w:p>
+        </w:tc>
+        <w:tc>
+          <w:tcPr>
+            <w:tcW w:type="dxa" w:w="2353"/>
+          </w:tcPr>
+          <w:p>
+            <w:pPr>
+              <w:spacing w:after="0"/>
+            </w:pPr>
+            <w:r>
+              <w:rPr>
+                <w:rFonts w:ascii="Calibri" w:hAnsi="Calibri" w:eastAsia="宋体"/>
+                <w:sz w:val="18"/>
+              </w:rPr>
+            </w:r>
+            <w:r>
+              <w:rPr>
+                <w:rFonts w:ascii="Calibri" w:hAnsi="Calibri" w:eastAsia="宋体"/>
+                <w:sz w:val="18"/>
+              </w:rPr>
+              <w:t>2.812</w:t>
+            </w:r>
+          </w:p>
+        </w:tc>
+        <w:tc>
+          <w:tcPr>
+            <w:tcW w:type="dxa" w:w="2353"/>
+          </w:tcPr>
+          <w:p>
+            <w:pPr>
+              <w:spacing w:after="0"/>
+            </w:pPr>
+            <w:r>
+              <w:rPr>
+                <w:rFonts w:ascii="Calibri" w:hAnsi="Calibri" w:eastAsia="宋体"/>
+                <w:sz w:val="18"/>
+              </w:rPr>
+            </w:r>
+            <w:r>
+              <w:rPr>
+                <w:rFonts w:ascii="Calibri" w:hAnsi="Calibri" w:eastAsia="宋体"/>
+                <w:sz w:val="18"/>
+              </w:rPr>
+              <w:t>3.03e-13</w:t>
+            </w:r>
+          </w:p>
+        </w:tc>
+        <w:tc>
+          <w:tcPr>
+            <w:tcW w:type="dxa" w:w="2353"/>
+          </w:tcPr>
+          <w:p>
+            <w:pPr>
+              <w:spacing w:after="0"/>
+            </w:pPr>
+            <w:r>
+              <w:rPr>
+                <w:rFonts w:ascii="Calibri" w:hAnsi="Calibri" w:eastAsia="宋体"/>
+                <w:sz w:val="18"/>
+              </w:rPr>
+            </w:r>
+            <w:r>
+              <w:rPr>
+                <w:rFonts w:ascii="Calibri" w:hAnsi="Calibri" w:eastAsia="宋体"/>
+                <w:sz w:val="18"/>
+              </w:rPr>
+              <w:t>9.18e-09</w:t>
+            </w:r>
+          </w:p>
+        </w:tc>
+      </w:tr>
+      <w:tr>
+        <w:tc>
+          <w:tcPr>
+            <w:tcW w:type="dxa" w:w="2353"/>
+          </w:tcPr>
+          <w:p>
+            <w:pPr>
+              <w:spacing w:after="0"/>
+            </w:pPr>
+            <w:r>
+              <w:rPr>
+                <w:rFonts w:ascii="Calibri" w:hAnsi="Calibri" w:eastAsia="宋体"/>
+                <w:sz w:val="18"/>
+              </w:rPr>
+            </w:r>
+            <w:r>
+              <w:rPr>
+                <w:rFonts w:ascii="Calibri" w:hAnsi="Calibri" w:eastAsia="宋体"/>
+                <w:sz w:val="18"/>
+              </w:rPr>
+              <w:t>EGLN3</w:t>
+            </w:r>
+          </w:p>
+        </w:tc>
+        <w:tc>
+          <w:tcPr>
+            <w:tcW w:type="dxa" w:w="2353"/>
+          </w:tcPr>
+          <w:p>
+            <w:pPr>
+              <w:spacing w:after="0"/>
+            </w:pPr>
+            <w:r>
+              <w:rPr>
+                <w:rFonts w:ascii="Calibri" w:hAnsi="Calibri" w:eastAsia="宋体"/>
+                <w:sz w:val="18"/>
+              </w:rPr>
+            </w:r>
+            <w:r>
+              <w:rPr>
+                <w:rFonts w:ascii="Calibri" w:hAnsi="Calibri" w:eastAsia="宋体"/>
+                <w:sz w:val="18"/>
+              </w:rPr>
+              <w:t>4.659</w:t>
+            </w:r>
+          </w:p>
+        </w:tc>
+        <w:tc>
+          <w:tcPr>
+            <w:tcW w:type="dxa" w:w="2353"/>
+          </w:tcPr>
+          <w:p>
+            <w:pPr>
+              <w:spacing w:after="0"/>
+            </w:pPr>
+            <w:r>
+              <w:rPr>
+                <w:rFonts w:ascii="Calibri" w:hAnsi="Calibri" w:eastAsia="宋体"/>
+                <w:sz w:val="18"/>
+              </w:rPr>
+            </w:r>
+            <w:r>
+              <w:rPr>
+                <w:rFonts w:ascii="Calibri" w:hAnsi="Calibri" w:eastAsia="宋体"/>
+                <w:sz w:val="18"/>
+              </w:rPr>
+              <w:t>1.66e-12</w:t>
+            </w:r>
+          </w:p>
+        </w:tc>
+        <w:tc>
+          <w:tcPr>
+            <w:tcW w:type="dxa" w:w="2353"/>
+          </w:tcPr>
+          <w:p>
+            <w:pPr>
+              <w:spacing w:after="0"/>
+            </w:pPr>
+            <w:r>
+              <w:rPr>
+                <w:rFonts w:ascii="Calibri" w:hAnsi="Calibri" w:eastAsia="宋体"/>
+                <w:sz w:val="18"/>
+              </w:rPr>
+            </w:r>
+            <w:r>
+              <w:rPr>
+                <w:rFonts w:ascii="Calibri" w:hAnsi="Calibri" w:eastAsia="宋体"/>
+                <w:sz w:val="18"/>
+              </w:rPr>
+              <w:t>2.73e-08</w:t>
+            </w:r>
+          </w:p>
+        </w:tc>
+      </w:tr>
+      <w:tr>
+        <w:tc>
+          <w:tcPr>
+            <w:tcW w:type="dxa" w:w="2353"/>
+          </w:tcPr>
+          <w:p>
+            <w:pPr>
+              <w:spacing w:after="0"/>
+            </w:pPr>
+            <w:r>
+              <w:rPr>
+                <w:rFonts w:ascii="Calibri" w:hAnsi="Calibri" w:eastAsia="宋体"/>
+                <w:sz w:val="18"/>
+              </w:rPr>
+            </w:r>
+            <w:r>
+              <w:rPr>
+                <w:rFonts w:ascii="Calibri" w:hAnsi="Calibri" w:eastAsia="宋体"/>
+                <w:sz w:val="18"/>
+              </w:rPr>
+              <w:t>MCCD1</w:t>
+            </w:r>
+          </w:p>
+        </w:tc>
+        <w:tc>
+          <w:tcPr>
+            <w:tcW w:type="dxa" w:w="2353"/>
+          </w:tcPr>
+          <w:p>
+            <w:pPr>
+              <w:spacing w:after="0"/>
+            </w:pPr>
+            <w:r>
+              <w:rPr>
+                <w:rFonts w:ascii="Calibri" w:hAnsi="Calibri" w:eastAsia="宋体"/>
+                <w:sz w:val="18"/>
+              </w:rPr>
+            </w:r>
+            <w:r>
+              <w:rPr>
+                <w:rFonts w:ascii="Calibri" w:hAnsi="Calibri" w:eastAsia="宋体"/>
+                <w:sz w:val="18"/>
+              </w:rPr>
+              <w:t>-4.159</w:t>
+            </w:r>
+          </w:p>
+        </w:tc>
+        <w:tc>
+          <w:tcPr>
+            <w:tcW w:type="dxa" w:w="2353"/>
+          </w:tcPr>
+          <w:p>
+            <w:pPr>
+              <w:spacing w:after="0"/>
+            </w:pPr>
+            <w:r>
+              <w:rPr>
+                <w:rFonts w:ascii="Calibri" w:hAnsi="Calibri" w:eastAsia="宋体"/>
+                <w:sz w:val="18"/>
+              </w:rPr>
+            </w:r>
+            <w:r>
+              <w:rPr>
+                <w:rFonts w:ascii="Calibri" w:hAnsi="Calibri" w:eastAsia="宋体"/>
+                <w:sz w:val="18"/>
+              </w:rPr>
+              <w:t>1.98e-12</w:t>
+            </w:r>
+          </w:p>
+        </w:tc>
+        <w:tc>
+          <w:tcPr>
+            <w:tcW w:type="dxa" w:w="2353"/>
+          </w:tcPr>
+          <w:p>
+            <w:pPr>
+              <w:spacing w:after="0"/>
+            </w:pPr>
+            <w:r>
+              <w:rPr>
+                <w:rFonts w:ascii="Calibri" w:hAnsi="Calibri" w:eastAsia="宋体"/>
+                <w:sz w:val="18"/>
+              </w:rPr>
+            </w:r>
+            <w:r>
+              <w:rPr>
+                <w:rFonts w:ascii="Calibri" w:hAnsi="Calibri" w:eastAsia="宋体"/>
+                <w:sz w:val="18"/>
+              </w:rPr>
+              <w:t>2.73e-08</w:t>
+            </w:r>
+          </w:p>
+        </w:tc>
+      </w:tr>
+      <w:tr>
+        <w:tc>
+          <w:tcPr>
+            <w:tcW w:type="dxa" w:w="2353"/>
+          </w:tcPr>
+          <w:p>
+            <w:pPr>
+              <w:spacing w:after="0"/>
+            </w:pPr>
+            <w:r>
+              <w:rPr>
+                <w:rFonts w:ascii="Calibri" w:hAnsi="Calibri" w:eastAsia="宋体"/>
+                <w:sz w:val="18"/>
+              </w:rPr>
+            </w:r>
+            <w:r>
+              <w:rPr>
+                <w:rFonts w:ascii="Calibri" w:hAnsi="Calibri" w:eastAsia="宋体"/>
+                <w:sz w:val="18"/>
+              </w:rPr>
+              <w:t>NDUFA4L2</w:t>
+            </w:r>
+          </w:p>
+        </w:tc>
+        <w:tc>
+          <w:tcPr>
+            <w:tcW w:type="dxa" w:w="2353"/>
+          </w:tcPr>
+          <w:p>
+            <w:pPr>
+              <w:spacing w:after="0"/>
+            </w:pPr>
+            <w:r>
+              <w:rPr>
+                <w:rFonts w:ascii="Calibri" w:hAnsi="Calibri" w:eastAsia="宋体"/>
+                <w:sz w:val="18"/>
+              </w:rPr>
+            </w:r>
+            <w:r>
+              <w:rPr>
+                <w:rFonts w:ascii="Calibri" w:hAnsi="Calibri" w:eastAsia="宋体"/>
+                <w:sz w:val="18"/>
+              </w:rPr>
+              <w:t>7.241</w:t>
+            </w:r>
+          </w:p>
+        </w:tc>
+        <w:tc>
+          <w:tcPr>
+            <w:tcW w:type="dxa" w:w="2353"/>
+          </w:tcPr>
+          <w:p>
+            <w:pPr>
+              <w:spacing w:after="0"/>
+            </w:pPr>
+            <w:r>
+              <w:rPr>
+                <w:rFonts w:ascii="Calibri" w:hAnsi="Calibri" w:eastAsia="宋体"/>
+                <w:sz w:val="18"/>
+              </w:rPr>
+            </w:r>
+            <w:r>
+              <w:rPr>
+                <w:rFonts w:ascii="Calibri" w:hAnsi="Calibri" w:eastAsia="宋体"/>
+                <w:sz w:val="18"/>
+              </w:rPr>
+              <w:t>2.25e-12</w:t>
+            </w:r>
+          </w:p>
+        </w:tc>
+        <w:tc>
+          <w:tcPr>
+            <w:tcW w:type="dxa" w:w="2353"/>
+          </w:tcPr>
+          <w:p>
+            <w:pPr>
+              <w:spacing w:after="0"/>
+            </w:pPr>
+            <w:r>
+              <w:rPr>
+                <w:rFonts w:ascii="Calibri" w:hAnsi="Calibri" w:eastAsia="宋体"/>
+                <w:sz w:val="18"/>
+              </w:rPr>
+            </w:r>
+            <w:r>
+              <w:rPr>
+                <w:rFonts w:ascii="Calibri" w:hAnsi="Calibri" w:eastAsia="宋体"/>
+                <w:sz w:val="18"/>
+              </w:rPr>
+              <w:t>2.73e-08</w:t>
+            </w:r>
+          </w:p>
+        </w:tc>
+      </w:tr>
+      <w:tr>
+        <w:tc>
+          <w:tcPr>
+            <w:tcW w:type="dxa" w:w="2353"/>
+          </w:tcPr>
+          <w:p>
+            <w:pPr>
+              <w:spacing w:after="0"/>
+            </w:pPr>
+            <w:r>
+              <w:rPr>
+                <w:rFonts w:ascii="Calibri" w:hAnsi="Calibri" w:eastAsia="宋体"/>
+                <w:sz w:val="18"/>
+              </w:rPr>
+            </w:r>
+            <w:r>
+              <w:rPr>
+                <w:rFonts w:ascii="Calibri" w:hAnsi="Calibri" w:eastAsia="宋体"/>
+                <w:sz w:val="18"/>
+              </w:rPr>
+              <w:t>LINC01606</w:t>
+            </w:r>
+          </w:p>
+        </w:tc>
+        <w:tc>
+          <w:tcPr>
+            <w:tcW w:type="dxa" w:w="2353"/>
+          </w:tcPr>
+          <w:p>
+            <w:pPr>
+              <w:spacing w:after="0"/>
+            </w:pPr>
+            <w:r>
+              <w:rPr>
+                <w:rFonts w:ascii="Calibri" w:hAnsi="Calibri" w:eastAsia="宋体"/>
+                <w:sz w:val="18"/>
+              </w:rPr>
+            </w:r>
+            <w:r>
+              <w:rPr>
+                <w:rFonts w:ascii="Calibri" w:hAnsi="Calibri" w:eastAsia="宋体"/>
+                <w:sz w:val="18"/>
+              </w:rPr>
+              <w:t>-3.371</w:t>
+            </w:r>
+          </w:p>
+        </w:tc>
+        <w:tc>
+          <w:tcPr>
+            <w:tcW w:type="dxa" w:w="2353"/>
+          </w:tcPr>
+          <w:p>
+            <w:pPr>
+              <w:spacing w:after="0"/>
+            </w:pPr>
+            <w:r>
+              <w:rPr>
+                <w:rFonts w:ascii="Calibri" w:hAnsi="Calibri" w:eastAsia="宋体"/>
+                <w:sz w:val="18"/>
+              </w:rPr>
+            </w:r>
+            <w:r>
+              <w:rPr>
+                <w:rFonts w:ascii="Calibri" w:hAnsi="Calibri" w:eastAsia="宋体"/>
+                <w:sz w:val="18"/>
+              </w:rPr>
+              <w:t>7.71e-12</w:t>
+            </w:r>
+          </w:p>
+        </w:tc>
+        <w:tc>
+          <w:tcPr>
+            <w:tcW w:type="dxa" w:w="2353"/>
+          </w:tcPr>
+          <w:p>
+            <w:pPr>
+              <w:spacing w:after="0"/>
+            </w:pPr>
+            <w:r>
+              <w:rPr>
+                <w:rFonts w:ascii="Calibri" w:hAnsi="Calibri" w:eastAsia="宋体"/>
+                <w:sz w:val="18"/>
+              </w:rPr>
+            </w:r>
+            <w:r>
+              <w:rPr>
+                <w:rFonts w:ascii="Calibri" w:hAnsi="Calibri" w:eastAsia="宋体"/>
+                <w:sz w:val="18"/>
+              </w:rPr>
+              <w:t>7.80e-08</w:t>
+            </w:r>
+          </w:p>
+        </w:tc>
+      </w:tr>
+      <w:tr>
+        <w:tc>
+          <w:tcPr>
+            <w:tcW w:type="dxa" w:w="2353"/>
+          </w:tcPr>
+          <w:p>
+            <w:pPr>
+              <w:spacing w:after="0"/>
+            </w:pPr>
+            <w:r>
+              <w:rPr>
+                <w:rFonts w:ascii="Calibri" w:hAnsi="Calibri" w:eastAsia="宋体"/>
+                <w:sz w:val="18"/>
+              </w:rPr>
+            </w:r>
+            <w:r>
+              <w:rPr>
+                <w:rFonts w:ascii="Calibri" w:hAnsi="Calibri" w:eastAsia="宋体"/>
+                <w:sz w:val="18"/>
+              </w:rPr>
+              <w:t>COL23A1</w:t>
+            </w:r>
+          </w:p>
+        </w:tc>
+        <w:tc>
+          <w:tcPr>
+            <w:tcW w:type="dxa" w:w="2353"/>
+          </w:tcPr>
+          <w:p>
+            <w:pPr>
+              <w:spacing w:after="0"/>
+            </w:pPr>
+            <w:r>
+              <w:rPr>
+                <w:rFonts w:ascii="Calibri" w:hAnsi="Calibri" w:eastAsia="宋体"/>
+                <w:sz w:val="18"/>
+              </w:rPr>
+            </w:r>
+            <w:r>
+              <w:rPr>
+                <w:rFonts w:ascii="Calibri" w:hAnsi="Calibri" w:eastAsia="宋体"/>
+                <w:sz w:val="18"/>
+              </w:rPr>
+              <w:t>5.245</w:t>
+            </w:r>
+          </w:p>
+        </w:tc>
+        <w:tc>
+          <w:tcPr>
+            <w:tcW w:type="dxa" w:w="2353"/>
+          </w:tcPr>
+          <w:p>
+            <w:pPr>
+              <w:spacing w:after="0"/>
+            </w:pPr>
+            <w:r>
+              <w:rPr>
+                <w:rFonts w:ascii="Calibri" w:hAnsi="Calibri" w:eastAsia="宋体"/>
+                <w:sz w:val="18"/>
+              </w:rPr>
+            </w:r>
+            <w:r>
+              <w:rPr>
+                <w:rFonts w:ascii="Calibri" w:hAnsi="Calibri" w:eastAsia="宋体"/>
+                <w:sz w:val="18"/>
+              </w:rPr>
+              <w:t>1.31e-11</w:t>
+            </w:r>
+          </w:p>
+        </w:tc>
+        <w:tc>
+          <w:tcPr>
+            <w:tcW w:type="dxa" w:w="2353"/>
+          </w:tcPr>
+          <w:p>
+            <w:pPr>
+              <w:spacing w:after="0"/>
+            </w:pPr>
+            <w:r>
+              <w:rPr>
+                <w:rFonts w:ascii="Calibri" w:hAnsi="Calibri" w:eastAsia="宋体"/>
+                <w:sz w:val="18"/>
+              </w:rPr>
+            </w:r>
+            <w:r>
+              <w:rPr>
+                <w:rFonts w:ascii="Calibri" w:hAnsi="Calibri" w:eastAsia="宋体"/>
+                <w:sz w:val="18"/>
+              </w:rPr>
+              <w:t>1.05e-07</w:t>
+            </w:r>
+          </w:p>
+        </w:tc>
+      </w:tr>
+      <w:tr>
+        <w:tc>
+          <w:tcPr>
+            <w:tcW w:type="dxa" w:w="2353"/>
+          </w:tcPr>
+          <w:p>
+            <w:pPr>
+              <w:spacing w:after="0"/>
+            </w:pPr>
+            <w:r>
+              <w:rPr>
+                <w:rFonts w:ascii="Calibri" w:hAnsi="Calibri" w:eastAsia="宋体"/>
+                <w:sz w:val="18"/>
+              </w:rPr>
+            </w:r>
+            <w:r>
+              <w:rPr>
+                <w:rFonts w:ascii="Calibri" w:hAnsi="Calibri" w:eastAsia="宋体"/>
+                <w:sz w:val="18"/>
+              </w:rPr>
+              <w:t>AL031123.1</w:t>
+            </w:r>
+          </w:p>
+        </w:tc>
+        <w:tc>
+          <w:tcPr>
+            <w:tcW w:type="dxa" w:w="2353"/>
+          </w:tcPr>
+          <w:p>
+            <w:pPr>
+              <w:spacing w:after="0"/>
+            </w:pPr>
+            <w:r>
+              <w:rPr>
+                <w:rFonts w:ascii="Calibri" w:hAnsi="Calibri" w:eastAsia="宋体"/>
+                <w:sz w:val="18"/>
+              </w:rPr>
+            </w:r>
+            <w:r>
+              <w:rPr>
+                <w:rFonts w:ascii="Calibri" w:hAnsi="Calibri" w:eastAsia="宋体"/>
+                <w:sz w:val="18"/>
+              </w:rPr>
+              <w:t>-1.494</w:t>
+            </w:r>
+          </w:p>
+        </w:tc>
+        <w:tc>
+          <w:tcPr>
+            <w:tcW w:type="dxa" w:w="2353"/>
+          </w:tcPr>
+          <w:p>
+            <w:pPr>
+              <w:spacing w:after="0"/>
+            </w:pPr>
+            <w:r>
+              <w:rPr>
+                <w:rFonts w:ascii="Calibri" w:hAnsi="Calibri" w:eastAsia="宋体"/>
+                <w:sz w:val="18"/>
+              </w:rPr>
+            </w:r>
+            <w:r>
+              <w:rPr>
+                <w:rFonts w:ascii="Calibri" w:hAnsi="Calibri" w:eastAsia="宋体"/>
+                <w:sz w:val="18"/>
+              </w:rPr>
+              <w:t>1.38e-11</w:t>
+            </w:r>
+          </w:p>
+        </w:tc>
+        <w:tc>
+          <w:tcPr>
+            <w:tcW w:type="dxa" w:w="2353"/>
+          </w:tcPr>
+          <w:p>
+            <w:pPr>
+              <w:spacing w:after="0"/>
+            </w:pPr>
+            <w:r>
+              <w:rPr>
+                <w:rFonts w:ascii="Calibri" w:hAnsi="Calibri" w:eastAsia="宋体"/>
+                <w:sz w:val="18"/>
+              </w:rPr>
+            </w:r>
+            <w:r>
+              <w:rPr>
+                <w:rFonts w:ascii="Calibri" w:hAnsi="Calibri" w:eastAsia="宋体"/>
+                <w:sz w:val="18"/>
+              </w:rPr>
+              <w:t>1.05e-07</w:t>
+            </w:r>
+          </w:p>
+        </w:tc>
+      </w:tr>
+      <w:tr>
+        <w:tc>
+          <w:tcPr>
+            <w:tcW w:type="dxa" w:w="2353"/>
+          </w:tcPr>
+          <w:p>
+            <w:pPr>
+              <w:spacing w:after="0"/>
+            </w:pPr>
+            <w:r>
+              <w:rPr>
+                <w:rFonts w:ascii="Calibri" w:hAnsi="Calibri" w:eastAsia="宋体"/>
+                <w:sz w:val="18"/>
+              </w:rPr>
+            </w:r>
+            <w:r>
+              <w:rPr>
+                <w:rFonts w:ascii="Calibri" w:hAnsi="Calibri" w:eastAsia="宋体"/>
+                <w:sz w:val="18"/>
+              </w:rPr>
+              <w:t>AC015910.1</w:t>
+            </w:r>
+          </w:p>
+        </w:tc>
+        <w:tc>
+          <w:tcPr>
+            <w:tcW w:type="dxa" w:w="2353"/>
+          </w:tcPr>
+          <w:p>
+            <w:pPr>
+              <w:spacing w:after="0"/>
+            </w:pPr>
+            <w:r>
+              <w:rPr>
+                <w:rFonts w:ascii="Calibri" w:hAnsi="Calibri" w:eastAsia="宋体"/>
+                <w:sz w:val="18"/>
+              </w:rPr>
+            </w:r>
+            <w:r>
+              <w:rPr>
+                <w:rFonts w:ascii="Calibri" w:hAnsi="Calibri" w:eastAsia="宋体"/>
+                <w:sz w:val="18"/>
+              </w:rPr>
+              <w:t>-3.966</w:t>
+            </w:r>
+          </w:p>
+        </w:tc>
+        <w:tc>
+          <w:tcPr>
+            <w:tcW w:type="dxa" w:w="2353"/>
+          </w:tcPr>
+          <w:p>
+            <w:pPr>
+              <w:spacing w:after="0"/>
+            </w:pPr>
+            <w:r>
+              <w:rPr>
+                <w:rFonts w:ascii="Calibri" w:hAnsi="Calibri" w:eastAsia="宋体"/>
+                <w:sz w:val="18"/>
+              </w:rPr>
+            </w:r>
+            <w:r>
+              <w:rPr>
+                <w:rFonts w:ascii="Calibri" w:hAnsi="Calibri" w:eastAsia="宋体"/>
+                <w:sz w:val="18"/>
+              </w:rPr>
+              <w:t>1.64e-11</w:t>
+            </w:r>
+          </w:p>
+        </w:tc>
+        <w:tc>
+          <w:tcPr>
+            <w:tcW w:type="dxa" w:w="2353"/>
+          </w:tcPr>
+          <w:p>
+            <w:pPr>
+              <w:spacing w:after="0"/>
+            </w:pPr>
+            <w:r>
+              <w:rPr>
+                <w:rFonts w:ascii="Calibri" w:hAnsi="Calibri" w:eastAsia="宋体"/>
+                <w:sz w:val="18"/>
+              </w:rPr>
+            </w:r>
+            <w:r>
+              <w:rPr>
+                <w:rFonts w:ascii="Calibri" w:hAnsi="Calibri" w:eastAsia="宋体"/>
+                <w:sz w:val="18"/>
+              </w:rPr>
+              <w:t>1.10e-07</w:t>
+            </w:r>
+          </w:p>
+        </w:tc>
+      </w:tr>
+      <w:tr>
+        <w:tc>
+          <w:tcPr>
+            <w:tcW w:type="dxa" w:w="2353"/>
+          </w:tcPr>
+          <w:p>
+            <w:pPr>
+              <w:spacing w:after="0"/>
+            </w:pPr>
+            <w:r>
+              <w:rPr>
+                <w:rFonts w:ascii="Calibri" w:hAnsi="Calibri" w:eastAsia="宋体"/>
+                <w:sz w:val="18"/>
+              </w:rPr>
+            </w:r>
+            <w:r>
+              <w:rPr>
+                <w:rFonts w:ascii="Calibri" w:hAnsi="Calibri" w:eastAsia="宋体"/>
+                <w:sz w:val="18"/>
+              </w:rPr>
+              <w:t>NOL3</w:t>
+            </w:r>
+          </w:p>
+        </w:tc>
+        <w:tc>
+          <w:tcPr>
+            <w:tcW w:type="dxa" w:w="2353"/>
+          </w:tcPr>
+          <w:p>
+            <w:pPr>
+              <w:spacing w:after="0"/>
+            </w:pPr>
+            <w:r>
+              <w:rPr>
+                <w:rFonts w:ascii="Calibri" w:hAnsi="Calibri" w:eastAsia="宋体"/>
+                <w:sz w:val="18"/>
+              </w:rPr>
+            </w:r>
+            <w:r>
+              <w:rPr>
+                <w:rFonts w:ascii="Calibri" w:hAnsi="Calibri" w:eastAsia="宋体"/>
+                <w:sz w:val="18"/>
+              </w:rPr>
+              <w:t>3.176</w:t>
+            </w:r>
+          </w:p>
+        </w:tc>
+        <w:tc>
+          <w:tcPr>
+            <w:tcW w:type="dxa" w:w="2353"/>
+          </w:tcPr>
+          <w:p>
+            <w:pPr>
+              <w:spacing w:after="0"/>
+            </w:pPr>
+            <w:r>
+              <w:rPr>
+                <w:rFonts w:ascii="Calibri" w:hAnsi="Calibri" w:eastAsia="宋体"/>
+                <w:sz w:val="18"/>
+              </w:rPr>
+            </w:r>
+            <w:r>
+              <w:rPr>
+                <w:rFonts w:ascii="Calibri" w:hAnsi="Calibri" w:eastAsia="宋体"/>
+                <w:sz w:val="18"/>
+              </w:rPr>
+              <w:t>2.28e-11</w:t>
+            </w:r>
+          </w:p>
+        </w:tc>
+        <w:tc>
+          <w:tcPr>
+            <w:tcW w:type="dxa" w:w="2353"/>
+          </w:tcPr>
+          <w:p>
+            <w:pPr>
+              <w:spacing w:after="0"/>
+            </w:pPr>
+            <w:r>
+              <w:rPr>
+                <w:rFonts w:ascii="Calibri" w:hAnsi="Calibri" w:eastAsia="宋体"/>
+                <w:sz w:val="18"/>
+              </w:rPr>
+            </w:r>
+            <w:r>
+              <w:rPr>
+                <w:rFonts w:ascii="Calibri" w:hAnsi="Calibri" w:eastAsia="宋体"/>
+                <w:sz w:val="18"/>
+              </w:rPr>
+              <w:t>1.32e-07</w:t>
+            </w:r>
+          </w:p>
+        </w:tc>
+      </w:tr>
+    </w:tbl>
+    <w:p/>
+    <w:p>
+      <w:r>
+        <w:rPr>
+          <w:rFonts w:ascii="Calibri" w:hAnsi="Calibri" w:eastAsia="宋体"/>
+        </w:rPr>
+        <w:t>补基因名称：</w:t>
+      </w:r>
+    </w:p>
+    <w:p>
+      <w:pPr>
+        <w:spacing w:before="40" w:after="120"/>
+        <w:ind w:left="170"/>
+        <w:shd w:fill="F2F2F2"/>
+      </w:pPr>
+      <w:r>
+        <w:rPr>
+          <w:rFonts w:ascii="Consolas" w:hAnsi="Consolas" w:eastAsia="宋体"/>
+          <w:sz w:val="18"/>
+        </w:rPr>
+        <w:t>python .\TCGA-KIRC\annotate_results.py `</w:t>
+        <w:br/>
+        <w:t xml:space="preserve">  --results .\outputs\07_tcga_kirc\de_results.csv `</w:t>
+        <w:br/>
+        <w:t xml:space="preserve">  --annotation .\TCGA-KIRC\gene_annotation.tsv `</w:t>
+        <w:br/>
+        <w:t xml:space="preserve">  --outdir .\outputs\07_tcga_kirc</w:t>
+      </w:r>
+    </w:p>
+    <w:p>
+      <w:r>
+        <w:rPr>
+          <w:rFonts w:ascii="Calibri" w:hAnsi="Calibri" w:eastAsia="宋体"/>
+        </w:rPr>
+        <w:t xml:space="preserve">输出 </w:t>
       </w:r>
       <w:r>
         <w:rPr>
@@ -2517,7 +4196,7 @@
           <w:color w:val="333333"/>
           <w:sz w:val="18"/>
         </w:rPr>
-        <w:t>volcano.png</w:t>
+        <w:t>de_results_annotated.csv</w:t>
       </w:r>
       <w:r>
         <w:rPr>
@@ -2531,13 +4210,13 @@
           <w:color w:val="333333"/>
           <w:sz w:val="18"/>
         </w:rPr>
-        <w:t>summary.md</w:t>
+        <w:t>de_significant_annotated.csv</w:t>
       </w:r>
       <w:r>
         <w:rPr>
           <w:rFonts w:ascii="Calibri" w:hAnsi="Calibri" w:eastAsia="宋体"/>
         </w:rPr>
-        <w:t xml:space="preserve">、 </w:t>
+        <w:t xml:space="preserve">（含 </w:t>
       </w:r>
       <w:r>
         <w:rPr>
@@ -2545,13 +4224,13 @@
           <w:color w:val="333333"/>
           <w:sz w:val="18"/>
         </w:rPr>
-        <w:t>analysis_config.json</w:t>
+        <w:t>gene_name</w:t>
       </w:r>
       <w:r>
         <w:rPr>
           <w:rFonts w:ascii="Calibri" w:hAnsi="Calibri" w:eastAsia="宋体"/>
         </w:rPr>
-        <w:t>、</w:t>
+        <w:t xml:space="preserve">、 </w:t>
       </w:r>
       <w:r>
         <w:rPr>
@@ -2559,13 +4238,190 @@
           <w:color w:val="333333"/>
           <w:sz w:val="18"/>
         </w:rPr>
+        <w:t>gene_type</w:t>
+      </w:r>
+      <w:r>
+        <w:rPr>
+          <w:rFonts w:ascii="Calibri" w:hAnsi="Calibri" w:eastAsia="宋体"/>
+        </w:rPr>
+        <w:t>），60,660 个基因全部匹配到注释，未匹配 0 个。</w:t>
+      </w:r>
+    </w:p>
+    <w:p>
+      <w:r>
+        <w:rPr>
+          <w:rFonts w:ascii="Calibri" w:hAnsi="Calibri" w:eastAsia="宋体"/>
+        </w:rPr>
+        <w:t>输出文件：</w:t>
+      </w:r>
+      <w:r>
+        <w:rPr>
+          <w:rFonts w:ascii="Consolas" w:hAnsi="Consolas" w:eastAsia="宋体"/>
+          <w:color w:val="333333"/>
+          <w:sz w:val="18"/>
+        </w:rPr>
+        <w:t>de_results.csv</w:t>
+      </w:r>
+      <w:r>
+        <w:rPr>
+          <w:rFonts w:ascii="Calibri" w:hAnsi="Calibri" w:eastAsia="宋体"/>
+        </w:rPr>
+        <w:t>、</w:t>
+      </w:r>
+      <w:r>
+        <w:rPr>
+          <w:rFonts w:ascii="Consolas" w:hAnsi="Consolas" w:eastAsia="宋体"/>
+          <w:color w:val="333333"/>
+          <w:sz w:val="18"/>
+        </w:rPr>
+        <w:t>de_significant.csv</w:t>
+      </w:r>
+      <w:r>
+        <w:rPr>
+          <w:rFonts w:ascii="Calibri" w:hAnsi="Calibri" w:eastAsia="宋体"/>
+        </w:rPr>
+        <w:t>、</w:t>
+      </w:r>
+      <w:r>
+        <w:rPr>
+          <w:rFonts w:ascii="Consolas" w:hAnsi="Consolas" w:eastAsia="宋体"/>
+          <w:color w:val="333333"/>
+          <w:sz w:val="18"/>
+        </w:rPr>
+        <w:t>de_results_annotated.csv</w:t>
+      </w:r>
+      <w:r>
+        <w:rPr>
+          <w:rFonts w:ascii="Calibri" w:hAnsi="Calibri" w:eastAsia="宋体"/>
+        </w:rPr>
+        <w:t xml:space="preserve">、 </w:t>
+      </w:r>
+      <w:r>
+        <w:rPr>
+          <w:rFonts w:ascii="Consolas" w:hAnsi="Consolas" w:eastAsia="宋体"/>
+          <w:color w:val="333333"/>
+          <w:sz w:val="18"/>
+        </w:rPr>
+        <w:t>de_significant_annotated.csv</w:t>
+      </w:r>
+      <w:r>
+        <w:rPr>
+          <w:rFonts w:ascii="Calibri" w:hAnsi="Calibri" w:eastAsia="宋体"/>
+        </w:rPr>
+        <w:t>、</w:t>
+      </w:r>
+      <w:r>
+        <w:rPr>
+          <w:rFonts w:ascii="Consolas" w:hAnsi="Consolas" w:eastAsia="宋体"/>
+          <w:color w:val="333333"/>
+          <w:sz w:val="18"/>
+        </w:rPr>
+        <w:t>volcano.png</w:t>
+      </w:r>
+      <w:r>
+        <w:rPr>
+          <w:rFonts w:ascii="Calibri" w:hAnsi="Calibri" w:eastAsia="宋体"/>
+        </w:rPr>
+        <w:t>、</w:t>
+      </w:r>
+      <w:r>
+        <w:rPr>
+          <w:rFonts w:ascii="Consolas" w:hAnsi="Consolas" w:eastAsia="宋体"/>
+          <w:color w:val="333333"/>
+          <w:sz w:val="18"/>
+        </w:rPr>
+        <w:t>summary.md</w:t>
+      </w:r>
+      <w:r>
+        <w:rPr>
+          <w:rFonts w:ascii="Calibri" w:hAnsi="Calibri" w:eastAsia="宋体"/>
+        </w:rPr>
+        <w:t>、</w:t>
+      </w:r>
+      <w:r>
+        <w:rPr>
+          <w:rFonts w:ascii="Consolas" w:hAnsi="Consolas" w:eastAsia="宋体"/>
+          <w:color w:val="333333"/>
+          <w:sz w:val="18"/>
+        </w:rPr>
+        <w:t>analysis_config.json</w:t>
+      </w:r>
+      <w:r>
+        <w:rPr>
+          <w:rFonts w:ascii="Calibri" w:hAnsi="Calibri" w:eastAsia="宋体"/>
+        </w:rPr>
+        <w:t xml:space="preserve">、 </w:t>
+      </w:r>
+      <w:r>
+        <w:rPr>
+          <w:rFonts w:ascii="Consolas" w:hAnsi="Consolas" w:eastAsia="宋体"/>
+          <w:color w:val="333333"/>
+          <w:sz w:val="18"/>
+        </w:rPr>
         <w:t>validation.json</w:t>
       </w:r>
       <w:r>
         <w:rPr>
           <w:rFonts w:ascii="Calibri" w:hAnsi="Calibri" w:eastAsia="宋体"/>
         </w:rPr>
+        <w:t>、</w:t>
+      </w:r>
+      <w:r>
+        <w:rPr>
+          <w:rFonts w:ascii="Consolas" w:hAnsi="Consolas" w:eastAsia="宋体"/>
+          <w:color w:val="333333"/>
+          <w:sz w:val="18"/>
+        </w:rPr>
+        <w:t>checks.json</w:t>
+      </w:r>
+      <w:r>
+        <w:rPr>
+          <w:rFonts w:ascii="Calibri" w:hAnsi="Calibri" w:eastAsia="宋体"/>
+        </w:rPr>
         <w:t>。</w:t>
+      </w:r>
+    </w:p>
+    <w:p>
+      <w:pPr>
+        <w:pStyle w:val="Heading4"/>
+        <w:spacing w:before="120" w:after="80"/>
+      </w:pPr>
+      <w:r>
+        <w:rPr>
+          <w:rFonts w:ascii="Calibri" w:hAnsi="Calibri" w:eastAsia="黑体"/>
+          <w:b/>
+          <w:color w:val="1F1F1F"/>
+          <w:sz w:val="23"/>
+        </w:rPr>
+        <w:t>4.4.2 演示数据（方法自检）</w:t>
+      </w:r>
+    </w:p>
+    <w:p>
+      <w:pPr>
+        <w:spacing w:before="40" w:after="120"/>
+        <w:ind w:left="170"/>
+        <w:shd w:fill="F2F2F2"/>
+      </w:pPr>
+      <w:r>
+        <w:rPr>
+          <w:rFonts w:ascii="Consolas" w:hAnsi="Consolas" w:eastAsia="宋体"/>
+          <w:sz w:val="18"/>
+        </w:rPr>
+        <w:t>python .\skills\de-analysis\scripts\run.py `</w:t>
+        <w:br/>
+        <w:t xml:space="preserve">  --expression .\skills\de-analysis\examples\expression_demo.csv `</w:t>
+        <w:br/>
+        <w:t xml:space="preserve">  --groups .\skills\de-analysis\examples\groups_demo.csv `</w:t>
+        <w:br/>
+        <w:t xml:space="preserve">  --group-a control --group-b treat --output-dir .\outputs\03_skill_de</w:t>
+      </w:r>
+    </w:p>
+    <w:p>
+      <w:r>
+        <w:rPr>
+          <w:rFonts w:ascii="Calibri" w:hAnsi="Calibri" w:eastAsia="宋体"/>
+        </w:rPr>
+        <w:t>结果：300 个基因，显著 20 个（上调 5、下调 15）；P 值范围 4.31e-05 ~ 1， padj 范围 0.0129 ~ 1；5 个零方差基因。该轮用于与已知真值比较，检验方法实现是否正确。</w:t>
       </w:r>
     </w:p>
     <w:p>
@@ -2584,6 +4440,21 @@
       </w:r>
     </w:p>
     <w:p>
+      <w:pPr>
+        <w:pStyle w:val="Heading4"/>
+        <w:spacing w:before="120" w:after="80"/>
+      </w:pPr>
+      <w:r>
+        <w:rPr>
+          <w:rFonts w:ascii="Calibri" w:hAnsi="Calibri" w:eastAsia="黑体"/>
+          <w:b/>
+          <w:color w:val="1F1F1F"/>
+          <w:sz w:val="23"/>
+        </w:rPr>
+        <w:t>4.5.1 真实数据</w:t>
+      </w:r>
+    </w:p>
+    <w:p>
       <w:r>
         <w:rPr>
           <w:rFonts w:ascii="Consolas" w:hAnsi="Consolas" w:eastAsia="宋体"/>
@@ -2596,7 +4467,7 @@
         <w:rPr>
           <w:rFonts w:ascii="Calibri" w:hAnsi="Calibri" w:eastAsia="宋体"/>
         </w:rPr>
-        <w:t xml:space="preserve"> 14 项全部通过：</w:t>
+        <w:t xml:space="preserve"> 13 项全部通过（无真值表时不比较召回率）：</w:t>
       </w:r>
     </w:p>
     <w:p>
@@ -2607,7 +4478,7 @@
         <w:rPr>
           <w:rFonts w:ascii="Calibri" w:hAnsi="Calibri" w:eastAsia="宋体"/>
         </w:rPr>
-        <w:t>基因数量与 ID 集合与输入一致；</w:t>
+        <w:t>必需文件齐全；基因数量与 ID 集合与输入一致（60,660 个）；</w:t>
       </w:r>
     </w:p>
     <w:p>
@@ -2640,7 +4511,7 @@
         <w:rPr>
           <w:rFonts w:ascii="Calibri" w:hAnsi="Calibri" w:eastAsia="宋体"/>
         </w:rPr>
-        <w:t>显著标记与阈值一致，显著表与结果表一致；</w:t>
+        <w:t>显著标记与阈值一致，显著表 3,442 行与结果表标记 3,442 行一致；</w:t>
       </w:r>
     </w:p>
     <w:p>
@@ -2651,7 +4522,1024 @@
         <w:rPr>
           <w:rFonts w:ascii="Calibri" w:hAnsi="Calibri" w:eastAsia="宋体"/>
         </w:rPr>
-        <w:t>说明包含比较方向，火山图非空；</w:t>
+        <w:t>说明包含比较方向（Normal -&gt; Tumor），火山图非空（138,076 字节）。</w:t>
+      </w:r>
+    </w:p>
+    <w:p>
+      <w:r>
+        <w:rPr>
+          <w:rFonts w:ascii="Calibri" w:hAnsi="Calibri" w:eastAsia="宋体"/>
+        </w:rPr>
+        <w:t>生物学合理性抽查（不作为统计证据，只用于发现方向性错误）：</w:t>
+      </w:r>
+    </w:p>
+    <w:tbl>
+      <w:tblPr>
+        <w:tblStyle w:val="TableGrid"/>
+        <w:tblW w:type="auto" w:w="0"/>
+        <w:jc w:val="center"/>
+        <w:tblLook w:firstColumn="1" w:firstRow="1" w:lastColumn="0" w:lastRow="0" w:noHBand="0" w:noVBand="1" w:val="04A0"/>
+      </w:tblPr>
+      <w:tblGrid>
+        <w:gridCol w:w="2353"/>
+        <w:gridCol w:w="2353"/>
+        <w:gridCol w:w="2353"/>
+        <w:gridCol w:w="2353"/>
+      </w:tblGrid>
+      <w:tr>
+        <w:tc>
+          <w:tcPr>
+            <w:tcW w:type="dxa" w:w="2353"/>
+          </w:tcPr>
+          <w:p>
+            <w:pPr>
+              <w:spacing w:after="0"/>
+            </w:pPr>
+            <w:r>
+              <w:rPr>
+                <w:rFonts w:ascii="Calibri" w:hAnsi="Calibri" w:eastAsia="宋体"/>
+                <w:b/>
+                <w:sz w:val="18"/>
+              </w:rPr>
+            </w:r>
+            <w:r>
+              <w:rPr>
+                <w:rFonts w:ascii="Calibri" w:hAnsi="Calibri" w:eastAsia="宋体"/>
+                <w:b/>
+                <w:sz w:val="18"/>
+              </w:rPr>
+              <w:t>基因</w:t>
+            </w:r>
+          </w:p>
+        </w:tc>
+        <w:tc>
+          <w:tcPr>
+            <w:tcW w:type="dxa" w:w="2353"/>
+          </w:tcPr>
+          <w:p>
+            <w:pPr>
+              <w:spacing w:after="0"/>
+            </w:pPr>
+            <w:r>
+              <w:rPr>
+                <w:rFonts w:ascii="Calibri" w:hAnsi="Calibri" w:eastAsia="宋体"/>
+                <w:b/>
+                <w:sz w:val="18"/>
+              </w:rPr>
+            </w:r>
+            <w:r>
+              <w:rPr>
+                <w:rFonts w:ascii="Calibri" w:hAnsi="Calibri" w:eastAsia="宋体"/>
+                <w:b/>
+                <w:sz w:val="18"/>
+              </w:rPr>
+              <w:t>log2FC (Tumor vs Normal)</w:t>
+            </w:r>
+          </w:p>
+        </w:tc>
+        <w:tc>
+          <w:tcPr>
+            <w:tcW w:type="dxa" w:w="2353"/>
+          </w:tcPr>
+          <w:p>
+            <w:pPr>
+              <w:spacing w:after="0"/>
+            </w:pPr>
+            <w:r>
+              <w:rPr>
+                <w:rFonts w:ascii="Calibri" w:hAnsi="Calibri" w:eastAsia="宋体"/>
+                <w:b/>
+                <w:sz w:val="18"/>
+              </w:rPr>
+            </w:r>
+            <w:r>
+              <w:rPr>
+                <w:rFonts w:ascii="Calibri" w:hAnsi="Calibri" w:eastAsia="宋体"/>
+                <w:b/>
+                <w:sz w:val="18"/>
+              </w:rPr>
+              <w:t>已知角色</w:t>
+            </w:r>
+          </w:p>
+        </w:tc>
+        <w:tc>
+          <w:tcPr>
+            <w:tcW w:type="dxa" w:w="2353"/>
+          </w:tcPr>
+          <w:p>
+            <w:pPr>
+              <w:spacing w:after="0"/>
+            </w:pPr>
+            <w:r>
+              <w:rPr>
+                <w:rFonts w:ascii="Calibri" w:hAnsi="Calibri" w:eastAsia="宋体"/>
+                <w:b/>
+                <w:sz w:val="18"/>
+              </w:rPr>
+            </w:r>
+            <w:r>
+              <w:rPr>
+                <w:rFonts w:ascii="Calibri" w:hAnsi="Calibri" w:eastAsia="宋体"/>
+                <w:b/>
+                <w:sz w:val="18"/>
+              </w:rPr>
+              <w:t>方向是否符合</w:t>
+            </w:r>
+          </w:p>
+        </w:tc>
+      </w:tr>
+      <w:tr>
+        <w:tc>
+          <w:tcPr>
+            <w:tcW w:type="dxa" w:w="2353"/>
+          </w:tcPr>
+          <w:p>
+            <w:pPr>
+              <w:spacing w:after="0"/>
+            </w:pPr>
+            <w:r>
+              <w:rPr>
+                <w:rFonts w:ascii="Calibri" w:hAnsi="Calibri" w:eastAsia="宋体"/>
+                <w:sz w:val="18"/>
+              </w:rPr>
+            </w:r>
+            <w:r>
+              <w:rPr>
+                <w:rFonts w:ascii="Calibri" w:hAnsi="Calibri" w:eastAsia="宋体"/>
+                <w:sz w:val="18"/>
+              </w:rPr>
+              <w:t>CA9</w:t>
+            </w:r>
+          </w:p>
+        </w:tc>
+        <w:tc>
+          <w:tcPr>
+            <w:tcW w:type="dxa" w:w="2353"/>
+          </w:tcPr>
+          <w:p>
+            <w:pPr>
+              <w:spacing w:after="0"/>
+            </w:pPr>
+            <w:r>
+              <w:rPr>
+                <w:rFonts w:ascii="Calibri" w:hAnsi="Calibri" w:eastAsia="宋体"/>
+                <w:sz w:val="18"/>
+              </w:rPr>
+            </w:r>
+            <w:r>
+              <w:rPr>
+                <w:rFonts w:ascii="Calibri" w:hAnsi="Calibri" w:eastAsia="宋体"/>
+                <w:sz w:val="18"/>
+              </w:rPr>
+              <w:t>+7.07</w:t>
+            </w:r>
+          </w:p>
+        </w:tc>
+        <w:tc>
+          <w:tcPr>
+            <w:tcW w:type="dxa" w:w="2353"/>
+          </w:tcPr>
+          <w:p>
+            <w:pPr>
+              <w:spacing w:after="0"/>
+            </w:pPr>
+            <w:r>
+              <w:rPr>
+                <w:rFonts w:ascii="Calibri" w:hAnsi="Calibri" w:eastAsia="宋体"/>
+                <w:sz w:val="18"/>
+              </w:rPr>
+            </w:r>
+            <w:r>
+              <w:rPr>
+                <w:rFonts w:ascii="Calibri" w:hAnsi="Calibri" w:eastAsia="宋体"/>
+                <w:sz w:val="18"/>
+              </w:rPr>
+              <w:t>肾癌缺氧标志物，肿瘤中升高</w:t>
+            </w:r>
+          </w:p>
+        </w:tc>
+        <w:tc>
+          <w:tcPr>
+            <w:tcW w:type="dxa" w:w="2353"/>
+          </w:tcPr>
+          <w:p>
+            <w:pPr>
+              <w:spacing w:after="0"/>
+            </w:pPr>
+            <w:r>
+              <w:rPr>
+                <w:rFonts w:ascii="Calibri" w:hAnsi="Calibri" w:eastAsia="宋体"/>
+                <w:sz w:val="18"/>
+              </w:rPr>
+            </w:r>
+            <w:r>
+              <w:rPr>
+                <w:rFonts w:ascii="Calibri" w:hAnsi="Calibri" w:eastAsia="宋体"/>
+                <w:sz w:val="18"/>
+              </w:rPr>
+              <w:t>符合</w:t>
+            </w:r>
+          </w:p>
+        </w:tc>
+      </w:tr>
+      <w:tr>
+        <w:tc>
+          <w:tcPr>
+            <w:tcW w:type="dxa" w:w="2353"/>
+          </w:tcPr>
+          <w:p>
+            <w:pPr>
+              <w:spacing w:after="0"/>
+            </w:pPr>
+            <w:r>
+              <w:rPr>
+                <w:rFonts w:ascii="Calibri" w:hAnsi="Calibri" w:eastAsia="宋体"/>
+                <w:sz w:val="18"/>
+              </w:rPr>
+            </w:r>
+            <w:r>
+              <w:rPr>
+                <w:rFonts w:ascii="Calibri" w:hAnsi="Calibri" w:eastAsia="宋体"/>
+                <w:sz w:val="18"/>
+              </w:rPr>
+              <w:t>NDUFA4L2</w:t>
+            </w:r>
+          </w:p>
+        </w:tc>
+        <w:tc>
+          <w:tcPr>
+            <w:tcW w:type="dxa" w:w="2353"/>
+          </w:tcPr>
+          <w:p>
+            <w:pPr>
+              <w:spacing w:after="0"/>
+            </w:pPr>
+            <w:r>
+              <w:rPr>
+                <w:rFonts w:ascii="Calibri" w:hAnsi="Calibri" w:eastAsia="宋体"/>
+                <w:sz w:val="18"/>
+              </w:rPr>
+            </w:r>
+            <w:r>
+              <w:rPr>
+                <w:rFonts w:ascii="Calibri" w:hAnsi="Calibri" w:eastAsia="宋体"/>
+                <w:sz w:val="18"/>
+              </w:rPr>
+              <w:t>+7.24</w:t>
+            </w:r>
+          </w:p>
+        </w:tc>
+        <w:tc>
+          <w:tcPr>
+            <w:tcW w:type="dxa" w:w="2353"/>
+          </w:tcPr>
+          <w:p>
+            <w:pPr>
+              <w:spacing w:after="0"/>
+            </w:pPr>
+            <w:r>
+              <w:rPr>
+                <w:rFonts w:ascii="Calibri" w:hAnsi="Calibri" w:eastAsia="宋体"/>
+                <w:sz w:val="18"/>
+              </w:rPr>
+            </w:r>
+            <w:r>
+              <w:rPr>
+                <w:rFonts w:ascii="Calibri" w:hAnsi="Calibri" w:eastAsia="宋体"/>
+                <w:sz w:val="18"/>
+              </w:rPr>
+              <w:t>缺氧诱导，肾癌中升高</w:t>
+            </w:r>
+          </w:p>
+        </w:tc>
+        <w:tc>
+          <w:tcPr>
+            <w:tcW w:type="dxa" w:w="2353"/>
+          </w:tcPr>
+          <w:p>
+            <w:pPr>
+              <w:spacing w:after="0"/>
+            </w:pPr>
+            <w:r>
+              <w:rPr>
+                <w:rFonts w:ascii="Calibri" w:hAnsi="Calibri" w:eastAsia="宋体"/>
+                <w:sz w:val="18"/>
+              </w:rPr>
+            </w:r>
+            <w:r>
+              <w:rPr>
+                <w:rFonts w:ascii="Calibri" w:hAnsi="Calibri" w:eastAsia="宋体"/>
+                <w:sz w:val="18"/>
+              </w:rPr>
+              <w:t>符合</w:t>
+            </w:r>
+          </w:p>
+        </w:tc>
+      </w:tr>
+      <w:tr>
+        <w:tc>
+          <w:tcPr>
+            <w:tcW w:type="dxa" w:w="2353"/>
+          </w:tcPr>
+          <w:p>
+            <w:pPr>
+              <w:spacing w:after="0"/>
+            </w:pPr>
+            <w:r>
+              <w:rPr>
+                <w:rFonts w:ascii="Calibri" w:hAnsi="Calibri" w:eastAsia="宋体"/>
+                <w:sz w:val="18"/>
+              </w:rPr>
+            </w:r>
+            <w:r>
+              <w:rPr>
+                <w:rFonts w:ascii="Calibri" w:hAnsi="Calibri" w:eastAsia="宋体"/>
+                <w:sz w:val="18"/>
+              </w:rPr>
+              <w:t>EGLN3</w:t>
+            </w:r>
+          </w:p>
+        </w:tc>
+        <w:tc>
+          <w:tcPr>
+            <w:tcW w:type="dxa" w:w="2353"/>
+          </w:tcPr>
+          <w:p>
+            <w:pPr>
+              <w:spacing w:after="0"/>
+            </w:pPr>
+            <w:r>
+              <w:rPr>
+                <w:rFonts w:ascii="Calibri" w:hAnsi="Calibri" w:eastAsia="宋体"/>
+                <w:sz w:val="18"/>
+              </w:rPr>
+            </w:r>
+            <w:r>
+              <w:rPr>
+                <w:rFonts w:ascii="Calibri" w:hAnsi="Calibri" w:eastAsia="宋体"/>
+                <w:sz w:val="18"/>
+              </w:rPr>
+              <w:t>+4.66</w:t>
+            </w:r>
+          </w:p>
+        </w:tc>
+        <w:tc>
+          <w:tcPr>
+            <w:tcW w:type="dxa" w:w="2353"/>
+          </w:tcPr>
+          <w:p>
+            <w:pPr>
+              <w:spacing w:after="0"/>
+            </w:pPr>
+            <w:r>
+              <w:rPr>
+                <w:rFonts w:ascii="Calibri" w:hAnsi="Calibri" w:eastAsia="宋体"/>
+                <w:sz w:val="18"/>
+              </w:rPr>
+            </w:r>
+            <w:r>
+              <w:rPr>
+                <w:rFonts w:ascii="Calibri" w:hAnsi="Calibri" w:eastAsia="宋体"/>
+                <w:sz w:val="18"/>
+              </w:rPr>
+              <w:t>HIF 通路靶基因，肿瘤中升高</w:t>
+            </w:r>
+          </w:p>
+        </w:tc>
+        <w:tc>
+          <w:tcPr>
+            <w:tcW w:type="dxa" w:w="2353"/>
+          </w:tcPr>
+          <w:p>
+            <w:pPr>
+              <w:spacing w:after="0"/>
+            </w:pPr>
+            <w:r>
+              <w:rPr>
+                <w:rFonts w:ascii="Calibri" w:hAnsi="Calibri" w:eastAsia="宋体"/>
+                <w:sz w:val="18"/>
+              </w:rPr>
+            </w:r>
+            <w:r>
+              <w:rPr>
+                <w:rFonts w:ascii="Calibri" w:hAnsi="Calibri" w:eastAsia="宋体"/>
+                <w:sz w:val="18"/>
+              </w:rPr>
+              <w:t>符合</w:t>
+            </w:r>
+          </w:p>
+        </w:tc>
+      </w:tr>
+      <w:tr>
+        <w:tc>
+          <w:tcPr>
+            <w:tcW w:type="dxa" w:w="2353"/>
+          </w:tcPr>
+          <w:p>
+            <w:pPr>
+              <w:spacing w:after="0"/>
+            </w:pPr>
+            <w:r>
+              <w:rPr>
+                <w:rFonts w:ascii="Calibri" w:hAnsi="Calibri" w:eastAsia="宋体"/>
+                <w:sz w:val="18"/>
+              </w:rPr>
+            </w:r>
+            <w:r>
+              <w:rPr>
+                <w:rFonts w:ascii="Calibri" w:hAnsi="Calibri" w:eastAsia="宋体"/>
+                <w:sz w:val="18"/>
+              </w:rPr>
+              <w:t>VIM</w:t>
+            </w:r>
+          </w:p>
+        </w:tc>
+        <w:tc>
+          <w:tcPr>
+            <w:tcW w:type="dxa" w:w="2353"/>
+          </w:tcPr>
+          <w:p>
+            <w:pPr>
+              <w:spacing w:after="0"/>
+            </w:pPr>
+            <w:r>
+              <w:rPr>
+                <w:rFonts w:ascii="Calibri" w:hAnsi="Calibri" w:eastAsia="宋体"/>
+                <w:sz w:val="18"/>
+              </w:rPr>
+            </w:r>
+            <w:r>
+              <w:rPr>
+                <w:rFonts w:ascii="Calibri" w:hAnsi="Calibri" w:eastAsia="宋体"/>
+                <w:sz w:val="18"/>
+              </w:rPr>
+              <w:t>+3.17</w:t>
+            </w:r>
+          </w:p>
+        </w:tc>
+        <w:tc>
+          <w:tcPr>
+            <w:tcW w:type="dxa" w:w="2353"/>
+          </w:tcPr>
+          <w:p>
+            <w:pPr>
+              <w:spacing w:after="0"/>
+            </w:pPr>
+            <w:r>
+              <w:rPr>
+                <w:rFonts w:ascii="Calibri" w:hAnsi="Calibri" w:eastAsia="宋体"/>
+                <w:sz w:val="18"/>
+              </w:rPr>
+            </w:r>
+            <w:r>
+              <w:rPr>
+                <w:rFonts w:ascii="Calibri" w:hAnsi="Calibri" w:eastAsia="宋体"/>
+                <w:sz w:val="18"/>
+              </w:rPr>
+              <w:t>间质标志物，肿瘤中升高</w:t>
+            </w:r>
+          </w:p>
+        </w:tc>
+        <w:tc>
+          <w:tcPr>
+            <w:tcW w:type="dxa" w:w="2353"/>
+          </w:tcPr>
+          <w:p>
+            <w:pPr>
+              <w:spacing w:after="0"/>
+            </w:pPr>
+            <w:r>
+              <w:rPr>
+                <w:rFonts w:ascii="Calibri" w:hAnsi="Calibri" w:eastAsia="宋体"/>
+                <w:sz w:val="18"/>
+              </w:rPr>
+            </w:r>
+            <w:r>
+              <w:rPr>
+                <w:rFonts w:ascii="Calibri" w:hAnsi="Calibri" w:eastAsia="宋体"/>
+                <w:sz w:val="18"/>
+              </w:rPr>
+              <w:t>符合</w:t>
+            </w:r>
+          </w:p>
+        </w:tc>
+      </w:tr>
+      <w:tr>
+        <w:tc>
+          <w:tcPr>
+            <w:tcW w:type="dxa" w:w="2353"/>
+          </w:tcPr>
+          <w:p>
+            <w:pPr>
+              <w:spacing w:after="0"/>
+            </w:pPr>
+            <w:r>
+              <w:rPr>
+                <w:rFonts w:ascii="Calibri" w:hAnsi="Calibri" w:eastAsia="宋体"/>
+                <w:sz w:val="18"/>
+              </w:rPr>
+            </w:r>
+            <w:r>
+              <w:rPr>
+                <w:rFonts w:ascii="Calibri" w:hAnsi="Calibri" w:eastAsia="宋体"/>
+                <w:sz w:val="18"/>
+              </w:rPr>
+              <w:t>UMOD</w:t>
+            </w:r>
+          </w:p>
+        </w:tc>
+        <w:tc>
+          <w:tcPr>
+            <w:tcW w:type="dxa" w:w="2353"/>
+          </w:tcPr>
+          <w:p>
+            <w:pPr>
+              <w:spacing w:after="0"/>
+            </w:pPr>
+            <w:r>
+              <w:rPr>
+                <w:rFonts w:ascii="Calibri" w:hAnsi="Calibri" w:eastAsia="宋体"/>
+                <w:sz w:val="18"/>
+              </w:rPr>
+            </w:r>
+            <w:r>
+              <w:rPr>
+                <w:rFonts w:ascii="Calibri" w:hAnsi="Calibri" w:eastAsia="宋体"/>
+                <w:sz w:val="18"/>
+              </w:rPr>
+              <w:t>-10.17</w:t>
+            </w:r>
+          </w:p>
+        </w:tc>
+        <w:tc>
+          <w:tcPr>
+            <w:tcW w:type="dxa" w:w="2353"/>
+          </w:tcPr>
+          <w:p>
+            <w:pPr>
+              <w:spacing w:after="0"/>
+            </w:pPr>
+            <w:r>
+              <w:rPr>
+                <w:rFonts w:ascii="Calibri" w:hAnsi="Calibri" w:eastAsia="宋体"/>
+                <w:sz w:val="18"/>
+              </w:rPr>
+            </w:r>
+            <w:r>
+              <w:rPr>
+                <w:rFonts w:ascii="Calibri" w:hAnsi="Calibri" w:eastAsia="宋体"/>
+                <w:sz w:val="18"/>
+              </w:rPr>
+              <w:t>肾小管分化标志物，肿瘤中降低</w:t>
+            </w:r>
+          </w:p>
+        </w:tc>
+        <w:tc>
+          <w:tcPr>
+            <w:tcW w:type="dxa" w:w="2353"/>
+          </w:tcPr>
+          <w:p>
+            <w:pPr>
+              <w:spacing w:after="0"/>
+            </w:pPr>
+            <w:r>
+              <w:rPr>
+                <w:rFonts w:ascii="Calibri" w:hAnsi="Calibri" w:eastAsia="宋体"/>
+                <w:sz w:val="18"/>
+              </w:rPr>
+            </w:r>
+            <w:r>
+              <w:rPr>
+                <w:rFonts w:ascii="Calibri" w:hAnsi="Calibri" w:eastAsia="宋体"/>
+                <w:sz w:val="18"/>
+              </w:rPr>
+              <w:t>符合</w:t>
+            </w:r>
+          </w:p>
+        </w:tc>
+      </w:tr>
+      <w:tr>
+        <w:tc>
+          <w:tcPr>
+            <w:tcW w:type="dxa" w:w="2353"/>
+          </w:tcPr>
+          <w:p>
+            <w:pPr>
+              <w:spacing w:after="0"/>
+            </w:pPr>
+            <w:r>
+              <w:rPr>
+                <w:rFonts w:ascii="Calibri" w:hAnsi="Calibri" w:eastAsia="宋体"/>
+                <w:sz w:val="18"/>
+              </w:rPr>
+            </w:r>
+            <w:r>
+              <w:rPr>
+                <w:rFonts w:ascii="Calibri" w:hAnsi="Calibri" w:eastAsia="宋体"/>
+                <w:sz w:val="18"/>
+              </w:rPr>
+              <w:t>AQP2</w:t>
+            </w:r>
+          </w:p>
+        </w:tc>
+        <w:tc>
+          <w:tcPr>
+            <w:tcW w:type="dxa" w:w="2353"/>
+          </w:tcPr>
+          <w:p>
+            <w:pPr>
+              <w:spacing w:after="0"/>
+            </w:pPr>
+            <w:r>
+              <w:rPr>
+                <w:rFonts w:ascii="Calibri" w:hAnsi="Calibri" w:eastAsia="宋体"/>
+                <w:sz w:val="18"/>
+              </w:rPr>
+            </w:r>
+            <w:r>
+              <w:rPr>
+                <w:rFonts w:ascii="Calibri" w:hAnsi="Calibri" w:eastAsia="宋体"/>
+                <w:sz w:val="18"/>
+              </w:rPr>
+              <w:t>-9.25</w:t>
+            </w:r>
+          </w:p>
+        </w:tc>
+        <w:tc>
+          <w:tcPr>
+            <w:tcW w:type="dxa" w:w="2353"/>
+          </w:tcPr>
+          <w:p>
+            <w:pPr>
+              <w:spacing w:after="0"/>
+            </w:pPr>
+            <w:r>
+              <w:rPr>
+                <w:rFonts w:ascii="Calibri" w:hAnsi="Calibri" w:eastAsia="宋体"/>
+                <w:sz w:val="18"/>
+              </w:rPr>
+            </w:r>
+            <w:r>
+              <w:rPr>
+                <w:rFonts w:ascii="Calibri" w:hAnsi="Calibri" w:eastAsia="宋体"/>
+                <w:sz w:val="18"/>
+              </w:rPr>
+              <w:t>集合管标志物，肿瘤中降低</w:t>
+            </w:r>
+          </w:p>
+        </w:tc>
+        <w:tc>
+          <w:tcPr>
+            <w:tcW w:type="dxa" w:w="2353"/>
+          </w:tcPr>
+          <w:p>
+            <w:pPr>
+              <w:spacing w:after="0"/>
+            </w:pPr>
+            <w:r>
+              <w:rPr>
+                <w:rFonts w:ascii="Calibri" w:hAnsi="Calibri" w:eastAsia="宋体"/>
+                <w:sz w:val="18"/>
+              </w:rPr>
+            </w:r>
+            <w:r>
+              <w:rPr>
+                <w:rFonts w:ascii="Calibri" w:hAnsi="Calibri" w:eastAsia="宋体"/>
+                <w:sz w:val="18"/>
+              </w:rPr>
+              <w:t>符合</w:t>
+            </w:r>
+          </w:p>
+        </w:tc>
+      </w:tr>
+      <w:tr>
+        <w:tc>
+          <w:tcPr>
+            <w:tcW w:type="dxa" w:w="2353"/>
+          </w:tcPr>
+          <w:p>
+            <w:pPr>
+              <w:spacing w:after="0"/>
+            </w:pPr>
+            <w:r>
+              <w:rPr>
+                <w:rFonts w:ascii="Calibri" w:hAnsi="Calibri" w:eastAsia="宋体"/>
+                <w:sz w:val="18"/>
+              </w:rPr>
+            </w:r>
+            <w:r>
+              <w:rPr>
+                <w:rFonts w:ascii="Calibri" w:hAnsi="Calibri" w:eastAsia="宋体"/>
+                <w:sz w:val="18"/>
+              </w:rPr>
+              <w:t>SLC12A1</w:t>
+            </w:r>
+          </w:p>
+        </w:tc>
+        <w:tc>
+          <w:tcPr>
+            <w:tcW w:type="dxa" w:w="2353"/>
+          </w:tcPr>
+          <w:p>
+            <w:pPr>
+              <w:spacing w:after="0"/>
+            </w:pPr>
+            <w:r>
+              <w:rPr>
+                <w:rFonts w:ascii="Calibri" w:hAnsi="Calibri" w:eastAsia="宋体"/>
+                <w:sz w:val="18"/>
+              </w:rPr>
+            </w:r>
+            <w:r>
+              <w:rPr>
+                <w:rFonts w:ascii="Calibri" w:hAnsi="Calibri" w:eastAsia="宋体"/>
+                <w:sz w:val="18"/>
+              </w:rPr>
+              <w:t>-8.21</w:t>
+            </w:r>
+          </w:p>
+        </w:tc>
+        <w:tc>
+          <w:tcPr>
+            <w:tcW w:type="dxa" w:w="2353"/>
+          </w:tcPr>
+          <w:p>
+            <w:pPr>
+              <w:spacing w:after="0"/>
+            </w:pPr>
+            <w:r>
+              <w:rPr>
+                <w:rFonts w:ascii="Calibri" w:hAnsi="Calibri" w:eastAsia="宋体"/>
+                <w:sz w:val="18"/>
+              </w:rPr>
+            </w:r>
+            <w:r>
+              <w:rPr>
+                <w:rFonts w:ascii="Calibri" w:hAnsi="Calibri" w:eastAsia="宋体"/>
+                <w:sz w:val="18"/>
+              </w:rPr>
+              <w:t>肾小管转运体，肿瘤中降低</w:t>
+            </w:r>
+          </w:p>
+        </w:tc>
+        <w:tc>
+          <w:tcPr>
+            <w:tcW w:type="dxa" w:w="2353"/>
+          </w:tcPr>
+          <w:p>
+            <w:pPr>
+              <w:spacing w:after="0"/>
+            </w:pPr>
+            <w:r>
+              <w:rPr>
+                <w:rFonts w:ascii="Calibri" w:hAnsi="Calibri" w:eastAsia="宋体"/>
+                <w:sz w:val="18"/>
+              </w:rPr>
+            </w:r>
+            <w:r>
+              <w:rPr>
+                <w:rFonts w:ascii="Calibri" w:hAnsi="Calibri" w:eastAsia="宋体"/>
+                <w:sz w:val="18"/>
+              </w:rPr>
+              <w:t>符合</w:t>
+            </w:r>
+          </w:p>
+        </w:tc>
+      </w:tr>
+      <w:tr>
+        <w:tc>
+          <w:tcPr>
+            <w:tcW w:type="dxa" w:w="2353"/>
+          </w:tcPr>
+          <w:p>
+            <w:pPr>
+              <w:spacing w:after="0"/>
+            </w:pPr>
+            <w:r>
+              <w:rPr>
+                <w:rFonts w:ascii="Calibri" w:hAnsi="Calibri" w:eastAsia="宋体"/>
+                <w:sz w:val="18"/>
+              </w:rPr>
+            </w:r>
+            <w:r>
+              <w:rPr>
+                <w:rFonts w:ascii="Calibri" w:hAnsi="Calibri" w:eastAsia="宋体"/>
+                <w:sz w:val="18"/>
+              </w:rPr>
+              <w:t>KNG1</w:t>
+            </w:r>
+          </w:p>
+        </w:tc>
+        <w:tc>
+          <w:tcPr>
+            <w:tcW w:type="dxa" w:w="2353"/>
+          </w:tcPr>
+          <w:p>
+            <w:pPr>
+              <w:spacing w:after="0"/>
+            </w:pPr>
+            <w:r>
+              <w:rPr>
+                <w:rFonts w:ascii="Calibri" w:hAnsi="Calibri" w:eastAsia="宋体"/>
+                <w:sz w:val="18"/>
+              </w:rPr>
+            </w:r>
+            <w:r>
+              <w:rPr>
+                <w:rFonts w:ascii="Calibri" w:hAnsi="Calibri" w:eastAsia="宋体"/>
+                <w:sz w:val="18"/>
+              </w:rPr>
+              <w:t>-7.92</w:t>
+            </w:r>
+          </w:p>
+        </w:tc>
+        <w:tc>
+          <w:tcPr>
+            <w:tcW w:type="dxa" w:w="2353"/>
+          </w:tcPr>
+          <w:p>
+            <w:pPr>
+              <w:spacing w:after="0"/>
+            </w:pPr>
+            <w:r>
+              <w:rPr>
+                <w:rFonts w:ascii="Calibri" w:hAnsi="Calibri" w:eastAsia="宋体"/>
+                <w:sz w:val="18"/>
+              </w:rPr>
+            </w:r>
+            <w:r>
+              <w:rPr>
+                <w:rFonts w:ascii="Calibri" w:hAnsi="Calibri" w:eastAsia="宋体"/>
+                <w:sz w:val="18"/>
+              </w:rPr>
+              <w:t>肾脏富集，肿瘤中降低</w:t>
+            </w:r>
+          </w:p>
+        </w:tc>
+        <w:tc>
+          <w:tcPr>
+            <w:tcW w:type="dxa" w:w="2353"/>
+          </w:tcPr>
+          <w:p>
+            <w:pPr>
+              <w:spacing w:after="0"/>
+            </w:pPr>
+            <w:r>
+              <w:rPr>
+                <w:rFonts w:ascii="Calibri" w:hAnsi="Calibri" w:eastAsia="宋体"/>
+                <w:sz w:val="18"/>
+              </w:rPr>
+            </w:r>
+            <w:r>
+              <w:rPr>
+                <w:rFonts w:ascii="Calibri" w:hAnsi="Calibri" w:eastAsia="宋体"/>
+                <w:sz w:val="18"/>
+              </w:rPr>
+              <w:t>符合</w:t>
+            </w:r>
+          </w:p>
+        </w:tc>
+      </w:tr>
+      <w:tr>
+        <w:tc>
+          <w:tcPr>
+            <w:tcW w:type="dxa" w:w="2353"/>
+          </w:tcPr>
+          <w:p>
+            <w:pPr>
+              <w:spacing w:after="0"/>
+            </w:pPr>
+            <w:r>
+              <w:rPr>
+                <w:rFonts w:ascii="Calibri" w:hAnsi="Calibri" w:eastAsia="宋体"/>
+                <w:sz w:val="18"/>
+              </w:rPr>
+            </w:r>
+            <w:r>
+              <w:rPr>
+                <w:rFonts w:ascii="Calibri" w:hAnsi="Calibri" w:eastAsia="宋体"/>
+                <w:sz w:val="18"/>
+              </w:rPr>
+              <w:t>CALB1</w:t>
+            </w:r>
+          </w:p>
+        </w:tc>
+        <w:tc>
+          <w:tcPr>
+            <w:tcW w:type="dxa" w:w="2353"/>
+          </w:tcPr>
+          <w:p>
+            <w:pPr>
+              <w:spacing w:after="0"/>
+            </w:pPr>
+            <w:r>
+              <w:rPr>
+                <w:rFonts w:ascii="Calibri" w:hAnsi="Calibri" w:eastAsia="宋体"/>
+                <w:sz w:val="18"/>
+              </w:rPr>
+            </w:r>
+            <w:r>
+              <w:rPr>
+                <w:rFonts w:ascii="Calibri" w:hAnsi="Calibri" w:eastAsia="宋体"/>
+                <w:sz w:val="18"/>
+              </w:rPr>
+              <w:t>-7.45</w:t>
+            </w:r>
+          </w:p>
+        </w:tc>
+        <w:tc>
+          <w:tcPr>
+            <w:tcW w:type="dxa" w:w="2353"/>
+          </w:tcPr>
+          <w:p>
+            <w:pPr>
+              <w:spacing w:after="0"/>
+            </w:pPr>
+            <w:r>
+              <w:rPr>
+                <w:rFonts w:ascii="Calibri" w:hAnsi="Calibri" w:eastAsia="宋体"/>
+                <w:sz w:val="18"/>
+              </w:rPr>
+            </w:r>
+            <w:r>
+              <w:rPr>
+                <w:rFonts w:ascii="Calibri" w:hAnsi="Calibri" w:eastAsia="宋体"/>
+                <w:sz w:val="18"/>
+              </w:rPr>
+              <w:t>肾小管钙结合蛋白，肿瘤中降低</w:t>
+            </w:r>
+          </w:p>
+        </w:tc>
+        <w:tc>
+          <w:tcPr>
+            <w:tcW w:type="dxa" w:w="2353"/>
+          </w:tcPr>
+          <w:p>
+            <w:pPr>
+              <w:spacing w:after="0"/>
+            </w:pPr>
+            <w:r>
+              <w:rPr>
+                <w:rFonts w:ascii="Calibri" w:hAnsi="Calibri" w:eastAsia="宋体"/>
+                <w:sz w:val="18"/>
+              </w:rPr>
+            </w:r>
+            <w:r>
+              <w:rPr>
+                <w:rFonts w:ascii="Calibri" w:hAnsi="Calibri" w:eastAsia="宋体"/>
+                <w:sz w:val="18"/>
+              </w:rPr>
+              <w:t>符合</w:t>
+            </w:r>
+          </w:p>
+        </w:tc>
+      </w:tr>
+    </w:tbl>
+    <w:p/>
+    <w:p>
+      <w:pPr>
+        <w:pStyle w:val="Heading4"/>
+        <w:spacing w:before="120" w:after="80"/>
+      </w:pPr>
+      <w:r>
+        <w:rPr>
+          <w:rFonts w:ascii="Calibri" w:hAnsi="Calibri" w:eastAsia="黑体"/>
+          <w:b/>
+          <w:color w:val="1F1F1F"/>
+          <w:sz w:val="23"/>
+        </w:rPr>
+        <w:t>4.5.2 演示数据</w:t>
+      </w:r>
+    </w:p>
+    <w:p>
+      <w:r>
+        <w:rPr>
+          <w:rFonts w:ascii="Consolas" w:hAnsi="Consolas" w:eastAsia="宋体"/>
+          <w:color w:val="333333"/>
+          <w:sz w:val="18"/>
+        </w:rPr>
+        <w:t>checks.py</w:t>
+      </w:r>
+      <w:r>
+        <w:rPr>
+          <w:rFonts w:ascii="Calibri" w:hAnsi="Calibri" w:eastAsia="宋体"/>
+        </w:rPr>
+        <w:t xml:space="preserve"> 14 项全部通过，与真值比较：精确率 1.000，召回率 0.500。 召回率只有 0.5 是方法在 3v3 小样本下的实际表现，不是脚本错误。</w:t>
+      </w:r>
+    </w:p>
+    <w:p>
+      <w:pPr>
+        <w:pStyle w:val="Heading4"/>
+        <w:spacing w:before="120" w:after="80"/>
+      </w:pPr>
+      <w:r>
+        <w:rPr>
+          <w:rFonts w:ascii="Calibri" w:hAnsi="Calibri" w:eastAsia="黑体"/>
+          <w:b/>
+          <w:color w:val="1F1F1F"/>
+          <w:sz w:val="23"/>
+        </w:rPr>
+        <w:t>4.5.3 已知限制</w:t>
       </w:r>
     </w:p>
     <w:p>
@@ -2661,8 +5549,15 @@
       <w:r>
         <w:rPr>
           <w:rFonts w:ascii="Calibri" w:hAnsi="Calibri" w:eastAsia="宋体"/>
-        </w:rPr>
-        <w:t>与真值比较：精确率 1.000，召回率 0.500。</w:t>
+          <w:b/>
+        </w:rPr>
+        <w:t>配对设计按非配对处理</w:t>
+      </w:r>
+      <w:r>
+        <w:rPr>
+          <w:rFonts w:ascii="Calibri" w:hAnsi="Calibri" w:eastAsia="宋体"/>
+        </w:rPr>
+        <w:t>：TCGA-KIRC 的 10 例 Normal 与 10 例 Tumor 来自同一批患者，</w:t>
       </w:r>
     </w:p>
     <w:p>
@@ -2670,7 +5565,51 @@
         <w:rPr>
           <w:rFonts w:ascii="Calibri" w:hAnsi="Calibri" w:eastAsia="宋体"/>
         </w:rPr>
-        <w:t>召回率只有 0.5 是方法在小样本下的实际表现，不是脚本错误；结果说明中已注明 Welch + log2 CPM 不等于 DESeq2/edgeR。</w:t>
+        <w:t>属于配对设计；本实验按任务书“两组样本比较”的要求使用非配对 Welch 检验。配对信息 未被利用，统计功效偏低、P 值偏保守；正式分析应改用配对检验或 DESeq2 的配对设计。</w:t>
+      </w:r>
+    </w:p>
+    <w:p>
+      <w:pPr>
+        <w:pStyle w:val="ListBullet"/>
+      </w:pPr>
+      <w:r>
+        <w:rPr>
+          <w:rFonts w:ascii="Calibri" w:hAnsi="Calibri" w:eastAsia="宋体"/>
+          <w:b/>
+        </w:rPr>
+        <w:t>方法近似</w:t>
+      </w:r>
+      <w:r>
+        <w:rPr>
+          <w:rFonts w:ascii="Calibri" w:hAnsi="Calibri" w:eastAsia="宋体"/>
+        </w:rPr>
+        <w:t>：log2 CPM + Welch 不等同于 DESeq2/edgeR 的负二项模型，低表达基因的</w:t>
+      </w:r>
+    </w:p>
+    <w:p>
+      <w:r>
+        <w:rPr>
+          <w:rFonts w:ascii="Calibri" w:hAnsi="Calibri" w:eastAsia="宋体"/>
+        </w:rPr>
+        <w:t>P 值可能偏乐观，结果用于课堂演示而非临床结论。</w:t>
+      </w:r>
+    </w:p>
+    <w:p>
+      <w:pPr>
+        <w:pStyle w:val="ListBullet"/>
+      </w:pPr>
+      <w:r>
+        <w:rPr>
+          <w:rFonts w:ascii="Calibri" w:hAnsi="Calibri" w:eastAsia="宋体"/>
+          <w:b/>
+        </w:rPr>
+        <w:t>零表达基因</w:t>
+      </w:r>
+      <w:r>
+        <w:rPr>
+          <w:rFonts w:ascii="Calibri" w:hAnsi="Calibri" w:eastAsia="宋体"/>
+        </w:rPr>
+        <w:t>：10,900 个基因在 20 个样本中全为 0，已保留并标记，不参与有效差异判断。</w:t>
       </w:r>
     </w:p>
     <w:p>
@@ -4899,7 +7838,7 @@
         <w:rPr>
           <w:rFonts w:ascii="Calibri" w:hAnsi="Calibri" w:eastAsia="宋体"/>
         </w:rPr>
-        <w:t xml:space="preserve">远端仓库：待创建并推送（推送前已确认待上传文件清单，不含密钥和 </w:t>
+        <w:t>真实数据版提交哈希：</w:t>
       </w:r>
       <w:r>
         <w:rPr>
@@ -4907,13 +7846,7 @@
           <w:color w:val="333333"/>
           <w:sz w:val="18"/>
         </w:rPr>
-        <w:t>.venv</w:t>
-      </w:r>
-      <w:r>
-        <w:rPr>
-          <w:rFonts w:ascii="Calibri" w:hAnsi="Calibri" w:eastAsia="宋体"/>
-        </w:rPr>
-        <w:t>）</w:t>
+        <w:t>3882d1088293ff3e899f41afa5b2353e011de995</w:t>
       </w:r>
     </w:p>
     <w:p>
@@ -4922,17 +7855,23 @@
       </w:pPr>
       <w:r>
         <w:rPr>
+          <w:rFonts w:ascii="Calibri" w:hAnsi="Calibri" w:eastAsia="宋体"/>
+        </w:rPr>
+        <w:t>远端仓库：</w:t>
+      </w:r>
+      <w:r>
+        <w:rPr>
           <w:rFonts w:ascii="Consolas" w:hAnsi="Consolas" w:eastAsia="宋体"/>
           <w:color w:val="333333"/>
           <w:sz w:val="18"/>
         </w:rPr>
-        <w:t>.gitignore</w:t>
+        <w:t>https://github.com/mukunlife/skill.git</w:t>
       </w:r>
       <w:r>
         <w:rPr>
           <w:rFonts w:ascii="Calibri" w:hAnsi="Calibri" w:eastAsia="宋体"/>
         </w:rPr>
-        <w:t xml:space="preserve"> 排除：</w:t>
+        <w:t xml:space="preserve">（已配置 </w:t>
       </w:r>
       <w:r>
         <w:rPr>
@@ -4940,13 +7879,24 @@
           <w:color w:val="333333"/>
           <w:sz w:val="18"/>
         </w:rPr>
-        <w:t>.venv/</w:t>
+        <w:t>origin</w:t>
       </w:r>
       <w:r>
         <w:rPr>
           <w:rFonts w:ascii="Calibri" w:hAnsi="Calibri" w:eastAsia="宋体"/>
         </w:rPr>
-        <w:t>、</w:t>
+        <w:t>，尚未推送）</w:t>
+      </w:r>
+    </w:p>
+    <w:p>
+      <w:pPr>
+        <w:pStyle w:val="ListBullet"/>
+      </w:pPr>
+      <w:r>
+        <w:rPr>
+          <w:rFonts w:ascii="Calibri" w:hAnsi="Calibri" w:eastAsia="宋体"/>
+        </w:rPr>
+        <w:t>推送前检查：</w:t>
       </w:r>
       <w:r>
         <w:rPr>
@@ -4954,13 +7904,13 @@
           <w:color w:val="333333"/>
           <w:sz w:val="18"/>
         </w:rPr>
-        <w:t>__pycache__/</w:t>
+        <w:t>git status</w:t>
       </w:r>
       <w:r>
         <w:rPr>
           <w:rFonts w:ascii="Calibri" w:hAnsi="Calibri" w:eastAsia="宋体"/>
         </w:rPr>
-        <w:t>、</w:t>
+        <w:t xml:space="preserve"> 无 </w:t>
       </w:r>
       <w:r>
         <w:rPr>
@@ -4968,7 +7918,7 @@
           <w:color w:val="333333"/>
           <w:sz w:val="18"/>
         </w:rPr>
-        <w:t>.claude/settings.json</w:t>
+        <w:t>.venv/</w:t>
       </w:r>
       <w:r>
         <w:rPr>
@@ -4976,15 +7926,13 @@
         </w:rPr>
         <w:t>、</w:t>
       </w:r>
-    </w:p>
-    <w:p>
       <w:r>
         <w:rPr>
           <w:rFonts w:ascii="Consolas" w:hAnsi="Consolas" w:eastAsia="宋体"/>
           <w:color w:val="333333"/>
           <w:sz w:val="18"/>
         </w:rPr>
-        <w:t>.claude/settings.local.json</w:t>
+        <w:t>__pycache__/</w:t>
       </w:r>
       <w:r>
         <w:rPr>
@@ -4998,21 +7946,131 @@
           <w:color w:val="333333"/>
           <w:sz w:val="18"/>
         </w:rPr>
-        <w:t>.env</w:t>
+        <w:t>.claude/settings.json</w:t>
       </w:r>
       <w:r>
         <w:rPr>
           <w:rFonts w:ascii="Calibri" w:hAnsi="Calibri" w:eastAsia="宋体"/>
         </w:rPr>
-        <w:t>、</w:t>
-      </w:r>
+        <w:t>；</w:t>
+      </w:r>
+    </w:p>
+    <w:p>
+      <w:r>
+        <w:rPr>
+          <w:rFonts w:ascii="Calibri" w:hAnsi="Calibri" w:eastAsia="宋体"/>
+        </w:rPr>
+        <w:t>Skill 文件与配置中未发现密钥或本机绝对路径（文档和崩溃日志中的本机路径仅用于 说明环境，不含凭据）</w:t>
+      </w:r>
+    </w:p>
+    <w:p>
+      <w:pPr>
+        <w:pStyle w:val="ListBullet"/>
+      </w:pPr>
       <w:r>
         <w:rPr>
           <w:rFonts w:ascii="Consolas" w:hAnsi="Consolas" w:eastAsia="宋体"/>
           <w:color w:val="333333"/>
           <w:sz w:val="18"/>
         </w:rPr>
+        <w:t>.gitignore</w:t>
+      </w:r>
+      <w:r>
+        <w:rPr>
+          <w:rFonts w:ascii="Calibri" w:hAnsi="Calibri" w:eastAsia="宋体"/>
+        </w:rPr>
+        <w:t xml:space="preserve"> 排除：</w:t>
+      </w:r>
+      <w:r>
+        <w:rPr>
+          <w:rFonts w:ascii="Consolas" w:hAnsi="Consolas" w:eastAsia="宋体"/>
+          <w:color w:val="333333"/>
+          <w:sz w:val="18"/>
+        </w:rPr>
+        <w:t>.venv/</w:t>
+      </w:r>
+      <w:r>
+        <w:rPr>
+          <w:rFonts w:ascii="Calibri" w:hAnsi="Calibri" w:eastAsia="宋体"/>
+        </w:rPr>
+        <w:t>、</w:t>
+      </w:r>
+      <w:r>
+        <w:rPr>
+          <w:rFonts w:ascii="Consolas" w:hAnsi="Consolas" w:eastAsia="宋体"/>
+          <w:color w:val="333333"/>
+          <w:sz w:val="18"/>
+        </w:rPr>
+        <w:t>__pycache__/</w:t>
+      </w:r>
+      <w:r>
+        <w:rPr>
+          <w:rFonts w:ascii="Calibri" w:hAnsi="Calibri" w:eastAsia="宋体"/>
+        </w:rPr>
+        <w:t>、</w:t>
+      </w:r>
+      <w:r>
+        <w:rPr>
+          <w:rFonts w:ascii="Consolas" w:hAnsi="Consolas" w:eastAsia="宋体"/>
+          <w:color w:val="333333"/>
+          <w:sz w:val="18"/>
+        </w:rPr>
+        <w:t>.claude/settings.json</w:t>
+      </w:r>
+      <w:r>
+        <w:rPr>
+          <w:rFonts w:ascii="Calibri" w:hAnsi="Calibri" w:eastAsia="宋体"/>
+        </w:rPr>
+        <w:t>、</w:t>
+      </w:r>
+    </w:p>
+    <w:p>
+      <w:r>
+        <w:rPr>
+          <w:rFonts w:ascii="Consolas" w:hAnsi="Consolas" w:eastAsia="宋体"/>
+          <w:color w:val="333333"/>
+          <w:sz w:val="18"/>
+        </w:rPr>
+        <w:t>.claude/settings.local.json</w:t>
+      </w:r>
+      <w:r>
+        <w:rPr>
+          <w:rFonts w:ascii="Calibri" w:hAnsi="Calibri" w:eastAsia="宋体"/>
+        </w:rPr>
+        <w:t>、</w:t>
+      </w:r>
+      <w:r>
+        <w:rPr>
+          <w:rFonts w:ascii="Consolas" w:hAnsi="Consolas" w:eastAsia="宋体"/>
+          <w:color w:val="333333"/>
+          <w:sz w:val="18"/>
+        </w:rPr>
+        <w:t>.env</w:t>
+      </w:r>
+      <w:r>
+        <w:rPr>
+          <w:rFonts w:ascii="Calibri" w:hAnsi="Calibri" w:eastAsia="宋体"/>
+        </w:rPr>
+        <w:t>、</w:t>
+      </w:r>
+      <w:r>
+        <w:rPr>
+          <w:rFonts w:ascii="Consolas" w:hAnsi="Consolas" w:eastAsia="宋体"/>
+          <w:color w:val="333333"/>
+          <w:sz w:val="18"/>
+        </w:rPr>
         <w:t>*.zip</w:t>
+      </w:r>
+    </w:p>
+    <w:p>
+      <w:pPr>
+        <w:pStyle w:val="ListBullet"/>
+      </w:pPr>
+      <w:r>
+        <w:rPr>
+          <w:rFonts w:ascii="Calibri" w:hAnsi="Calibri" w:eastAsia="宋体"/>
+        </w:rPr>
+        <w:t>推送后需补：仓库链接、本次提交哈希、同伴复现记录</w:t>
       </w:r>
     </w:p>
     <w:p>
@@ -5061,7 +8119,7 @@
         <w:rPr>
           <w:rFonts w:ascii="Calibri" w:hAnsi="Calibri" w:eastAsia="宋体"/>
         </w:rPr>
-        <w:t xml:space="preserve"> 对应 </w:t>
+        <w:t>：两个自建 Skill 的提交副本（</w:t>
       </w:r>
       <w:r>
         <w:rPr>
@@ -5069,13 +8127,77 @@
           <w:color w:val="333333"/>
           <w:sz w:val="18"/>
         </w:rPr>
+        <w:t>de-analysis</w:t>
+      </w:r>
+      <w:r>
+        <w:rPr>
+          <w:rFonts w:ascii="Calibri" w:hAnsi="Calibri" w:eastAsia="宋体"/>
+        </w:rPr>
+        <w:t>、</w:t>
+      </w:r>
+      <w:r>
+        <w:rPr>
+          <w:rFonts w:ascii="Consolas" w:hAnsi="Consolas" w:eastAsia="宋体"/>
+          <w:color w:val="333333"/>
+          <w:sz w:val="18"/>
+        </w:rPr>
+        <w:t>medical-dialogue</w:t>
+      </w:r>
+      <w:r>
+        <w:rPr>
+          <w:rFonts w:ascii="Calibri" w:hAnsi="Calibri" w:eastAsia="宋体"/>
+        </w:rPr>
+        <w:t>），</w:t>
+      </w:r>
+    </w:p>
+    <w:p>
+      <w:r>
+        <w:rPr>
+          <w:rFonts w:ascii="Calibri" w:hAnsi="Calibri" w:eastAsia="宋体"/>
+        </w:rPr>
+        <w:t xml:space="preserve">与 </w:t>
+      </w:r>
+      <w:r>
+        <w:rPr>
+          <w:rFonts w:ascii="Consolas" w:hAnsi="Consolas" w:eastAsia="宋体"/>
+          <w:color w:val="333333"/>
+          <w:sz w:val="18"/>
+        </w:rPr>
         <w:t>.claude/skills/</w:t>
       </w:r>
       <w:r>
         <w:rPr>
           <w:rFonts w:ascii="Calibri" w:hAnsi="Calibri" w:eastAsia="宋体"/>
         </w:rPr>
-        <w:t>：两个自建 Skill + 改造后的 skill-creator；</w:t>
+        <w:t xml:space="preserve"> 内容一致；改造后的 </w:t>
+      </w:r>
+      <w:r>
+        <w:rPr>
+          <w:rFonts w:ascii="Consolas" w:hAnsi="Consolas" w:eastAsia="宋体"/>
+          <w:color w:val="333333"/>
+          <w:sz w:val="18"/>
+        </w:rPr>
+        <w:t>skill-creator</w:t>
+      </w:r>
+      <w:r>
+        <w:rPr>
+          <w:rFonts w:ascii="Calibri" w:hAnsi="Calibri" w:eastAsia="宋体"/>
+        </w:rPr>
+        <w:t xml:space="preserve"> 只保留在 </w:t>
+      </w:r>
+      <w:r>
+        <w:rPr>
+          <w:rFonts w:ascii="Consolas" w:hAnsi="Consolas" w:eastAsia="宋体"/>
+          <w:color w:val="333333"/>
+          <w:sz w:val="18"/>
+        </w:rPr>
+        <w:t>.claude/skills/</w:t>
+      </w:r>
+      <w:r>
+        <w:rPr>
+          <w:rFonts w:ascii="Calibri" w:hAnsi="Calibri" w:eastAsia="宋体"/>
+        </w:rPr>
+        <w:t>， 因为提交清单只要求“两个自建专业 Skill”；</w:t>
       </w:r>
     </w:p>
     <w:p>
@@ -5088,13 +8210,40 @@
           <w:color w:val="333333"/>
           <w:sz w:val="18"/>
         </w:rPr>
+        <w:t>TCGA-KIRC/</w:t>
+      </w:r>
+      <w:r>
+        <w:rPr>
+          <w:rFonts w:ascii="Calibri" w:hAnsi="Calibri" w:eastAsia="宋体"/>
+        </w:rPr>
+        <w:t>：实验提供的真实数据、派生分组表、基因注释与复现说明；</w:t>
+      </w:r>
+    </w:p>
+    <w:p>
+      <w:pPr>
+        <w:pStyle w:val="ListBullet"/>
+      </w:pPr>
+      <w:r>
+        <w:rPr>
+          <w:rFonts w:ascii="Consolas" w:hAnsi="Consolas" w:eastAsia="宋体"/>
+          <w:color w:val="333333"/>
+          <w:sz w:val="18"/>
+        </w:rPr>
         <w:t>outputs/</w:t>
       </w:r>
       <w:r>
         <w:rPr>
           <w:rFonts w:ascii="Calibri" w:hAnsi="Calibri" w:eastAsia="宋体"/>
         </w:rPr>
-        <w:t>：配置记录、文件操作、两个 Skill 运行输出、对照、现有 Skill 改造；</w:t>
+        <w:t>：配置记录、文件操作、演示数据与 TCGA-KIRC 两轮差异分析、对话整理、</w:t>
+      </w:r>
+    </w:p>
+    <w:p>
+      <w:r>
+        <w:rPr>
+          <w:rFonts w:ascii="Calibri" w:hAnsi="Calibri" w:eastAsia="宋体"/>
+        </w:rPr>
+        <w:t>对照、现有 Skill 改造；</w:t>
       </w:r>
     </w:p>
     <w:p>
@@ -5360,6 +8509,42 @@
           <w:rFonts w:ascii="Calibri" w:hAnsi="Calibri" w:eastAsia="宋体"/>
         </w:rPr>
         <w:t xml:space="preserve"> 终端输出</w:t>
+      </w:r>
+    </w:p>
+    <w:p>
+      <w:pPr>
+        <w:pStyle w:val="ListBullet"/>
+      </w:pPr>
+      <w:r>
+        <w:t xml:space="preserve">[ ] TCGA-KIRC 真实数据 </w:t>
+      </w:r>
+      <w:r>
+        <w:rPr>
+          <w:rFonts w:ascii="Consolas" w:hAnsi="Consolas" w:eastAsia="宋体"/>
+          <w:color w:val="333333"/>
+          <w:sz w:val="18"/>
+        </w:rPr>
+        <w:t>checks.py</w:t>
+      </w:r>
+      <w:r>
+        <w:rPr>
+          <w:rFonts w:ascii="Calibri" w:hAnsi="Calibri" w:eastAsia="宋体"/>
+        </w:rPr>
+        <w:t xml:space="preserve"> 的终端输出（13 项通过）与 </w:t>
+      </w:r>
+      <w:r>
+        <w:rPr>
+          <w:rFonts w:ascii="Consolas" w:hAnsi="Consolas" w:eastAsia="宋体"/>
+          <w:color w:val="333333"/>
+          <w:sz w:val="18"/>
+        </w:rPr>
+        <w:t>de_significant_annotated.csv</w:t>
+      </w:r>
+      <w:r>
+        <w:rPr>
+          <w:rFonts w:ascii="Calibri" w:hAnsi="Calibri" w:eastAsia="宋体"/>
+        </w:rPr>
+        <w:t xml:space="preserve"> 片段</w:t>
       </w:r>
     </w:p>
     <w:p>
@@ -6064,7 +9249,22 @@
                 <w:rFonts w:ascii="Calibri" w:hAnsi="Calibri" w:eastAsia="宋体"/>
                 <w:sz w:val="18"/>
               </w:rPr>
-              <w:t>未提供教师表达矩阵</w:t>
+              <w:t xml:space="preserve">真实数据缺少 </w:t>
+            </w:r>
+            <w:r>
+              <w:rPr>
+                <w:rFonts w:ascii="Calibri" w:hAnsi="Calibri" w:eastAsia="宋体"/>
+                <w:color w:val="333333"/>
+                <w:sz w:val="18"/>
+              </w:rPr>
+              <w:t>sample,group</w:t>
+            </w:r>
+            <w:r>
+              <w:rPr>
+                <w:rFonts w:ascii="Calibri" w:hAnsi="Calibri" w:eastAsia="宋体"/>
+                <w:sz w:val="18"/>
+              </w:rPr>
+              <w:t xml:space="preserve"> 分组表</w:t>
             </w:r>
           </w:p>
         </w:tc>
@@ -6085,9 +9285,25 @@
             <w:r>
               <w:rPr>
                 <w:rFonts w:ascii="Calibri" w:hAnsi="Calibri" w:eastAsia="宋体"/>
-                <w:sz w:val="18"/>
-              </w:rPr>
-              <w:t>无法按真实数据跑</w:t>
+                <w:color w:val="333333"/>
+                <w:sz w:val="18"/>
+              </w:rPr>
+              <w:t>sample_info.csv</w:t>
+            </w:r>
+            <w:r>
+              <w:rPr>
+                <w:rFonts w:ascii="Calibri" w:hAnsi="Calibri" w:eastAsia="宋体"/>
+                <w:sz w:val="18"/>
+              </w:rPr>
+              <w:t xml:space="preserve"> 列名为 </w:t>
+            </w:r>
+            <w:r>
+              <w:rPr>
+                <w:rFonts w:ascii="Calibri" w:hAnsi="Calibri" w:eastAsia="宋体"/>
+                <w:color w:val="333333"/>
+                <w:sz w:val="18"/>
+              </w:rPr>
+              <w:t>sample_id</w:t>
             </w:r>
           </w:p>
         </w:tc>
@@ -6110,7 +9326,22 @@
                 <w:rFonts w:ascii="Calibri" w:hAnsi="Calibri" w:eastAsia="宋体"/>
                 <w:sz w:val="18"/>
               </w:rPr>
-              <w:t>生成模拟数据并注明；Skill 支持替换</w:t>
+              <w:t xml:space="preserve">用 5 行脚本派生 </w:t>
+            </w:r>
+            <w:r>
+              <w:rPr>
+                <w:rFonts w:ascii="Calibri" w:hAnsi="Calibri" w:eastAsia="宋体"/>
+                <w:color w:val="333333"/>
+                <w:sz w:val="18"/>
+              </w:rPr>
+              <w:t>groups.csv</w:t>
+            </w:r>
+            <w:r>
+              <w:rPr>
+                <w:rFonts w:ascii="Calibri" w:hAnsi="Calibri" w:eastAsia="宋体"/>
+                <w:sz w:val="18"/>
+              </w:rPr>
+              <w:t>，20 个样本全部对应</w:t>
             </w:r>
           </w:p>
         </w:tc>
@@ -6131,9 +9362,352 @@
             <w:r>
               <w:rPr>
                 <w:rFonts w:ascii="Calibri" w:hAnsi="Calibri" w:eastAsia="宋体"/>
-                <w:sz w:val="18"/>
-              </w:rPr>
-              <w:t>示例 README 与结果说明均注明</w:t>
+                <w:color w:val="333333"/>
+                <w:sz w:val="18"/>
+              </w:rPr>
+              <w:t>validation.json</w:t>
+            </w:r>
+            <w:r>
+              <w:rPr>
+                <w:rFonts w:ascii="Calibri" w:hAnsi="Calibri" w:eastAsia="宋体"/>
+                <w:sz w:val="18"/>
+              </w:rPr>
+              <w:t xml:space="preserve"> 缺失样本清单为空</w:t>
+            </w:r>
+          </w:p>
+        </w:tc>
+      </w:tr>
+      <w:tr>
+        <w:tc>
+          <w:tcPr>
+            <w:tcW w:type="dxa" w:w="2353"/>
+          </w:tcPr>
+          <w:p>
+            <w:pPr>
+              <w:spacing w:after="0"/>
+            </w:pPr>
+            <w:r>
+              <w:rPr>
+                <w:rFonts w:ascii="Calibri" w:hAnsi="Calibri" w:eastAsia="宋体"/>
+                <w:sz w:val="18"/>
+              </w:rPr>
+            </w:r>
+            <w:r>
+              <w:rPr>
+                <w:rFonts w:ascii="Calibri" w:hAnsi="Calibri" w:eastAsia="宋体"/>
+                <w:sz w:val="18"/>
+              </w:rPr>
+              <w:t>真实数据零表达基因多</w:t>
+            </w:r>
+          </w:p>
+        </w:tc>
+        <w:tc>
+          <w:tcPr>
+            <w:tcW w:type="dxa" w:w="2353"/>
+          </w:tcPr>
+          <w:p>
+            <w:pPr>
+              <w:spacing w:after="0"/>
+            </w:pPr>
+            <w:r>
+              <w:rPr>
+                <w:rFonts w:ascii="Calibri" w:hAnsi="Calibri" w:eastAsia="宋体"/>
+                <w:sz w:val="18"/>
+              </w:rPr>
+            </w:r>
+            <w:r>
+              <w:rPr>
+                <w:rFonts w:ascii="Calibri" w:hAnsi="Calibri" w:eastAsia="宋体"/>
+                <w:sz w:val="18"/>
+              </w:rPr>
+              <w:t>10,900 个基因全为 0</w:t>
+            </w:r>
+          </w:p>
+        </w:tc>
+        <w:tc>
+          <w:tcPr>
+            <w:tcW w:type="dxa" w:w="2353"/>
+          </w:tcPr>
+          <w:p>
+            <w:pPr>
+              <w:spacing w:after="0"/>
+            </w:pPr>
+            <w:r>
+              <w:rPr>
+                <w:rFonts w:ascii="Calibri" w:hAnsi="Calibri" w:eastAsia="宋体"/>
+                <w:sz w:val="18"/>
+              </w:rPr>
+            </w:r>
+            <w:r>
+              <w:rPr>
+                <w:rFonts w:ascii="Calibri" w:hAnsi="Calibri" w:eastAsia="宋体"/>
+                <w:sz w:val="18"/>
+              </w:rPr>
+              <w:t xml:space="preserve">按规则保留并标记 </w:t>
+            </w:r>
+            <w:r>
+              <w:rPr>
+                <w:rFonts w:ascii="Calibri" w:hAnsi="Calibri" w:eastAsia="宋体"/>
+                <w:color w:val="333333"/>
+                <w:sz w:val="18"/>
+              </w:rPr>
+              <w:t>zero_variance</w:t>
+            </w:r>
+            <w:r>
+              <w:rPr>
+                <w:rFonts w:ascii="Calibri" w:hAnsi="Calibri" w:eastAsia="宋体"/>
+                <w:sz w:val="18"/>
+              </w:rPr>
+              <w:t>，P 值 NaN 按 1 处理</w:t>
+            </w:r>
+          </w:p>
+        </w:tc>
+        <w:tc>
+          <w:tcPr>
+            <w:tcW w:type="dxa" w:w="2353"/>
+          </w:tcPr>
+          <w:p>
+            <w:pPr>
+              <w:spacing w:after="0"/>
+            </w:pPr>
+            <w:r>
+              <w:rPr>
+                <w:rFonts w:ascii="Calibri" w:hAnsi="Calibri" w:eastAsia="宋体"/>
+                <w:sz w:val="18"/>
+              </w:rPr>
+            </w:r>
+            <w:r>
+              <w:rPr>
+                <w:rFonts w:ascii="Calibri" w:hAnsi="Calibri" w:eastAsia="宋体"/>
+                <w:color w:val="333333"/>
+                <w:sz w:val="18"/>
+              </w:rPr>
+              <w:t>summary.md</w:t>
+            </w:r>
+            <w:r>
+              <w:rPr>
+                <w:rFonts w:ascii="Calibri" w:hAnsi="Calibri" w:eastAsia="宋体"/>
+                <w:sz w:val="18"/>
+              </w:rPr>
+              <w:t xml:space="preserve"> 与 </w:t>
+            </w:r>
+            <w:r>
+              <w:rPr>
+                <w:rFonts w:ascii="Calibri" w:hAnsi="Calibri" w:eastAsia="宋体"/>
+                <w:color w:val="333333"/>
+                <w:sz w:val="18"/>
+              </w:rPr>
+              <w:t>analysis_config.json</w:t>
+            </w:r>
+            <w:r>
+              <w:rPr>
+                <w:rFonts w:ascii="Calibri" w:hAnsi="Calibri" w:eastAsia="宋体"/>
+                <w:sz w:val="18"/>
+              </w:rPr>
+              <w:t xml:space="preserve"> 均记录</w:t>
+            </w:r>
+          </w:p>
+        </w:tc>
+      </w:tr>
+      <w:tr>
+        <w:tc>
+          <w:tcPr>
+            <w:tcW w:type="dxa" w:w="2353"/>
+          </w:tcPr>
+          <w:p>
+            <w:pPr>
+              <w:spacing w:after="0"/>
+            </w:pPr>
+            <w:r>
+              <w:rPr>
+                <w:rFonts w:ascii="Calibri" w:hAnsi="Calibri" w:eastAsia="宋体"/>
+                <w:sz w:val="18"/>
+              </w:rPr>
+            </w:r>
+            <w:r>
+              <w:rPr>
+                <w:rFonts w:ascii="Calibri" w:hAnsi="Calibri" w:eastAsia="宋体"/>
+                <w:sz w:val="18"/>
+              </w:rPr>
+              <w:t>真实数据为配对设计</w:t>
+            </w:r>
+          </w:p>
+        </w:tc>
+        <w:tc>
+          <w:tcPr>
+            <w:tcW w:type="dxa" w:w="2353"/>
+          </w:tcPr>
+          <w:p>
+            <w:pPr>
+              <w:spacing w:after="0"/>
+            </w:pPr>
+            <w:r>
+              <w:rPr>
+                <w:rFonts w:ascii="Calibri" w:hAnsi="Calibri" w:eastAsia="宋体"/>
+                <w:sz w:val="18"/>
+              </w:rPr>
+            </w:r>
+            <w:r>
+              <w:rPr>
+                <w:rFonts w:ascii="Calibri" w:hAnsi="Calibri" w:eastAsia="宋体"/>
+                <w:sz w:val="18"/>
+              </w:rPr>
+              <w:t>Normal/Tumor 来自同一患者</w:t>
+            </w:r>
+          </w:p>
+        </w:tc>
+        <w:tc>
+          <w:tcPr>
+            <w:tcW w:type="dxa" w:w="2353"/>
+          </w:tcPr>
+          <w:p>
+            <w:pPr>
+              <w:spacing w:after="0"/>
+            </w:pPr>
+            <w:r>
+              <w:rPr>
+                <w:rFonts w:ascii="Calibri" w:hAnsi="Calibri" w:eastAsia="宋体"/>
+                <w:sz w:val="18"/>
+              </w:rPr>
+            </w:r>
+            <w:r>
+              <w:rPr>
+                <w:rFonts w:ascii="Calibri" w:hAnsi="Calibri" w:eastAsia="宋体"/>
+                <w:sz w:val="18"/>
+              </w:rPr>
+              <w:t>按任务书要求用非配对 Welch；在 4.5.3 明确列为限制</w:t>
+            </w:r>
+          </w:p>
+        </w:tc>
+        <w:tc>
+          <w:tcPr>
+            <w:tcW w:type="dxa" w:w="2353"/>
+          </w:tcPr>
+          <w:p>
+            <w:pPr>
+              <w:spacing w:after="0"/>
+            </w:pPr>
+            <w:r>
+              <w:rPr>
+                <w:rFonts w:ascii="Calibri" w:hAnsi="Calibri" w:eastAsia="宋体"/>
+                <w:sz w:val="18"/>
+              </w:rPr>
+            </w:r>
+            <w:r>
+              <w:rPr>
+                <w:rFonts w:ascii="Calibri" w:hAnsi="Calibri" w:eastAsia="宋体"/>
+                <w:sz w:val="18"/>
+              </w:rPr>
+              <w:t>生物学标志物方向全部符合</w:t>
+            </w:r>
+          </w:p>
+        </w:tc>
+      </w:tr>
+      <w:tr>
+        <w:tc>
+          <w:tcPr>
+            <w:tcW w:type="dxa" w:w="2353"/>
+          </w:tcPr>
+          <w:p>
+            <w:pPr>
+              <w:spacing w:after="0"/>
+            </w:pPr>
+            <w:r>
+              <w:rPr>
+                <w:rFonts w:ascii="Calibri" w:hAnsi="Calibri" w:eastAsia="宋体"/>
+                <w:sz w:val="18"/>
+              </w:rPr>
+            </w:r>
+            <w:r>
+              <w:rPr>
+                <w:rFonts w:ascii="Calibri" w:hAnsi="Calibri" w:eastAsia="宋体"/>
+                <w:sz w:val="18"/>
+              </w:rPr>
+              <w:t>结果表只有 Ensembl ID</w:t>
+            </w:r>
+          </w:p>
+        </w:tc>
+        <w:tc>
+          <w:tcPr>
+            <w:tcW w:type="dxa" w:w="2353"/>
+          </w:tcPr>
+          <w:p>
+            <w:pPr>
+              <w:spacing w:after="0"/>
+            </w:pPr>
+            <w:r>
+              <w:rPr>
+                <w:rFonts w:ascii="Calibri" w:hAnsi="Calibri" w:eastAsia="宋体"/>
+                <w:sz w:val="18"/>
+              </w:rPr>
+            </w:r>
+            <w:r>
+              <w:rPr>
+                <w:rFonts w:ascii="Calibri" w:hAnsi="Calibri" w:eastAsia="宋体"/>
+                <w:sz w:val="18"/>
+              </w:rPr>
+              <w:t>可读性差</w:t>
+            </w:r>
+          </w:p>
+        </w:tc>
+        <w:tc>
+          <w:tcPr>
+            <w:tcW w:type="dxa" w:w="2353"/>
+          </w:tcPr>
+          <w:p>
+            <w:pPr>
+              <w:spacing w:after="0"/>
+            </w:pPr>
+            <w:r>
+              <w:rPr>
+                <w:rFonts w:ascii="Calibri" w:hAnsi="Calibri" w:eastAsia="宋体"/>
+                <w:sz w:val="18"/>
+              </w:rPr>
+            </w:r>
+            <w:r>
+              <w:rPr>
+                <w:rFonts w:ascii="Calibri" w:hAnsi="Calibri" w:eastAsia="宋体"/>
+                <w:sz w:val="18"/>
+              </w:rPr>
+              <w:t xml:space="preserve">新增 </w:t>
+            </w:r>
+            <w:r>
+              <w:rPr>
+                <w:rFonts w:ascii="Calibri" w:hAnsi="Calibri" w:eastAsia="宋体"/>
+                <w:color w:val="333333"/>
+                <w:sz w:val="18"/>
+              </w:rPr>
+              <w:t>TCGA-KIRC/annotate_results.py</w:t>
+            </w:r>
+            <w:r>
+              <w:rPr>
+                <w:rFonts w:ascii="Calibri" w:hAnsi="Calibri" w:eastAsia="宋体"/>
+                <w:sz w:val="18"/>
+              </w:rPr>
+              <w:t xml:space="preserve"> 补 gene_name/gene_type</w:t>
+            </w:r>
+          </w:p>
+        </w:tc>
+        <w:tc>
+          <w:tcPr>
+            <w:tcW w:type="dxa" w:w="2353"/>
+          </w:tcPr>
+          <w:p>
+            <w:pPr>
+              <w:spacing w:after="0"/>
+            </w:pPr>
+            <w:r>
+              <w:rPr>
+                <w:rFonts w:ascii="Calibri" w:hAnsi="Calibri" w:eastAsia="宋体"/>
+                <w:sz w:val="18"/>
+              </w:rPr>
+            </w:r>
+            <w:r>
+              <w:rPr>
+                <w:rFonts w:ascii="Calibri" w:hAnsi="Calibri" w:eastAsia="宋体"/>
+                <w:sz w:val="18"/>
+              </w:rPr>
+              <w:t>60,660 个基因全部匹配，未匹配 0 个</w:t>
             </w:r>
           </w:p>
         </w:tc>

--- a/实验记录.docx
+++ b/实验记录.docx
@@ -7846,7 +7846,7 @@
           <w:color w:val="333333"/>
           <w:sz w:val="18"/>
         </w:rPr>
-        <w:t>3882d1088293ff3e899f41afa5b2353e011de995</w:t>
+        <w:t>ad51b77</w:t>
       </w:r>
     </w:p>
     <w:p>

--- a/实验记录.docx
+++ b/实验记录.docx
@@ -8567,7 +8567,7 @@
           <w:color w:val="1F1F1F"/>
           <w:sz w:val="23"/>
         </w:rPr>
-        <w:t>9.3 同伴复现</w:t>
+        <w:t>9.3 同伴复现（待同伴填写）</w:t>
       </w:r>
     </w:p>
     <w:p>
@@ -8578,7 +8578,115 @@
         <w:rPr>
           <w:rFonts w:ascii="Calibri" w:hAnsi="Calibri" w:eastAsia="宋体"/>
         </w:rPr>
-        <w:t>待补充：同伴姓名、复现命令、遇到的问题。</w:t>
+        <w:t>同伴姓名 / 学号：__________</w:t>
+      </w:r>
+    </w:p>
+    <w:p>
+      <w:pPr>
+        <w:pStyle w:val="ListBullet"/>
+      </w:pPr>
+      <w:r>
+        <w:rPr>
+          <w:rFonts w:ascii="Calibri" w:hAnsi="Calibri" w:eastAsia="宋体"/>
+        </w:rPr>
+        <w:t xml:space="preserve">复现环境：Windows / Python 版本 / 是否使用仓库内 </w:t>
+      </w:r>
+      <w:r>
+        <w:rPr>
+          <w:rFonts w:ascii="Consolas" w:hAnsi="Consolas" w:eastAsia="宋体"/>
+          <w:color w:val="333333"/>
+          <w:sz w:val="18"/>
+        </w:rPr>
+        <w:t>.venv</w:t>
+      </w:r>
+      <w:r>
+        <w:rPr>
+          <w:rFonts w:ascii="Calibri" w:hAnsi="Calibri" w:eastAsia="宋体"/>
+        </w:rPr>
+        <w:t xml:space="preserve"> 说明：__________</w:t>
+      </w:r>
+    </w:p>
+    <w:p>
+      <w:pPr>
+        <w:pStyle w:val="ListBullet"/>
+      </w:pPr>
+      <w:r>
+        <w:rPr>
+          <w:rFonts w:ascii="Calibri" w:hAnsi="Calibri" w:eastAsia="宋体"/>
+        </w:rPr>
+        <w:t>复现命令：</w:t>
+      </w:r>
+      <w:r>
+        <w:rPr>
+          <w:rFonts w:ascii="Consolas" w:hAnsi="Consolas" w:eastAsia="宋体"/>
+          <w:color w:val="333333"/>
+          <w:sz w:val="18"/>
+        </w:rPr>
+        <w:t>README.md</w:t>
+      </w:r>
+      <w:r>
+        <w:rPr>
+          <w:rFonts w:ascii="Calibri" w:hAnsi="Calibri" w:eastAsia="宋体"/>
+        </w:rPr>
+        <w:t xml:space="preserve"> 的“复现”一节（TCGA-KIRC 与 medical-dialogue 两轮）</w:t>
+      </w:r>
+    </w:p>
+    <w:p>
+      <w:pPr>
+        <w:pStyle w:val="ListBullet"/>
+      </w:pPr>
+      <w:r>
+        <w:rPr>
+          <w:rFonts w:ascii="Calibri" w:hAnsi="Calibri" w:eastAsia="宋体"/>
+        </w:rPr>
+        <w:t>实际结果：</w:t>
+      </w:r>
+      <w:r>
+        <w:rPr>
+          <w:rFonts w:ascii="Consolas" w:hAnsi="Consolas" w:eastAsia="宋体"/>
+          <w:color w:val="333333"/>
+          <w:sz w:val="18"/>
+        </w:rPr>
+        <w:t>checks.py</w:t>
+      </w:r>
+      <w:r>
+        <w:rPr>
+          <w:rFonts w:ascii="Calibri" w:hAnsi="Calibri" w:eastAsia="宋体"/>
+        </w:rPr>
+        <w:t xml:space="preserve"> 通过项数：____ / 失败项：____</w:t>
+      </w:r>
+    </w:p>
+    <w:p>
+      <w:pPr>
+        <w:pStyle w:val="ListBullet"/>
+      </w:pPr>
+      <w:r>
+        <w:rPr>
+          <w:rFonts w:ascii="Calibri" w:hAnsi="Calibri" w:eastAsia="宋体"/>
+        </w:rPr>
+        <w:t>遇到的问题与处理：__________</w:t>
+      </w:r>
+    </w:p>
+    <w:p>
+      <w:pPr>
+        <w:pStyle w:val="ListBullet"/>
+      </w:pPr>
+      <w:r>
+        <w:rPr>
+          <w:rFonts w:ascii="Calibri" w:hAnsi="Calibri" w:eastAsia="宋体"/>
+        </w:rPr>
+        <w:t>与提交者结果的差异：__________</w:t>
+      </w:r>
+    </w:p>
+    <w:p>
+      <w:pPr>
+        <w:pStyle w:val="ListBullet"/>
+      </w:pPr>
+      <w:r>
+        <w:rPr>
+          <w:rFonts w:ascii="Calibri" w:hAnsi="Calibri" w:eastAsia="宋体"/>
+        </w:rPr>
+        <w:t>同伴确认（签名/日期）：__________</w:t>
       </w:r>
     </w:p>
     <w:p>

--- a/实验记录.docx
+++ b/实验记录.docx
@@ -7305,7 +7305,7 @@
         <w:rPr>
           <w:rFonts w:ascii="Calibri" w:hAnsi="Calibri" w:eastAsia="宋体"/>
         </w:rPr>
-        <w:t>。摘要：</w:t>
+        <w:t>。对照使用 de-analysis 的演示数据 （control/treat，含真值），因为“数值”一项需要精确率/召回率，而 TCGA-KIRC 真实数据 没有真值；真实数据的复核见 4.5。摘要：</w:t>
       </w:r>
     </w:p>
     <w:tbl>

--- a/实验记录.docx
+++ b/实验记录.docx
@@ -1796,6 +1796,114 @@
     </w:p>
     <w:p>
       <w:pPr>
+        <w:spacing w:before="120" w:after="40"/>
+        <w:jc w:val="center"/>
+      </w:pPr>
+      <w:r>
+        <w:drawing>
+          <wp:inline xmlns:a="http://schemas.openxmlformats.org/drawingml/2006/main" xmlns:pic="http://schemas.openxmlformats.org/drawingml/2006/picture">
+            <wp:extent cx="5580000" cy="3477027"/>
+            <wp:docPr id="3" name="Picture 3"/>
+            <wp:cNvGraphicFramePr>
+              <a:graphicFrameLocks noChangeAspect="1"/>
+            </wp:cNvGraphicFramePr>
+            <a:graphic>
+              <a:graphicData uri="http://schemas.openxmlformats.org/drawingml/2006/picture">
+                <pic:pic>
+                  <pic:nvPicPr>
+                    <pic:cNvPr id="0" name="02b_claude_cli_connected.png"/>
+                    <pic:cNvPicPr/>
+                  </pic:nvPicPr>
+                  <pic:blipFill>
+                    <a:blip r:embed="rId11"/>
+                    <a:stretch>
+                      <a:fillRect/>
+                    </a:stretch>
+                  </pic:blipFill>
+                  <pic:spPr>
+                    <a:xfrm>
+                      <a:off x="0" y="0"/>
+                      <a:ext cx="5580000" cy="3477027"/>
+                    </a:xfrm>
+                    <a:prstGeom prst="rect"/>
+                  </pic:spPr>
+                </pic:pic>
+              </a:graphicData>
+            </a:graphic>
+          </wp:inline>
+        </w:drawing>
+      </w:r>
+    </w:p>
+    <w:p>
+      <w:pPr>
+        <w:spacing w:after="160"/>
+        <w:jc w:val="center"/>
+      </w:pPr>
+      <w:r>
+        <w:rPr>
+          <w:rFonts w:ascii="Calibri" w:hAnsi="Calibri" w:eastAsia="宋体"/>
+          <w:color w:val="555555"/>
+          <w:sz w:val="18"/>
+        </w:rPr>
+        <w:t>图 3  Claude Code CLI 使用当前 DeepSeek 配置回复“连接成功”</w:t>
+      </w:r>
+    </w:p>
+    <w:p>
+      <w:pPr>
+        <w:spacing w:before="120" w:after="40"/>
+        <w:jc w:val="center"/>
+      </w:pPr>
+      <w:r>
+        <w:drawing>
+          <wp:inline xmlns:a="http://schemas.openxmlformats.org/drawingml/2006/main" xmlns:pic="http://schemas.openxmlformats.org/drawingml/2006/picture">
+            <wp:extent cx="5580000" cy="3477027"/>
+            <wp:docPr id="4" name="Picture 4"/>
+            <wp:cNvGraphicFramePr>
+              <a:graphicFrameLocks noChangeAspect="1"/>
+            </wp:cNvGraphicFramePr>
+            <a:graphic>
+              <a:graphicData uri="http://schemas.openxmlformats.org/drawingml/2006/picture">
+                <pic:pic>
+                  <pic:nvPicPr>
+                    <pic:cNvPr id="0" name="02c_api_probe.png"/>
+                    <pic:cNvPicPr/>
+                  </pic:nvPicPr>
+                  <pic:blipFill>
+                    <a:blip r:embed="rId12"/>
+                    <a:stretch>
+                      <a:fillRect/>
+                    </a:stretch>
+                  </pic:blipFill>
+                  <pic:spPr>
+                    <a:xfrm>
+                      <a:off x="0" y="0"/>
+                      <a:ext cx="5580000" cy="3477027"/>
+                    </a:xfrm>
+                    <a:prstGeom prst="rect"/>
+                  </pic:spPr>
+                </pic:pic>
+              </a:graphicData>
+            </a:graphic>
+          </wp:inline>
+        </w:drawing>
+      </w:r>
+    </w:p>
+    <w:p>
+      <w:pPr>
+        <w:spacing w:after="160"/>
+        <w:jc w:val="center"/>
+      </w:pPr>
+      <w:r>
+        <w:rPr>
+          <w:rFonts w:ascii="Calibri" w:hAnsi="Calibri" w:eastAsia="宋体"/>
+          <w:color w:val="555555"/>
+          <w:sz w:val="18"/>
+        </w:rPr>
+        <w:t>图 4  按当前配置向 DeepSeek 端点发送最小请求：HTTP 200，密钥已 REDACTED</w:t>
+      </w:r>
+    </w:p>
+    <w:p>
+      <w:pPr>
         <w:pStyle w:val="Heading3"/>
         <w:spacing w:before="120" w:after="80"/>
       </w:pPr>
@@ -2145,7 +2253,7 @@
         <w:drawing>
           <wp:inline xmlns:a="http://schemas.openxmlformats.org/drawingml/2006/main" xmlns:pic="http://schemas.openxmlformats.org/drawingml/2006/picture">
             <wp:extent cx="5580000" cy="5303857"/>
-            <wp:docPr id="3" name="Picture 3"/>
+            <wp:docPr id="5" name="Picture 5"/>
             <wp:cNvGraphicFramePr>
               <a:graphicFrameLocks noChangeAspect="1"/>
             </wp:cNvGraphicFramePr>
@@ -2157,7 +2265,7 @@
                     <pic:cNvPicPr/>
                   </pic:nvPicPr>
                   <pic:blipFill>
-                    <a:blip r:embed="rId11"/>
+                    <a:blip r:embed="rId13"/>
                     <a:stretch>
                       <a:fillRect/>
                     </a:stretch>
@@ -2187,7 +2295,115 @@
           <w:color w:val="555555"/>
           <w:sz w:val="18"/>
         </w:rPr>
-        <w:t>图 3  实验记录.txt 在 Agent 之外被修改后的实际内容</w:t>
+        <w:t>图 5  实验记录.txt 在 Agent 之外被修改后的实际内容</w:t>
+      </w:r>
+    </w:p>
+    <w:p>
+      <w:pPr>
+        <w:spacing w:before="120" w:after="40"/>
+        <w:jc w:val="center"/>
+      </w:pPr>
+      <w:r>
+        <w:drawing>
+          <wp:inline xmlns:a="http://schemas.openxmlformats.org/drawingml/2006/main" xmlns:pic="http://schemas.openxmlformats.org/drawingml/2006/picture">
+            <wp:extent cx="5580000" cy="3587143"/>
+            <wp:docPr id="6" name="Picture 6"/>
+            <wp:cNvGraphicFramePr>
+              <a:graphicFrameLocks noChangeAspect="1"/>
+            </wp:cNvGraphicFramePr>
+            <a:graphic>
+              <a:graphicData uri="http://schemas.openxmlformats.org/drawingml/2006/picture">
+                <pic:pic>
+                  <pic:nvPicPr>
+                    <pic:cNvPr id="0" name="03_files_exist.png"/>
+                    <pic:cNvPicPr/>
+                  </pic:nvPicPr>
+                  <pic:blipFill>
+                    <a:blip r:embed="rId14"/>
+                    <a:stretch>
+                      <a:fillRect/>
+                    </a:stretch>
+                  </pic:blipFill>
+                  <pic:spPr>
+                    <a:xfrm>
+                      <a:off x="0" y="0"/>
+                      <a:ext cx="5580000" cy="3587143"/>
+                    </a:xfrm>
+                    <a:prstGeom prst="rect"/>
+                  </pic:spPr>
+                </pic:pic>
+              </a:graphicData>
+            </a:graphic>
+          </wp:inline>
+        </w:drawing>
+      </w:r>
+    </w:p>
+    <w:p>
+      <w:pPr>
+        <w:spacing w:after="160"/>
+        <w:jc w:val="center"/>
+      </w:pPr>
+      <w:r>
+        <w:rPr>
+          <w:rFonts w:ascii="Calibri" w:hAnsi="Calibri" w:eastAsia="宋体"/>
+          <w:color w:val="555555"/>
+          <w:sz w:val="18"/>
+        </w:rPr>
+        <w:t>图 6  项目根目录下 connection_ok.txt、实验记录.txt、skills/、outputs/、TCGA-KIRC/ 实际存在</w:t>
+      </w:r>
+    </w:p>
+    <w:p>
+      <w:pPr>
+        <w:spacing w:before="120" w:after="40"/>
+        <w:jc w:val="center"/>
+      </w:pPr>
+      <w:r>
+        <w:drawing>
+          <wp:inline xmlns:a="http://schemas.openxmlformats.org/drawingml/2006/main" xmlns:pic="http://schemas.openxmlformats.org/drawingml/2006/picture">
+            <wp:extent cx="5580000" cy="3477027"/>
+            <wp:docPr id="7" name="Picture 7"/>
+            <wp:cNvGraphicFramePr>
+              <a:graphicFrameLocks noChangeAspect="1"/>
+            </wp:cNvGraphicFramePr>
+            <a:graphic>
+              <a:graphicData uri="http://schemas.openxmlformats.org/drawingml/2006/picture">
+                <pic:pic>
+                  <pic:nvPicPr>
+                    <pic:cNvPr id="0" name="05b_agent_reread.png"/>
+                    <pic:cNvPicPr/>
+                  </pic:nvPicPr>
+                  <pic:blipFill>
+                    <a:blip r:embed="rId15"/>
+                    <a:stretch>
+                      <a:fillRect/>
+                    </a:stretch>
+                  </pic:blipFill>
+                  <pic:spPr>
+                    <a:xfrm>
+                      <a:off x="0" y="0"/>
+                      <a:ext cx="5580000" cy="3477027"/>
+                    </a:xfrm>
+                    <a:prstGeom prst="rect"/>
+                  </pic:spPr>
+                </pic:pic>
+              </a:graphicData>
+            </a:graphic>
+          </wp:inline>
+        </w:drawing>
+      </w:r>
+    </w:p>
+    <w:p>
+      <w:pPr>
+        <w:spacing w:after="160"/>
+        <w:jc w:val="center"/>
+      </w:pPr>
+      <w:r>
+        <w:rPr>
+          <w:rFonts w:ascii="Calibri" w:hAnsi="Calibri" w:eastAsia="宋体"/>
+          <w:color w:val="555555"/>
+          <w:sz w:val="18"/>
+        </w:rPr>
+        <w:t>图 7  Claude Code CLI 读取实验记录.txt：4 行、237 字节，包含外部新增行</w:t>
       </w:r>
     </w:p>
     <w:p>
@@ -4383,6 +4599,60 @@
     </w:p>
     <w:p>
       <w:pPr>
+        <w:spacing w:before="120" w:after="40"/>
+        <w:jc w:val="center"/>
+      </w:pPr>
+      <w:r>
+        <w:drawing>
+          <wp:inline xmlns:a="http://schemas.openxmlformats.org/drawingml/2006/main" xmlns:pic="http://schemas.openxmlformats.org/drawingml/2006/picture">
+            <wp:extent cx="5580000" cy="3477027"/>
+            <wp:docPr id="8" name="Picture 8"/>
+            <wp:cNvGraphicFramePr>
+              <a:graphicFrameLocks noChangeAspect="1"/>
+            </wp:cNvGraphicFramePr>
+            <a:graphic>
+              <a:graphicData uri="http://schemas.openxmlformats.org/drawingml/2006/picture">
+                <pic:pic>
+                  <pic:nvPicPr>
+                    <pic:cNvPr id="0" name="07_de_checks.png"/>
+                    <pic:cNvPicPr/>
+                  </pic:nvPicPr>
+                  <pic:blipFill>
+                    <a:blip r:embed="rId16"/>
+                    <a:stretch>
+                      <a:fillRect/>
+                    </a:stretch>
+                  </pic:blipFill>
+                  <pic:spPr>
+                    <a:xfrm>
+                      <a:off x="0" y="0"/>
+                      <a:ext cx="5580000" cy="3477027"/>
+                    </a:xfrm>
+                    <a:prstGeom prst="rect"/>
+                  </pic:spPr>
+                </pic:pic>
+              </a:graphicData>
+            </a:graphic>
+          </wp:inline>
+        </w:drawing>
+      </w:r>
+    </w:p>
+    <w:p>
+      <w:pPr>
+        <w:spacing w:after="160"/>
+        <w:jc w:val="center"/>
+      </w:pPr>
+      <w:r>
+        <w:rPr>
+          <w:rFonts w:ascii="Calibri" w:hAnsi="Calibri" w:eastAsia="宋体"/>
+          <w:color w:val="555555"/>
+          <w:sz w:val="18"/>
+        </w:rPr>
+        <w:t>图 8  TCGA-KIRC 真实数据 checks.py：13 项全部通过</w:t>
+      </w:r>
+    </w:p>
+    <w:p>
+      <w:pPr>
         <w:pStyle w:val="Heading4"/>
         <w:spacing w:before="120" w:after="80"/>
       </w:pPr>
@@ -5710,7 +5980,69 @@
         <w:rPr>
           <w:rFonts w:ascii="Calibri" w:hAnsi="Calibri" w:eastAsia="宋体"/>
         </w:rPr>
-        <w:t xml:space="preserve">。 当前正在运行的会话是在创建 Skill 之前启动的，技能注册表不会热刷新，直接调用 </w:t>
+        <w:t>。</w:t>
+      </w:r>
+    </w:p>
+    <w:p>
+      <w:pPr>
+        <w:spacing w:before="120" w:after="40"/>
+        <w:jc w:val="center"/>
+      </w:pPr>
+      <w:r>
+        <w:drawing>
+          <wp:inline xmlns:a="http://schemas.openxmlformats.org/drawingml/2006/main" xmlns:pic="http://schemas.openxmlformats.org/drawingml/2006/picture">
+            <wp:extent cx="5580000" cy="3477027"/>
+            <wp:docPr id="9" name="Picture 9"/>
+            <wp:cNvGraphicFramePr>
+              <a:graphicFrameLocks noChangeAspect="1"/>
+            </wp:cNvGraphicFramePr>
+            <a:graphic>
+              <a:graphicData uri="http://schemas.openxmlformats.org/drawingml/2006/picture">
+                <pic:pic>
+                  <pic:nvPicPr>
+                    <pic:cNvPr id="0" name="09_skill_list.png"/>
+                    <pic:cNvPicPr/>
+                  </pic:nvPicPr>
+                  <pic:blipFill>
+                    <a:blip r:embed="rId17"/>
+                    <a:stretch>
+                      <a:fillRect/>
+                    </a:stretch>
+                  </pic:blipFill>
+                  <pic:spPr>
+                    <a:xfrm>
+                      <a:off x="0" y="0"/>
+                      <a:ext cx="5580000" cy="3477027"/>
+                    </a:xfrm>
+                    <a:prstGeom prst="rect"/>
+                  </pic:spPr>
+                </pic:pic>
+              </a:graphicData>
+            </a:graphic>
+          </wp:inline>
+        </w:drawing>
+      </w:r>
+    </w:p>
+    <w:p>
+      <w:pPr>
+        <w:spacing w:after="160"/>
+        <w:jc w:val="center"/>
+      </w:pPr>
+      <w:r>
+        <w:rPr>
+          <w:rFonts w:ascii="Calibri" w:hAnsi="Calibri" w:eastAsia="宋体"/>
+          <w:color w:val="555555"/>
+          <w:sz w:val="18"/>
+        </w:rPr>
+        <w:t>图 9  新会话列出的 Skill：de-analysis、medical-dialogue、skill-creator</w:t>
+      </w:r>
+    </w:p>
+    <w:p>
+      <w:r>
+        <w:rPr>
+          <w:rFonts w:ascii="Calibri" w:hAnsi="Calibri" w:eastAsia="宋体"/>
+        </w:rPr>
+        <w:t xml:space="preserve">当前正在运行的会话是在创建 Skill 之前启动的，技能注册表不会热刷新，直接调用 </w:t>
       </w:r>
       <w:r>
         <w:rPr>
@@ -6169,6 +6501,60 @@
     </w:p>
     <w:p>
       <w:pPr>
+        <w:spacing w:before="120" w:after="40"/>
+        <w:jc w:val="center"/>
+      </w:pPr>
+      <w:r>
+        <w:drawing>
+          <wp:inline xmlns:a="http://schemas.openxmlformats.org/drawingml/2006/main" xmlns:pic="http://schemas.openxmlformats.org/drawingml/2006/picture">
+            <wp:extent cx="5580000" cy="3477027"/>
+            <wp:docPr id="10" name="Picture 10"/>
+            <wp:cNvGraphicFramePr>
+              <a:graphicFrameLocks noChangeAspect="1"/>
+            </wp:cNvGraphicFramePr>
+            <a:graphic>
+              <a:graphicData uri="http://schemas.openxmlformats.org/drawingml/2006/picture">
+                <pic:pic>
+                  <pic:nvPicPr>
+                    <pic:cNvPr id="0" name="08_dialogue_checks.png"/>
+                    <pic:cNvPicPr/>
+                  </pic:nvPicPr>
+                  <pic:blipFill>
+                    <a:blip r:embed="rId18"/>
+                    <a:stretch>
+                      <a:fillRect/>
+                    </a:stretch>
+                  </pic:blipFill>
+                  <pic:spPr>
+                    <a:xfrm>
+                      <a:off x="0" y="0"/>
+                      <a:ext cx="5580000" cy="3477027"/>
+                    </a:xfrm>
+                    <a:prstGeom prst="rect"/>
+                  </pic:spPr>
+                </pic:pic>
+              </a:graphicData>
+            </a:graphic>
+          </wp:inline>
+        </w:drawing>
+      </w:r>
+    </w:p>
+    <w:p>
+      <w:pPr>
+        <w:spacing w:after="160"/>
+        <w:jc w:val="center"/>
+      </w:pPr>
+      <w:r>
+        <w:rPr>
+          <w:rFonts w:ascii="Calibri" w:hAnsi="Calibri" w:eastAsia="宋体"/>
+          <w:color w:val="555555"/>
+          <w:sz w:val="18"/>
+        </w:rPr>
+        <w:t>图 10  medical-dialogue checks.py：7 项全部通过</w:t>
+      </w:r>
+    </w:p>
+    <w:p>
+      <w:pPr>
         <w:pStyle w:val="Heading3"/>
         <w:spacing w:before="120" w:after="80"/>
       </w:pPr>
@@ -7273,6 +7659,60 @@
     </w:p>
     <w:p>
       <w:pPr>
+        <w:spacing w:before="120" w:after="40"/>
+        <w:jc w:val="center"/>
+      </w:pPr>
+      <w:r>
+        <w:drawing>
+          <wp:inline xmlns:a="http://schemas.openxmlformats.org/drawingml/2006/main" xmlns:pic="http://schemas.openxmlformats.org/drawingml/2006/picture">
+            <wp:extent cx="5580000" cy="3477027"/>
+            <wp:docPr id="11" name="Picture 11"/>
+            <wp:cNvGraphicFramePr>
+              <a:graphicFrameLocks noChangeAspect="1"/>
+            </wp:cNvGraphicFramePr>
+            <a:graphic>
+              <a:graphicData uri="http://schemas.openxmlformats.org/drawingml/2006/picture">
+                <pic:pic>
+                  <pic:nvPicPr>
+                    <pic:cNvPr id="0" name="11_existing_skill_before_after.png"/>
+                    <pic:cNvPicPr/>
+                  </pic:nvPicPr>
+                  <pic:blipFill>
+                    <a:blip r:embed="rId19"/>
+                    <a:stretch>
+                      <a:fillRect/>
+                    </a:stretch>
+                  </pic:blipFill>
+                  <pic:spPr>
+                    <a:xfrm>
+                      <a:off x="0" y="0"/>
+                      <a:ext cx="5580000" cy="3477027"/>
+                    </a:xfrm>
+                    <a:prstGeom prst="rect"/>
+                  </pic:spPr>
+                </pic:pic>
+              </a:graphicData>
+            </a:graphic>
+          </wp:inline>
+        </w:drawing>
+      </w:r>
+    </w:p>
+    <w:p>
+      <w:pPr>
+        <w:spacing w:after="160"/>
+        <w:jc w:val="center"/>
+      </w:pPr>
+      <w:r>
+        <w:rPr>
+          <w:rFonts w:ascii="Calibri" w:hAnsi="Calibri" w:eastAsia="宋体"/>
+          <w:color w:val="555555"/>
+          <w:sz w:val="18"/>
+        </w:rPr>
+        <w:t>图 11  改造前后：官方脚本 GBK 崩溃，修复后两个 Skill 均为 Skill is valid!</w:t>
+      </w:r>
+    </w:p>
+    <w:p>
+      <w:pPr>
         <w:pStyle w:val="Heading2"/>
         <w:spacing w:before="200" w:after="80"/>
       </w:pPr>
@@ -8278,6 +8718,60 @@
     </w:p>
     <w:p>
       <w:pPr>
+        <w:spacing w:before="120" w:after="40"/>
+        <w:jc w:val="center"/>
+      </w:pPr>
+      <w:r>
+        <w:drawing>
+          <wp:inline xmlns:a="http://schemas.openxmlformats.org/drawingml/2006/main" xmlns:pic="http://schemas.openxmlformats.org/drawingml/2006/picture">
+            <wp:extent cx="5580000" cy="3477027"/>
+            <wp:docPr id="12" name="Picture 12"/>
+            <wp:cNvGraphicFramePr>
+              <a:graphicFrameLocks noChangeAspect="1"/>
+            </wp:cNvGraphicFramePr>
+            <a:graphic>
+              <a:graphicData uri="http://schemas.openxmlformats.org/drawingml/2006/picture">
+                <pic:pic>
+                  <pic:nvPicPr>
+                    <pic:cNvPr id="0" name="12_zip_and_tree.png"/>
+                    <pic:cNvPicPr/>
+                  </pic:nvPicPr>
+                  <pic:blipFill>
+                    <a:blip r:embed="rId20"/>
+                    <a:stretch>
+                      <a:fillRect/>
+                    </a:stretch>
+                  </pic:blipFill>
+                  <pic:spPr>
+                    <a:xfrm>
+                      <a:off x="0" y="0"/>
+                      <a:ext cx="5580000" cy="3477027"/>
+                    </a:xfrm>
+                    <a:prstGeom prst="rect"/>
+                  </pic:spPr>
+                </pic:pic>
+              </a:graphicData>
+            </a:graphic>
+          </wp:inline>
+        </w:drawing>
+      </w:r>
+    </w:p>
+    <w:p>
+      <w:pPr>
+        <w:spacing w:after="160"/>
+        <w:jc w:val="center"/>
+      </w:pPr>
+      <w:r>
+        <w:rPr>
+          <w:rFonts w:ascii="Calibri" w:hAnsi="Calibri" w:eastAsia="宋体"/>
+          <w:color w:val="555555"/>
+          <w:sz w:val="18"/>
+        </w:rPr>
+        <w:t>图 12  提交 ZIP 与项目根目录</w:t>
+      </w:r>
+    </w:p>
+    <w:p>
+      <w:pPr>
         <w:pStyle w:val="Heading3"/>
         <w:spacing w:before="120" w:after="80"/>
       </w:pPr>
@@ -8420,7 +8914,21 @@
         <w:pStyle w:val="ListBullet"/>
       </w:pPr>
       <w:r>
-        <w:t>[ ] VS Code 中 Claude Code 的成功响应（同一张图里带上模型状态栏）</w:t>
+        <w:t>[x] Claude Code CLI 使用当前配置回复“连接成功”（</w:t>
+      </w:r>
+      <w:r>
+        <w:rPr>
+          <w:rFonts w:ascii="Consolas" w:hAnsi="Consolas" w:eastAsia="宋体"/>
+          <w:color w:val="333333"/>
+          <w:sz w:val="18"/>
+        </w:rPr>
+        <w:t>02b_claude_cli_connected.png</w:t>
+      </w:r>
+      <w:r>
+        <w:rPr>
+          <w:rFonts w:ascii="Calibri" w:hAnsi="Calibri" w:eastAsia="宋体"/>
+        </w:rPr>
+        <w:t>）</w:t>
       </w:r>
     </w:p>
     <w:p>
@@ -8428,7 +8936,7 @@
         <w:pStyle w:val="ListBullet"/>
       </w:pPr>
       <w:r>
-        <w:t xml:space="preserve">[ ] 文件资源管理器中 </w:t>
+        <w:t>[x] 按当前配置向 DeepSeek 发送最小请求，HTTP 200、密钥 REDACTED（</w:t>
       </w:r>
       <w:r>
         <w:rPr>
@@ -8436,27 +8944,13 @@
           <w:color w:val="333333"/>
           <w:sz w:val="18"/>
         </w:rPr>
-        <w:t>connection_ok.txt</w:t>
+        <w:t>02c_api_probe.png</w:t>
       </w:r>
       <w:r>
         <w:rPr>
           <w:rFonts w:ascii="Calibri" w:hAnsi="Calibri" w:eastAsia="宋体"/>
         </w:rPr>
-        <w:t>、</w:t>
-      </w:r>
-      <w:r>
-        <w:rPr>
-          <w:rFonts w:ascii="Consolas" w:hAnsi="Consolas" w:eastAsia="宋体"/>
-          <w:color w:val="333333"/>
-          <w:sz w:val="18"/>
-        </w:rPr>
-        <w:t>实验记录.txt</w:t>
-      </w:r>
-      <w:r>
-        <w:rPr>
-          <w:rFonts w:ascii="Calibri" w:hAnsi="Calibri" w:eastAsia="宋体"/>
-        </w:rPr>
-        <w:t xml:space="preserve"> 存在</w:t>
+        <w:t>）</w:t>
       </w:r>
     </w:p>
     <w:p>
@@ -8464,7 +8958,7 @@
         <w:pStyle w:val="ListBullet"/>
       </w:pPr>
       <w:r>
-        <w:t xml:space="preserve">[ ] </w:t>
+        <w:t xml:space="preserve">[x] 文件资源管理器中 </w:t>
       </w:r>
       <w:r>
         <w:rPr>
@@ -8472,13 +8966,77 @@
           <w:color w:val="333333"/>
           <w:sz w:val="18"/>
         </w:rPr>
+        <w:t>connection_ok.txt</w:t>
+      </w:r>
+      <w:r>
+        <w:rPr>
+          <w:rFonts w:ascii="Calibri" w:hAnsi="Calibri" w:eastAsia="宋体"/>
+        </w:rPr>
+        <w:t>、</w:t>
+      </w:r>
+      <w:r>
+        <w:rPr>
+          <w:rFonts w:ascii="Consolas" w:hAnsi="Consolas" w:eastAsia="宋体"/>
+          <w:color w:val="333333"/>
+          <w:sz w:val="18"/>
+        </w:rPr>
         <w:t>实验记录.txt</w:t>
       </w:r>
       <w:r>
         <w:rPr>
           <w:rFonts w:ascii="Calibri" w:hAnsi="Calibri" w:eastAsia="宋体"/>
         </w:rPr>
-        <w:t xml:space="preserve"> 第一次读取结果（可与手动修改截图合并为前后对比）</w:t>
+        <w:t>、</w:t>
+      </w:r>
+      <w:r>
+        <w:rPr>
+          <w:rFonts w:ascii="Consolas" w:hAnsi="Consolas" w:eastAsia="宋体"/>
+          <w:color w:val="333333"/>
+          <w:sz w:val="18"/>
+        </w:rPr>
+        <w:t>skills/</w:t>
+      </w:r>
+      <w:r>
+        <w:rPr>
+          <w:rFonts w:ascii="Calibri" w:hAnsi="Calibri" w:eastAsia="宋体"/>
+        </w:rPr>
+        <w:t>、</w:t>
+      </w:r>
+      <w:r>
+        <w:rPr>
+          <w:rFonts w:ascii="Consolas" w:hAnsi="Consolas" w:eastAsia="宋体"/>
+          <w:color w:val="333333"/>
+          <w:sz w:val="18"/>
+        </w:rPr>
+        <w:t>outputs/</w:t>
+      </w:r>
+      <w:r>
+        <w:rPr>
+          <w:rFonts w:ascii="Calibri" w:hAnsi="Calibri" w:eastAsia="宋体"/>
+        </w:rPr>
+        <w:t xml:space="preserve"> 存在</w:t>
+      </w:r>
+    </w:p>
+    <w:p>
+      <w:r>
+        <w:rPr>
+          <w:rFonts w:ascii="Calibri" w:hAnsi="Calibri" w:eastAsia="宋体"/>
+        </w:rPr>
+        <w:t>（</w:t>
+      </w:r>
+      <w:r>
+        <w:rPr>
+          <w:rFonts w:ascii="Consolas" w:hAnsi="Consolas" w:eastAsia="宋体"/>
+          <w:color w:val="333333"/>
+          <w:sz w:val="18"/>
+        </w:rPr>
+        <w:t>03_files_exist.png</w:t>
+      </w:r>
+      <w:r>
+        <w:rPr>
+          <w:rFonts w:ascii="Calibri" w:hAnsi="Calibri" w:eastAsia="宋体"/>
+        </w:rPr>
+        <w:t>）</w:t>
       </w:r>
     </w:p>
     <w:p>
@@ -8486,7 +9044,35 @@
         <w:pStyle w:val="ListBullet"/>
       </w:pPr>
       <w:r>
-        <w:t>[ ] 网页 Chat 对同一提示词的回复（证明不能直接写本地文件）</w:t>
+        <w:t xml:space="preserve">[x] Agent 读取 </w:t>
+      </w:r>
+      <w:r>
+        <w:rPr>
+          <w:rFonts w:ascii="Consolas" w:hAnsi="Consolas" w:eastAsia="宋体"/>
+          <w:color w:val="333333"/>
+          <w:sz w:val="18"/>
+        </w:rPr>
+        <w:t>实验记录.txt</w:t>
+      </w:r>
+      <w:r>
+        <w:rPr>
+          <w:rFonts w:ascii="Calibri" w:hAnsi="Calibri" w:eastAsia="宋体"/>
+        </w:rPr>
+        <w:t>：4 行、237 字节，包含外部新增行（</w:t>
+      </w:r>
+      <w:r>
+        <w:rPr>
+          <w:rFonts w:ascii="Consolas" w:hAnsi="Consolas" w:eastAsia="宋体"/>
+          <w:color w:val="333333"/>
+          <w:sz w:val="18"/>
+        </w:rPr>
+        <w:t>05b_agent_reread.png</w:t>
+      </w:r>
+      <w:r>
+        <w:rPr>
+          <w:rFonts w:ascii="Calibri" w:hAnsi="Calibri" w:eastAsia="宋体"/>
+        </w:rPr>
+        <w:t>）</w:t>
       </w:r>
     </w:p>
     <w:p>
@@ -8494,7 +9080,7 @@
         <w:pStyle w:val="ListBullet"/>
       </w:pPr>
       <w:r>
-        <w:t xml:space="preserve">[ ] 两个 Skill 的 </w:t>
+        <w:t xml:space="preserve">[x] TCGA-KIRC 真实数据 </w:t>
       </w:r>
       <w:r>
         <w:rPr>
@@ -8508,7 +9094,21 @@
         <w:rPr>
           <w:rFonts w:ascii="Calibri" w:hAnsi="Calibri" w:eastAsia="宋体"/>
         </w:rPr>
-        <w:t xml:space="preserve"> 终端输出</w:t>
+        <w:t xml:space="preserve"> 的终端输出，13 项通过（</w:t>
+      </w:r>
+      <w:r>
+        <w:rPr>
+          <w:rFonts w:ascii="Consolas" w:hAnsi="Consolas" w:eastAsia="宋体"/>
+          <w:color w:val="333333"/>
+          <w:sz w:val="18"/>
+        </w:rPr>
+        <w:t>07_de_checks.png</w:t>
+      </w:r>
+      <w:r>
+        <w:rPr>
+          <w:rFonts w:ascii="Calibri" w:hAnsi="Calibri" w:eastAsia="宋体"/>
+        </w:rPr>
+        <w:t>）</w:t>
       </w:r>
     </w:p>
     <w:p>
@@ -8516,7 +9116,7 @@
         <w:pStyle w:val="ListBullet"/>
       </w:pPr>
       <w:r>
-        <w:t xml:space="preserve">[ ] TCGA-KIRC 真实数据 </w:t>
+        <w:t xml:space="preserve">[x] </w:t>
       </w:r>
       <w:r>
         <w:rPr>
@@ -8524,13 +9124,13 @@
           <w:color w:val="333333"/>
           <w:sz w:val="18"/>
         </w:rPr>
-        <w:t>checks.py</w:t>
+        <w:t>medical-dialogue</w:t>
       </w:r>
       <w:r>
         <w:rPr>
           <w:rFonts w:ascii="Calibri" w:hAnsi="Calibri" w:eastAsia="宋体"/>
         </w:rPr>
-        <w:t xml:space="preserve"> 的终端输出（13 项通过）与 </w:t>
+        <w:t xml:space="preserve"> 的 </w:t>
       </w:r>
       <w:r>
         <w:rPr>
@@ -8538,13 +9138,169 @@
           <w:color w:val="333333"/>
           <w:sz w:val="18"/>
         </w:rPr>
-        <w:t>de_significant_annotated.csv</w:t>
+        <w:t>checks.py</w:t>
       </w:r>
       <w:r>
         <w:rPr>
           <w:rFonts w:ascii="Calibri" w:hAnsi="Calibri" w:eastAsia="宋体"/>
         </w:rPr>
-        <w:t xml:space="preserve"> 片段</w:t>
+        <w:t xml:space="preserve"> 终端输出，7 项通过（</w:t>
+      </w:r>
+      <w:r>
+        <w:rPr>
+          <w:rFonts w:ascii="Consolas" w:hAnsi="Consolas" w:eastAsia="宋体"/>
+          <w:color w:val="333333"/>
+          <w:sz w:val="18"/>
+        </w:rPr>
+        <w:t>08_dialogue_checks.png</w:t>
+      </w:r>
+      <w:r>
+        <w:rPr>
+          <w:rFonts w:ascii="Calibri" w:hAnsi="Calibri" w:eastAsia="宋体"/>
+        </w:rPr>
+        <w:t>）</w:t>
+      </w:r>
+    </w:p>
+    <w:p>
+      <w:pPr>
+        <w:pStyle w:val="ListBullet"/>
+      </w:pPr>
+      <w:r>
+        <w:t>[x] 新会话 Skill 列表：</w:t>
+      </w:r>
+      <w:r>
+        <w:rPr>
+          <w:rFonts w:ascii="Consolas" w:hAnsi="Consolas" w:eastAsia="宋体"/>
+          <w:color w:val="333333"/>
+          <w:sz w:val="18"/>
+        </w:rPr>
+        <w:t>de-analysis</w:t>
+      </w:r>
+      <w:r>
+        <w:rPr>
+          <w:rFonts w:ascii="Calibri" w:hAnsi="Calibri" w:eastAsia="宋体"/>
+        </w:rPr>
+        <w:t>、</w:t>
+      </w:r>
+      <w:r>
+        <w:rPr>
+          <w:rFonts w:ascii="Consolas" w:hAnsi="Consolas" w:eastAsia="宋体"/>
+          <w:color w:val="333333"/>
+          <w:sz w:val="18"/>
+        </w:rPr>
+        <w:t>medical-dialogue</w:t>
+      </w:r>
+      <w:r>
+        <w:rPr>
+          <w:rFonts w:ascii="Calibri" w:hAnsi="Calibri" w:eastAsia="宋体"/>
+        </w:rPr>
+        <w:t>、</w:t>
+      </w:r>
+      <w:r>
+        <w:rPr>
+          <w:rFonts w:ascii="Consolas" w:hAnsi="Consolas" w:eastAsia="宋体"/>
+          <w:color w:val="333333"/>
+          <w:sz w:val="18"/>
+        </w:rPr>
+        <w:t>skill-creator</w:t>
+      </w:r>
+    </w:p>
+    <w:p>
+      <w:r>
+        <w:rPr>
+          <w:rFonts w:ascii="Calibri" w:hAnsi="Calibri" w:eastAsia="宋体"/>
+        </w:rPr>
+        <w:t>（</w:t>
+      </w:r>
+      <w:r>
+        <w:rPr>
+          <w:rFonts w:ascii="Consolas" w:hAnsi="Consolas" w:eastAsia="宋体"/>
+          <w:color w:val="333333"/>
+          <w:sz w:val="18"/>
+        </w:rPr>
+        <w:t>09_skill_list.png</w:t>
+      </w:r>
+      <w:r>
+        <w:rPr>
+          <w:rFonts w:ascii="Calibri" w:hAnsi="Calibri" w:eastAsia="宋体"/>
+        </w:rPr>
+        <w:t>）</w:t>
+      </w:r>
+    </w:p>
+    <w:p>
+      <w:pPr>
+        <w:pStyle w:val="ListBullet"/>
+      </w:pPr>
+      <w:r>
+        <w:t xml:space="preserve">[x] 现有 Skill 改造前后：GBK 崩溃 vs </w:t>
+      </w:r>
+      <w:r>
+        <w:rPr>
+          <w:rFonts w:ascii="Consolas" w:hAnsi="Consolas" w:eastAsia="宋体"/>
+          <w:color w:val="333333"/>
+          <w:sz w:val="18"/>
+        </w:rPr>
+        <w:t>Skill is valid!</w:t>
+      </w:r>
+    </w:p>
+    <w:p>
+      <w:r>
+        <w:rPr>
+          <w:rFonts w:ascii="Calibri" w:hAnsi="Calibri" w:eastAsia="宋体"/>
+        </w:rPr>
+        <w:t>（</w:t>
+      </w:r>
+      <w:r>
+        <w:rPr>
+          <w:rFonts w:ascii="Consolas" w:hAnsi="Consolas" w:eastAsia="宋体"/>
+          <w:color w:val="333333"/>
+          <w:sz w:val="18"/>
+        </w:rPr>
+        <w:t>11_existing_skill_before_after.png</w:t>
+      </w:r>
+      <w:r>
+        <w:rPr>
+          <w:rFonts w:ascii="Calibri" w:hAnsi="Calibri" w:eastAsia="宋体"/>
+        </w:rPr>
+        <w:t>）</w:t>
+      </w:r>
+    </w:p>
+    <w:p>
+      <w:pPr>
+        <w:pStyle w:val="ListBullet"/>
+      </w:pPr>
+      <w:r>
+        <w:t>[x] 提交 ZIP 与项目根目录（</w:t>
+      </w:r>
+      <w:r>
+        <w:rPr>
+          <w:rFonts w:ascii="Consolas" w:hAnsi="Consolas" w:eastAsia="宋体"/>
+          <w:color w:val="333333"/>
+          <w:sz w:val="18"/>
+        </w:rPr>
+        <w:t>12_zip_and_tree.png</w:t>
+      </w:r>
+      <w:r>
+        <w:rPr>
+          <w:rFonts w:ascii="Calibri" w:hAnsi="Calibri" w:eastAsia="宋体"/>
+        </w:rPr>
+        <w:t>）</w:t>
+      </w:r>
+    </w:p>
+    <w:p>
+      <w:pPr>
+        <w:pStyle w:val="ListBullet"/>
+      </w:pPr>
+      <w:r>
+        <w:t>[ ] VS Code 扩展面板内的成功响应（如教师严格要求扩展面板而非 CLI，需补拍）</w:t>
+      </w:r>
+    </w:p>
+    <w:p>
+      <w:pPr>
+        <w:pStyle w:val="ListBullet"/>
+      </w:pPr>
+      <w:r>
+        <w:t>[ ] 网页 Chat 对同一提示词的回复（证明不能直接写本地文件）</w:t>
       </w:r>
     </w:p>
     <w:p>

--- a/实验记录.docx
+++ b/实验记录.docx
@@ -829,7 +829,7 @@
                 <w:rFonts w:ascii="Calibri" w:hAnsi="Calibri" w:eastAsia="宋体"/>
                 <w:sz w:val="18"/>
               </w:rPr>
-              <w:t>本地仓库已提交，远端待推送</w:t>
+              <w:t>已推送至 Public 仓库</w:t>
             </w:r>
           </w:p>
         </w:tc>
@@ -852,7 +852,7 @@
                 <w:rFonts w:ascii="Calibri" w:hAnsi="Calibri" w:eastAsia="宋体"/>
                 <w:sz w:val="18"/>
               </w:rPr>
-              <w:t>见本记录第八节</w:t>
+              <w:t>https://github.com/mukunlife/skill</w:t>
             </w:r>
           </w:p>
         </w:tc>
@@ -8297,35 +8297,20 @@
         <w:rPr>
           <w:rFonts w:ascii="Calibri" w:hAnsi="Calibri" w:eastAsia="宋体"/>
         </w:rPr>
-        <w:t>远端仓库：</w:t>
-      </w:r>
-      <w:r>
-        <w:rPr>
-          <w:rFonts w:ascii="Consolas" w:hAnsi="Consolas" w:eastAsia="宋体"/>
-          <w:color w:val="333333"/>
-          <w:sz w:val="18"/>
-        </w:rPr>
-        <w:t>https://github.com/mukunlife/skill.git</w:t>
+        <w:t>远端仓库：https://github.com/mukunlife/skill （</w:t>
       </w:r>
       <w:r>
         <w:rPr>
           <w:rFonts w:ascii="Calibri" w:hAnsi="Calibri" w:eastAsia="宋体"/>
-        </w:rPr>
-        <w:t xml:space="preserve">（已配置 </w:t>
-      </w:r>
-      <w:r>
-        <w:rPr>
-          <w:rFonts w:ascii="Consolas" w:hAnsi="Consolas" w:eastAsia="宋体"/>
-          <w:color w:val="333333"/>
-          <w:sz w:val="18"/>
-        </w:rPr>
-        <w:t>origin</w:t>
+          <w:b/>
+        </w:rPr>
+        <w:t>Public</w:t>
       </w:r>
       <w:r>
         <w:rPr>
           <w:rFonts w:ascii="Calibri" w:hAnsi="Calibri" w:eastAsia="宋体"/>
         </w:rPr>
-        <w:t>，尚未推送）</w:t>
+        <w:t>）</w:t>
       </w:r>
     </w:p>
     <w:p>
@@ -8336,7 +8321,7 @@
         <w:rPr>
           <w:rFonts w:ascii="Calibri" w:hAnsi="Calibri" w:eastAsia="宋体"/>
         </w:rPr>
-        <w:t>推送前检查：</w:t>
+        <w:t>已推送：2026-10-27，</w:t>
       </w:r>
       <w:r>
         <w:rPr>
@@ -8344,13 +8329,13 @@
           <w:color w:val="333333"/>
           <w:sz w:val="18"/>
         </w:rPr>
-        <w:t>git status</w:t>
+        <w:t>main</w:t>
       </w:r>
       <w:r>
         <w:rPr>
           <w:rFonts w:ascii="Calibri" w:hAnsi="Calibri" w:eastAsia="宋体"/>
         </w:rPr>
-        <w:t xml:space="preserve"> 无 </w:t>
+        <w:t xml:space="preserve"> 分支；分析提交 </w:t>
       </w:r>
       <w:r>
         <w:rPr>
@@ -8358,41 +8343,13 @@
           <w:color w:val="333333"/>
           <w:sz w:val="18"/>
         </w:rPr>
-        <w:t>.venv/</w:t>
+        <w:t>59faba2f942d3a25574733118103ce8a7f63cd6f</w:t>
       </w:r>
       <w:r>
         <w:rPr>
           <w:rFonts w:ascii="Calibri" w:hAnsi="Calibri" w:eastAsia="宋体"/>
         </w:rPr>
-        <w:t>、</w:t>
-      </w:r>
-      <w:r>
-        <w:rPr>
-          <w:rFonts w:ascii="Consolas" w:hAnsi="Consolas" w:eastAsia="宋体"/>
-          <w:color w:val="333333"/>
-          <w:sz w:val="18"/>
-        </w:rPr>
-        <w:t>__pycache__/</w:t>
-      </w:r>
-      <w:r>
-        <w:rPr>
-          <w:rFonts w:ascii="Calibri" w:hAnsi="Calibri" w:eastAsia="宋体"/>
-        </w:rPr>
-        <w:t>、</w:t>
-      </w:r>
-      <w:r>
-        <w:rPr>
-          <w:rFonts w:ascii="Consolas" w:hAnsi="Consolas" w:eastAsia="宋体"/>
-          <w:color w:val="333333"/>
-          <w:sz w:val="18"/>
-        </w:rPr>
-        <w:t>.claude/settings.json</w:t>
-      </w:r>
-      <w:r>
-        <w:rPr>
-          <w:rFonts w:ascii="Calibri" w:hAnsi="Calibri" w:eastAsia="宋体"/>
-        </w:rPr>
-        <w:t>；</w:t>
+        <w:t>，</w:t>
       </w:r>
     </w:p>
     <w:p>
@@ -8400,7 +8357,7 @@
         <w:rPr>
           <w:rFonts w:ascii="Calibri" w:hAnsi="Calibri" w:eastAsia="宋体"/>
         </w:rPr>
-        <w:t>Skill 文件与配置中未发现密钥或本机绝对路径（文档和崩溃日志中的本机路径仅用于 说明环境，不含凭据）</w:t>
+        <w:t>文档补充提交随后推送，远端最新提交以仓库页面为准</w:t>
       </w:r>
     </w:p>
     <w:p>
@@ -8409,31 +8366,39 @@
       </w:pPr>
       <w:r>
         <w:rPr>
+          <w:rFonts w:ascii="Calibri" w:hAnsi="Calibri" w:eastAsia="宋体"/>
+        </w:rPr>
+        <w:t xml:space="preserve">推送方式：本机 Clash 代理 </w:t>
+      </w:r>
+      <w:r>
+        <w:rPr>
           <w:rFonts w:ascii="Consolas" w:hAnsi="Consolas" w:eastAsia="宋体"/>
           <w:color w:val="333333"/>
           <w:sz w:val="18"/>
         </w:rPr>
-        <w:t>.gitignore</w:t>
+        <w:t>127.0.0.1:7897</w:t>
       </w:r>
       <w:r>
         <w:rPr>
           <w:rFonts w:ascii="Calibri" w:hAnsi="Calibri" w:eastAsia="宋体"/>
         </w:rPr>
-        <w:t xml:space="preserve"> 排除：</w:t>
-      </w:r>
+        <w:t xml:space="preserve"> + Git Credential Manager 已保存的</w:t>
+      </w:r>
+    </w:p>
+    <w:p>
       <w:r>
         <w:rPr>
           <w:rFonts w:ascii="Consolas" w:hAnsi="Consolas" w:eastAsia="宋体"/>
           <w:color w:val="333333"/>
           <w:sz w:val="18"/>
         </w:rPr>
-        <w:t>.venv/</w:t>
+        <w:t>mukunlife</w:t>
       </w:r>
       <w:r>
         <w:rPr>
           <w:rFonts w:ascii="Calibri" w:hAnsi="Calibri" w:eastAsia="宋体"/>
         </w:rPr>
-        <w:t>、</w:t>
+        <w:t xml:space="preserve"> 凭据；推送命令为 </w:t>
       </w:r>
       <w:r>
         <w:rPr>
@@ -8441,65 +8406,7 @@
           <w:color w:val="333333"/>
           <w:sz w:val="18"/>
         </w:rPr>
-        <w:t>__pycache__/</w:t>
-      </w:r>
-      <w:r>
-        <w:rPr>
-          <w:rFonts w:ascii="Calibri" w:hAnsi="Calibri" w:eastAsia="宋体"/>
-        </w:rPr>
-        <w:t>、</w:t>
-      </w:r>
-      <w:r>
-        <w:rPr>
-          <w:rFonts w:ascii="Consolas" w:hAnsi="Consolas" w:eastAsia="宋体"/>
-          <w:color w:val="333333"/>
-          <w:sz w:val="18"/>
-        </w:rPr>
-        <w:t>.claude/settings.json</w:t>
-      </w:r>
-      <w:r>
-        <w:rPr>
-          <w:rFonts w:ascii="Calibri" w:hAnsi="Calibri" w:eastAsia="宋体"/>
-        </w:rPr>
-        <w:t>、</w:t>
-      </w:r>
-    </w:p>
-    <w:p>
-      <w:r>
-        <w:rPr>
-          <w:rFonts w:ascii="Consolas" w:hAnsi="Consolas" w:eastAsia="宋体"/>
-          <w:color w:val="333333"/>
-          <w:sz w:val="18"/>
-        </w:rPr>
-        <w:t>.claude/settings.local.json</w:t>
-      </w:r>
-      <w:r>
-        <w:rPr>
-          <w:rFonts w:ascii="Calibri" w:hAnsi="Calibri" w:eastAsia="宋体"/>
-        </w:rPr>
-        <w:t>、</w:t>
-      </w:r>
-      <w:r>
-        <w:rPr>
-          <w:rFonts w:ascii="Consolas" w:hAnsi="Consolas" w:eastAsia="宋体"/>
-          <w:color w:val="333333"/>
-          <w:sz w:val="18"/>
-        </w:rPr>
-        <w:t>.env</w:t>
-      </w:r>
-      <w:r>
-        <w:rPr>
-          <w:rFonts w:ascii="Calibri" w:hAnsi="Calibri" w:eastAsia="宋体"/>
-        </w:rPr>
-        <w:t>、</w:t>
-      </w:r>
-      <w:r>
-        <w:rPr>
-          <w:rFonts w:ascii="Consolas" w:hAnsi="Consolas" w:eastAsia="宋体"/>
-          <w:color w:val="333333"/>
-          <w:sz w:val="18"/>
-        </w:rPr>
-        <w:t>*.zip</w:t>
+        <w:t>git -c http.proxy=http://127.0.0.1:7897 -c https.proxy=http://127.0.0.1:7897 push</w:t>
       </w:r>
     </w:p>
     <w:p>
@@ -8510,7 +8417,235 @@
         <w:rPr>
           <w:rFonts w:ascii="Calibri" w:hAnsi="Calibri" w:eastAsia="宋体"/>
         </w:rPr>
-        <w:t>推送后需补：仓库链接、本次提交哈希、同伴复现记录</w:t>
+        <w:t>推送前检查：</w:t>
+      </w:r>
+      <w:r>
+        <w:rPr>
+          <w:rFonts w:ascii="Consolas" w:hAnsi="Consolas" w:eastAsia="宋体"/>
+          <w:color w:val="333333"/>
+          <w:sz w:val="18"/>
+        </w:rPr>
+        <w:t>git status</w:t>
+      </w:r>
+      <w:r>
+        <w:rPr>
+          <w:rFonts w:ascii="Calibri" w:hAnsi="Calibri" w:eastAsia="宋体"/>
+        </w:rPr>
+        <w:t xml:space="preserve"> 无 </w:t>
+      </w:r>
+      <w:r>
+        <w:rPr>
+          <w:rFonts w:ascii="Consolas" w:hAnsi="Consolas" w:eastAsia="宋体"/>
+          <w:color w:val="333333"/>
+          <w:sz w:val="18"/>
+        </w:rPr>
+        <w:t>.venv/</w:t>
+      </w:r>
+      <w:r>
+        <w:rPr>
+          <w:rFonts w:ascii="Calibri" w:hAnsi="Calibri" w:eastAsia="宋体"/>
+        </w:rPr>
+        <w:t>、</w:t>
+      </w:r>
+      <w:r>
+        <w:rPr>
+          <w:rFonts w:ascii="Consolas" w:hAnsi="Consolas" w:eastAsia="宋体"/>
+          <w:color w:val="333333"/>
+          <w:sz w:val="18"/>
+        </w:rPr>
+        <w:t>__pycache__/</w:t>
+      </w:r>
+      <w:r>
+        <w:rPr>
+          <w:rFonts w:ascii="Calibri" w:hAnsi="Calibri" w:eastAsia="宋体"/>
+        </w:rPr>
+        <w:t>、</w:t>
+      </w:r>
+      <w:r>
+        <w:rPr>
+          <w:rFonts w:ascii="Consolas" w:hAnsi="Consolas" w:eastAsia="宋体"/>
+          <w:color w:val="333333"/>
+          <w:sz w:val="18"/>
+        </w:rPr>
+        <w:t>.claude/settings.json</w:t>
+      </w:r>
+      <w:r>
+        <w:rPr>
+          <w:rFonts w:ascii="Calibri" w:hAnsi="Calibri" w:eastAsia="宋体"/>
+        </w:rPr>
+        <w:t>；</w:t>
+      </w:r>
+    </w:p>
+    <w:p>
+      <w:r>
+        <w:rPr>
+          <w:rFonts w:ascii="Calibri" w:hAnsi="Calibri" w:eastAsia="宋体"/>
+        </w:rPr>
+        <w:t>Skill 文件与配置中未发现密钥或本机绝对路径（文档和崩溃日志中的本机路径仅用于 说明环境，不含凭据）</w:t>
+      </w:r>
+    </w:p>
+    <w:p>
+      <w:pPr>
+        <w:pStyle w:val="ListBullet"/>
+      </w:pPr>
+      <w:r>
+        <w:rPr>
+          <w:rFonts w:ascii="Consolas" w:hAnsi="Consolas" w:eastAsia="宋体"/>
+          <w:color w:val="333333"/>
+          <w:sz w:val="18"/>
+        </w:rPr>
+        <w:t>.gitignore</w:t>
+      </w:r>
+      <w:r>
+        <w:rPr>
+          <w:rFonts w:ascii="Calibri" w:hAnsi="Calibri" w:eastAsia="宋体"/>
+        </w:rPr>
+        <w:t xml:space="preserve"> 排除：</w:t>
+      </w:r>
+      <w:r>
+        <w:rPr>
+          <w:rFonts w:ascii="Consolas" w:hAnsi="Consolas" w:eastAsia="宋体"/>
+          <w:color w:val="333333"/>
+          <w:sz w:val="18"/>
+        </w:rPr>
+        <w:t>.venv/</w:t>
+      </w:r>
+      <w:r>
+        <w:rPr>
+          <w:rFonts w:ascii="Calibri" w:hAnsi="Calibri" w:eastAsia="宋体"/>
+        </w:rPr>
+        <w:t>、</w:t>
+      </w:r>
+      <w:r>
+        <w:rPr>
+          <w:rFonts w:ascii="Consolas" w:hAnsi="Consolas" w:eastAsia="宋体"/>
+          <w:color w:val="333333"/>
+          <w:sz w:val="18"/>
+        </w:rPr>
+        <w:t>__pycache__/</w:t>
+      </w:r>
+      <w:r>
+        <w:rPr>
+          <w:rFonts w:ascii="Calibri" w:hAnsi="Calibri" w:eastAsia="宋体"/>
+        </w:rPr>
+        <w:t>、</w:t>
+      </w:r>
+      <w:r>
+        <w:rPr>
+          <w:rFonts w:ascii="Consolas" w:hAnsi="Consolas" w:eastAsia="宋体"/>
+          <w:color w:val="333333"/>
+          <w:sz w:val="18"/>
+        </w:rPr>
+        <w:t>.claude/settings.json</w:t>
+      </w:r>
+      <w:r>
+        <w:rPr>
+          <w:rFonts w:ascii="Calibri" w:hAnsi="Calibri" w:eastAsia="宋体"/>
+        </w:rPr>
+        <w:t>、</w:t>
+      </w:r>
+    </w:p>
+    <w:p>
+      <w:r>
+        <w:rPr>
+          <w:rFonts w:ascii="Consolas" w:hAnsi="Consolas" w:eastAsia="宋体"/>
+          <w:color w:val="333333"/>
+          <w:sz w:val="18"/>
+        </w:rPr>
+        <w:t>.claude/settings.local.json</w:t>
+      </w:r>
+      <w:r>
+        <w:rPr>
+          <w:rFonts w:ascii="Calibri" w:hAnsi="Calibri" w:eastAsia="宋体"/>
+        </w:rPr>
+        <w:t>、</w:t>
+      </w:r>
+      <w:r>
+        <w:rPr>
+          <w:rFonts w:ascii="Consolas" w:hAnsi="Consolas" w:eastAsia="宋体"/>
+          <w:color w:val="333333"/>
+          <w:sz w:val="18"/>
+        </w:rPr>
+        <w:t>.env</w:t>
+      </w:r>
+      <w:r>
+        <w:rPr>
+          <w:rFonts w:ascii="Calibri" w:hAnsi="Calibri" w:eastAsia="宋体"/>
+        </w:rPr>
+        <w:t>、</w:t>
+      </w:r>
+      <w:r>
+        <w:rPr>
+          <w:rFonts w:ascii="Consolas" w:hAnsi="Consolas" w:eastAsia="宋体"/>
+          <w:color w:val="333333"/>
+          <w:sz w:val="18"/>
+        </w:rPr>
+        <w:t>*.zip</w:t>
+      </w:r>
+    </w:p>
+    <w:p>
+      <w:pPr>
+        <w:pStyle w:val="ListBullet"/>
+      </w:pPr>
+      <w:r>
+        <w:rPr>
+          <w:rFonts w:ascii="Calibri" w:hAnsi="Calibri" w:eastAsia="宋体"/>
+        </w:rPr>
+        <w:t>同伴复现记录仍待填写（9.3 节）</w:t>
+      </w:r>
+    </w:p>
+    <w:p>
+      <w:pPr>
+        <w:spacing w:before="120" w:after="40"/>
+        <w:jc w:val="center"/>
+      </w:pPr>
+      <w:r>
+        <w:drawing>
+          <wp:inline xmlns:a="http://schemas.openxmlformats.org/drawingml/2006/main" xmlns:pic="http://schemas.openxmlformats.org/drawingml/2006/picture">
+            <wp:extent cx="5580000" cy="3587143"/>
+            <wp:docPr id="12" name="Picture 12"/>
+            <wp:cNvGraphicFramePr>
+              <a:graphicFrameLocks noChangeAspect="1"/>
+            </wp:cNvGraphicFramePr>
+            <a:graphic>
+              <a:graphicData uri="http://schemas.openxmlformats.org/drawingml/2006/picture">
+                <pic:pic>
+                  <pic:nvPicPr>
+                    <pic:cNvPr id="0" name="10_github_repo.png"/>
+                    <pic:cNvPicPr/>
+                  </pic:nvPicPr>
+                  <pic:blipFill>
+                    <a:blip r:embed="rId20"/>
+                    <a:stretch>
+                      <a:fillRect/>
+                    </a:stretch>
+                  </pic:blipFill>
+                  <pic:spPr>
+                    <a:xfrm>
+                      <a:off x="0" y="0"/>
+                      <a:ext cx="5580000" cy="3587143"/>
+                    </a:xfrm>
+                    <a:prstGeom prst="rect"/>
+                  </pic:spPr>
+                </pic:pic>
+              </a:graphicData>
+            </a:graphic>
+          </wp:inline>
+        </w:drawing>
+      </w:r>
+    </w:p>
+    <w:p>
+      <w:pPr>
+        <w:spacing w:after="160"/>
+        <w:jc w:val="center"/>
+      </w:pPr>
+      <w:r>
+        <w:rPr>
+          <w:rFonts w:ascii="Calibri" w:hAnsi="Calibri" w:eastAsia="宋体"/>
+          <w:color w:val="555555"/>
+          <w:sz w:val="18"/>
+        </w:rPr>
+        <w:t>图 12  GitHub 仓库页面：mukunlife/skill，Public，main 分支</w:t>
       </w:r>
     </w:p>
     <w:p>
@@ -8725,7 +8860,7 @@
         <w:drawing>
           <wp:inline xmlns:a="http://schemas.openxmlformats.org/drawingml/2006/main" xmlns:pic="http://schemas.openxmlformats.org/drawingml/2006/picture">
             <wp:extent cx="5580000" cy="3477027"/>
-            <wp:docPr id="12" name="Picture 12"/>
+            <wp:docPr id="13" name="Picture 13"/>
             <wp:cNvGraphicFramePr>
               <a:graphicFrameLocks noChangeAspect="1"/>
             </wp:cNvGraphicFramePr>
@@ -8737,7 +8872,7 @@
                     <pic:cNvPicPr/>
                   </pic:nvPicPr>
                   <pic:blipFill>
-                    <a:blip r:embed="rId20"/>
+                    <a:blip r:embed="rId21"/>
                     <a:stretch>
                       <a:fillRect/>
                     </a:stretch>
@@ -8767,7 +8902,7 @@
           <w:color w:val="555555"/>
           <w:sz w:val="18"/>
         </w:rPr>
-        <w:t>图 12  提交 ZIP 与项目根目录</w:t>
+        <w:t>图 13  提交 ZIP 与项目根目录</w:t>
       </w:r>
     </w:p>
     <w:p>
@@ -9308,7 +9443,21 @@
         <w:pStyle w:val="ListBullet"/>
       </w:pPr>
       <w:r>
-        <w:t>[ ] GitHub 仓库页面（推送后）</w:t>
+        <w:t>[x] GitHub 仓库页面（Public，</w:t>
+      </w:r>
+      <w:r>
+        <w:rPr>
+          <w:rFonts w:ascii="Consolas" w:hAnsi="Consolas" w:eastAsia="宋体"/>
+          <w:color w:val="333333"/>
+          <w:sz w:val="18"/>
+        </w:rPr>
+        <w:t>10_github_repo.png</w:t>
+      </w:r>
+      <w:r>
+        <w:rPr>
+          <w:rFonts w:ascii="Calibri" w:hAnsi="Calibri" w:eastAsia="宋体"/>
+        </w:rPr>
+        <w:t>）</w:t>
       </w:r>
     </w:p>
     <w:p>
